--- a/experiments/report_machine/office/output/宁波港/20260729_宁波港_midday.docx
+++ b/experiments/report_machine/office/output/宁波港/20260729_宁波港_midday.docx
@@ -2,14 +2,6 @@
 <file path=word/document.xml><?xml version="1.0" encoding="utf-8"?>
 <w:document xmlns:wpc="http://schemas.microsoft.com/office/word/2010/wordprocessingCanvas" xmlns:mo="http://schemas.microsoft.com/office/mac/office/2008/main" xmlns:mc="http://schemas.openxmlformats.org/markup-compatibility/2006" xmlns:mv="urn:schemas-microsoft-com:mac:vml" xmlns:o="urn:schemas-microsoft-com:office:office" xmlns:r="http://schemas.openxmlformats.org/officeDocument/2006/relationships" xmlns:m="http://schemas.openxmlformats.org/officeDocument/2006/math" xmlns:v="urn:schemas-microsoft-com:vml" xmlns:wp14="http://schemas.microsoft.com/office/word/2010/wordprocessingDrawing" xmlns:wp="http://schemas.openxmlformats.org/drawingml/2006/wordprocessingDrawing" xmlns:w10="urn:schemas-microsoft-com:office:word" xmlns:w="http://schemas.openxmlformats.org/wordprocessingml/2006/main" xmlns:w14="http://schemas.microsoft.com/office/word/2010/wordml" xmlns:wpg="http://schemas.microsoft.com/office/word/2010/wordprocessingGroup" xmlns:wpi="http://schemas.microsoft.com/office/word/2010/wordprocessingInk" xmlns:wne="http://schemas.microsoft.com/office/word/2006/wordml" xmlns:wps="http://schemas.microsoft.com/office/word/2010/wordprocessingShape" mc:Ignorable="w14 wp14">
   <w:body>
-    <w:p>
-      <w:r>
-        <w:rPr>
-          <w:rFonts w:ascii="Microsoft YaHei" w:hAnsi="Microsoft YaHei"/>
-        </w:rPr>
-        <w:t>所有文章正文均返回为空，我将基于标题、摘要及全部盘中数据进行综合研判，撰写以下午间分析报告。</w:t>
-      </w:r>
-    </w:p>
     <w:p>
       <w:pPr>
         <w:spacing w:before="240" w:after="240"/>
@@ -39,10 +31,8 @@
       <w:r>
         <w:rPr>
           <w:rFonts w:ascii="Microsoft YaHei" w:hAnsi="Microsoft YaHei"/>
-          <w:b/>
-          <w:color w:val="1A1A1A"/>
         </w:rPr>
-        <w:t>数据截止：2026-07-29 11:30 | 报告类型：午间收盘分析</w:t>
+        <w:t>&gt; 报告时间：2026年7月29日 11:30 | 数据截止午间收盘</w:t>
       </w:r>
     </w:p>
     <w:p>
@@ -75,7 +65,7 @@
         <w:rPr>
           <w:rFonts w:ascii="Microsoft YaHei" w:hAnsi="Microsoft YaHei"/>
         </w:rPr>
-        <w:t xml:space="preserve">今日全市场情绪整体偏暖。全市场上涨占比 </w:t>
+        <w:t xml:space="preserve">全市场早盘情绪高涨，上证指数等主要指数强势上攻。全市场上涨占比达 </w:t>
       </w:r>
       <w:r>
         <w:rPr>
@@ -83,13 +73,13 @@
           <w:b/>
           <w:color w:val="1A1A1A"/>
         </w:rPr>
-        <w:t>79%</w:t>
+        <w:t>83%</w:t>
       </w:r>
       <w:r>
         <w:rPr>
           <w:rFonts w:ascii="Microsoft YaHei" w:hAnsi="Microsoft YaHei"/>
         </w:rPr>
-        <w:t xml:space="preserve">，上涨 </w:t>
+        <w:t xml:space="preserve">，赚钱效应为 </w:t>
       </w:r>
       <w:r>
         <w:rPr>
@@ -97,13 +87,13 @@
           <w:b/>
           <w:color w:val="1A1A1A"/>
         </w:rPr>
-        <w:t>3404</w:t>
+        <w:t>51%</w:t>
       </w:r>
       <w:r>
         <w:rPr>
           <w:rFonts w:ascii="Microsoft YaHei" w:hAnsi="Microsoft YaHei"/>
         </w:rPr>
-        <w:t xml:space="preserve"> 家 vs 下跌 </w:t>
+        <w:t xml:space="preserve">，涨停家数 </w:t>
       </w:r>
       <w:r>
         <w:rPr>
@@ -111,13 +101,13 @@
           <w:b/>
           <w:color w:val="1A1A1A"/>
         </w:rPr>
-        <w:t>2018</w:t>
+        <w:t>76只</w:t>
       </w:r>
       <w:r>
         <w:rPr>
           <w:rFonts w:ascii="Microsoft YaHei" w:hAnsi="Microsoft YaHei"/>
         </w:rPr>
-        <w:t xml:space="preserve"> 家，涨停 </w:t>
+        <w:t xml:space="preserve">，跌停仅 </w:t>
       </w:r>
       <w:r>
         <w:rPr>
@@ -125,13 +115,13 @@
           <w:b/>
           <w:color w:val="1A1A1A"/>
         </w:rPr>
-        <w:t>58</w:t>
+        <w:t>10只</w:t>
       </w:r>
       <w:r>
         <w:rPr>
           <w:rFonts w:ascii="Microsoft YaHei" w:hAnsi="Microsoft YaHei"/>
         </w:rPr>
-        <w:t xml:space="preserve"> 只，跌停 </w:t>
+        <w:t xml:space="preserve">。市场人气评级为 </w:t>
       </w:r>
       <w:r>
         <w:rPr>
@@ -139,13 +129,13 @@
           <w:b/>
           <w:color w:val="1A1A1A"/>
         </w:rPr>
-        <w:t>19</w:t>
+        <w:t>高（68）</w:t>
       </w:r>
       <w:r>
         <w:rPr>
           <w:rFonts w:ascii="Microsoft YaHei" w:hAnsi="Microsoft YaHei"/>
         </w:rPr>
-        <w:t xml:space="preserve"> 只。市场热度评分 </w:t>
+        <w:t xml:space="preserve">，成交额较前一交易日放大 </w:t>
       </w:r>
       <w:r>
         <w:rPr>
@@ -153,13 +143,13 @@
           <w:b/>
           <w:color w:val="1A1A1A"/>
         </w:rPr>
-        <w:t>56</w:t>
+        <w:t>2960亿元</w:t>
       </w:r>
       <w:r>
         <w:rPr>
           <w:rFonts w:ascii="Microsoft YaHei" w:hAnsi="Microsoft YaHei"/>
         </w:rPr>
-        <w:t xml:space="preserve">（高），成交额 </w:t>
+        <w:t xml:space="preserve">，总量达 </w:t>
       </w:r>
       <w:r>
         <w:rPr>
@@ -167,69 +157,13 @@
           <w:b/>
           <w:color w:val="1A1A1A"/>
         </w:rPr>
-        <w:t>1.46万亿</w:t>
+        <w:t>2.06万亿</w:t>
       </w:r>
       <w:r>
         <w:rPr>
           <w:rFonts w:ascii="Microsoft YaHei" w:hAnsi="Microsoft YaHei"/>
         </w:rPr>
-        <w:t xml:space="preserve">，较前日放量 </w:t>
-      </w:r>
-      <w:r>
-        <w:rPr>
-          <w:rFonts w:ascii="Microsoft YaHei" w:hAnsi="Microsoft YaHei"/>
-          <w:b/>
-          <w:color w:val="1A1A1A"/>
-        </w:rPr>
-        <w:t>+1549亿</w:t>
-      </w:r>
-      <w:r>
-        <w:rPr>
-          <w:rFonts w:ascii="Microsoft YaHei" w:hAnsi="Microsoft YaHei"/>
-        </w:rPr>
-        <w:t xml:space="preserve">。赚钱效应为 </w:t>
-      </w:r>
-      <w:r>
-        <w:rPr>
-          <w:rFonts w:ascii="Microsoft YaHei" w:hAnsi="Microsoft YaHei"/>
-          <w:b/>
-          <w:color w:val="1A1A1A"/>
-        </w:rPr>
-        <w:t>46%</w:t>
-      </w:r>
-      <w:r>
-        <w:rPr>
-          <w:rFonts w:ascii="Microsoft YaHei" w:hAnsi="Microsoft YaHei"/>
-        </w:rPr>
-        <w:t xml:space="preserve">，涨停梯队中二板晋级率 </w:t>
-      </w:r>
-      <w:r>
-        <w:rPr>
-          <w:rFonts w:ascii="Microsoft YaHei" w:hAnsi="Microsoft YaHei"/>
-          <w:b/>
-          <w:color w:val="1A1A1A"/>
-        </w:rPr>
-        <w:t>23%</w:t>
-      </w:r>
-      <w:r>
-        <w:rPr>
-          <w:rFonts w:ascii="Microsoft YaHei" w:hAnsi="Microsoft YaHei"/>
-        </w:rPr>
-        <w:t xml:space="preserve">、三板晋级率 </w:t>
-      </w:r>
-      <w:r>
-        <w:rPr>
-          <w:rFonts w:ascii="Microsoft YaHei" w:hAnsi="Microsoft YaHei"/>
-          <w:b/>
-          <w:color w:val="1A1A1A"/>
-        </w:rPr>
-        <w:t>33%</w:t>
-      </w:r>
-      <w:r>
-        <w:rPr>
-          <w:rFonts w:ascii="Microsoft YaHei" w:hAnsi="Microsoft YaHei"/>
-        </w:rPr>
-        <w:t>，短线情绪尚可。</w:t>
+        <w:t>，增量资金入场迹象明显。</w:t>
       </w:r>
     </w:p>
     <w:p>
@@ -237,21 +171,26 @@
         <w:rPr>
           <w:rFonts w:ascii="Microsoft YaHei" w:hAnsi="Microsoft YaHei"/>
         </w:rPr>
-        <w:t xml:space="preserve">板块层面，运输（A股）板块微涨 </w:t>
+        <w:t>宁波港所属的细分板块表现分化但偏暖：</w:t>
       </w:r>
+    </w:p>
+    <w:p>
+      <w:pPr>
+        <w:pStyle w:val="ListBullet"/>
+      </w:pPr>
       <w:r>
         <w:rPr>
           <w:rFonts w:ascii="Microsoft YaHei" w:hAnsi="Microsoft YaHei"/>
           <w:b/>
           <w:color w:val="1A1A1A"/>
         </w:rPr>
-        <w:t>+0.02%</w:t>
+        <w:t>交通基本设施(A股)</w:t>
       </w:r>
       <w:r>
         <w:rPr>
           <w:rFonts w:ascii="Microsoft YaHei" w:hAnsi="Microsoft YaHei"/>
         </w:rPr>
-        <w:t xml:space="preserve">，交通基本设施（A股）板块上涨 </w:t>
+        <w:t xml:space="preserve"> 板块涨幅 </w:t>
       </w:r>
       <w:r>
         <w:rPr>
@@ -265,7 +204,7 @@
         <w:rPr>
           <w:rFonts w:ascii="Microsoft YaHei" w:hAnsi="Microsoft YaHei"/>
         </w:rPr>
-        <w:t xml:space="preserve">（排名 </w:t>
+        <w:t xml:space="preserve">，排名 </w:t>
       </w:r>
       <w:r>
         <w:rPr>
@@ -279,7 +218,26 @@
         <w:rPr>
           <w:rFonts w:ascii="Microsoft YaHei" w:hAnsi="Microsoft YaHei"/>
         </w:rPr>
-        <w:t xml:space="preserve">），海港与服务（A股）板块上涨 </w:t>
+        <w:t>，板块内涨多跌少（32涨/12跌）</w:t>
+      </w:r>
+    </w:p>
+    <w:p>
+      <w:pPr>
+        <w:pStyle w:val="ListBullet"/>
+      </w:pPr>
+      <w:r>
+        <w:rPr>
+          <w:rFonts w:ascii="Microsoft YaHei" w:hAnsi="Microsoft YaHei"/>
+          <w:b/>
+          <w:color w:val="1A1A1A"/>
+        </w:rPr>
+        <w:t>海港与服务(A股)</w:t>
+      </w:r>
+      <w:r>
+        <w:rPr>
+          <w:rFonts w:ascii="Microsoft YaHei" w:hAnsi="Microsoft YaHei"/>
+        </w:rPr>
+        <w:t xml:space="preserve"> 板块涨幅 </w:t>
       </w:r>
       <w:r>
         <w:rPr>
@@ -293,7 +251,7 @@
         <w:rPr>
           <w:rFonts w:ascii="Microsoft YaHei" w:hAnsi="Microsoft YaHei"/>
         </w:rPr>
-        <w:t xml:space="preserve">（排名 </w:t>
+        <w:t xml:space="preserve">，排名 </w:t>
       </w:r>
       <w:r>
         <w:rPr>
@@ -307,7 +265,69 @@
         <w:rPr>
           <w:rFonts w:ascii="Microsoft YaHei" w:hAnsi="Microsoft YaHei"/>
         </w:rPr>
-        <w:t>），港口板块整体表现强于大市。宁波港在行业板块中排名处于中上水平。</w:t>
+        <w:t>，13涨/5跌</w:t>
+      </w:r>
+    </w:p>
+    <w:p>
+      <w:pPr>
+        <w:pStyle w:val="ListBullet"/>
+      </w:pPr>
+      <w:r>
+        <w:rPr>
+          <w:rFonts w:ascii="Microsoft YaHei" w:hAnsi="Microsoft YaHei"/>
+          <w:b/>
+          <w:color w:val="1A1A1A"/>
+        </w:rPr>
+        <w:t>运输(A股)</w:t>
+      </w:r>
+      <w:r>
+        <w:rPr>
+          <w:rFonts w:ascii="Microsoft YaHei" w:hAnsi="Microsoft YaHei"/>
+        </w:rPr>
+        <w:t xml:space="preserve"> 板块平盘（+0.02%），排名 </w:t>
+      </w:r>
+      <w:r>
+        <w:rPr>
+          <w:rFonts w:ascii="Microsoft YaHei" w:hAnsi="Microsoft YaHei"/>
+          <w:b/>
+          <w:color w:val="1A1A1A"/>
+        </w:rPr>
+        <w:t>219/1158</w:t>
+      </w:r>
+    </w:p>
+    <w:p>
+      <w:pPr>
+        <w:pStyle w:val="ListBullet"/>
+      </w:pPr>
+      <w:r>
+        <w:rPr>
+          <w:rFonts w:ascii="Microsoft YaHei" w:hAnsi="Microsoft YaHei"/>
+          <w:b/>
+          <w:color w:val="1A1A1A"/>
+        </w:rPr>
+        <w:t>工业(A股)</w:t>
+      </w:r>
+      <w:r>
+        <w:rPr>
+          <w:rFonts w:ascii="Microsoft YaHei" w:hAnsi="Microsoft YaHei"/>
+        </w:rPr>
+        <w:t xml:space="preserve"> 板块表现较弱，下跌 </w:t>
+      </w:r>
+      <w:r>
+        <w:rPr>
+          <w:rFonts w:ascii="Microsoft YaHei" w:hAnsi="Microsoft YaHei"/>
+          <w:b/>
+          <w:color w:val="1A1A1A"/>
+        </w:rPr>
+        <w:t>-2.77%</w:t>
+      </w:r>
+    </w:p>
+    <w:p>
+      <w:r>
+        <w:rPr>
+          <w:rFonts w:ascii="Microsoft YaHei" w:hAnsi="Microsoft YaHei"/>
+        </w:rPr>
+        <w:t>整体来看，港口航运板块表现稳中有升，跑赢工业大类，与大盘同步回暖。</w:t>
       </w:r>
     </w:p>
     <w:p>
@@ -333,6 +353,1495 @@
           <w:sz w:val="28"/>
         </w:rPr>
         <w:t>个股分析</w:t>
+      </w:r>
+    </w:p>
+    <w:tbl>
+      <w:tblPr>
+        <w:tblStyle w:val="TableGrid"/>
+        <w:tblW w:type="auto" w:w="0"/>
+        <w:jc w:val="center"/>
+        <w:tblLayout w:type="autofit"/>
+        <w:tblLook w:firstColumn="1" w:firstRow="1" w:lastColumn="0" w:lastRow="0" w:noHBand="0" w:noVBand="1" w:val="04A0"/>
+      </w:tblPr>
+      <w:tblGrid>
+        <w:gridCol w:w="4533"/>
+        <w:gridCol w:w="4533"/>
+      </w:tblGrid>
+      <w:tr>
+        <w:tc>
+          <w:tcPr>
+            <w:tcW w:type="dxa" w:w="4533"/>
+            <w:shd w:fill="F6F8FA" w:val="clear"/>
+          </w:tcPr>
+          <w:p>
+            <w:pPr>
+              <w:spacing w:before="40" w:after="40" w:line="288" w:lineRule="auto"/>
+            </w:pPr>
+            <w:r/>
+            <w:r>
+              <w:rPr>
+                <w:rFonts w:ascii="Microsoft YaHei" w:hAnsi="Microsoft YaHei"/>
+                <w:b/>
+                <w:color w:val="1A1A1A"/>
+                <w:sz w:val="18"/>
+              </w:rPr>
+              <w:t>指标</w:t>
+            </w:r>
+          </w:p>
+        </w:tc>
+        <w:tc>
+          <w:tcPr>
+            <w:tcW w:type="dxa" w:w="4533"/>
+            <w:shd w:fill="F6F8FA" w:val="clear"/>
+          </w:tcPr>
+          <w:p>
+            <w:pPr>
+              <w:spacing w:before="40" w:after="40" w:line="288" w:lineRule="auto"/>
+            </w:pPr>
+            <w:r/>
+            <w:r>
+              <w:rPr>
+                <w:rFonts w:ascii="Microsoft YaHei" w:hAnsi="Microsoft YaHei"/>
+                <w:b/>
+                <w:color w:val="1A1A1A"/>
+                <w:sz w:val="18"/>
+              </w:rPr>
+              <w:t>数值</w:t>
+            </w:r>
+          </w:p>
+        </w:tc>
+      </w:tr>
+      <w:tr>
+        <w:tc>
+          <w:tcPr>
+            <w:tcW w:type="dxa" w:w="4533"/>
+          </w:tcPr>
+          <w:p>
+            <w:pPr>
+              <w:spacing w:before="40" w:after="40" w:line="288" w:lineRule="auto"/>
+            </w:pPr>
+            <w:r/>
+            <w:r>
+              <w:rPr>
+                <w:rFonts w:ascii="Microsoft YaHei" w:hAnsi="Microsoft YaHei"/>
+                <w:sz w:val="18"/>
+              </w:rPr>
+              <w:t>当前价</w:t>
+            </w:r>
+          </w:p>
+        </w:tc>
+        <w:tc>
+          <w:tcPr>
+            <w:tcW w:type="dxa" w:w="4533"/>
+          </w:tcPr>
+          <w:p>
+            <w:pPr>
+              <w:spacing w:before="40" w:after="40" w:line="288" w:lineRule="auto"/>
+            </w:pPr>
+            <w:r/>
+            <w:r>
+              <w:rPr>
+                <w:rFonts w:ascii="Microsoft YaHei" w:hAnsi="Microsoft YaHei"/>
+                <w:b/>
+                <w:color w:val="1A1A1A"/>
+                <w:sz w:val="18"/>
+              </w:rPr>
+              <w:t>3.44 元</w:t>
+            </w:r>
+          </w:p>
+        </w:tc>
+      </w:tr>
+      <w:tr>
+        <w:tc>
+          <w:tcPr>
+            <w:tcW w:type="dxa" w:w="4533"/>
+            <w:shd w:fill="F8F9FA" w:val="clear"/>
+          </w:tcPr>
+          <w:p>
+            <w:pPr>
+              <w:spacing w:before="40" w:after="40" w:line="288" w:lineRule="auto"/>
+            </w:pPr>
+            <w:r/>
+            <w:r>
+              <w:rPr>
+                <w:rFonts w:ascii="Microsoft YaHei" w:hAnsi="Microsoft YaHei"/>
+                <w:sz w:val="18"/>
+              </w:rPr>
+              <w:t>昨收</w:t>
+            </w:r>
+          </w:p>
+        </w:tc>
+        <w:tc>
+          <w:tcPr>
+            <w:tcW w:type="dxa" w:w="4533"/>
+            <w:shd w:fill="F8F9FA" w:val="clear"/>
+          </w:tcPr>
+          <w:p>
+            <w:pPr>
+              <w:spacing w:before="40" w:after="40" w:line="288" w:lineRule="auto"/>
+            </w:pPr>
+            <w:r/>
+            <w:r>
+              <w:rPr>
+                <w:rFonts w:ascii="Microsoft YaHei" w:hAnsi="Microsoft YaHei"/>
+                <w:sz w:val="18"/>
+              </w:rPr>
+              <w:t>3.42 元</w:t>
+            </w:r>
+          </w:p>
+        </w:tc>
+      </w:tr>
+      <w:tr>
+        <w:tc>
+          <w:tcPr>
+            <w:tcW w:type="dxa" w:w="4533"/>
+          </w:tcPr>
+          <w:p>
+            <w:pPr>
+              <w:spacing w:before="40" w:after="40" w:line="288" w:lineRule="auto"/>
+            </w:pPr>
+            <w:r/>
+            <w:r>
+              <w:rPr>
+                <w:rFonts w:ascii="Microsoft YaHei" w:hAnsi="Microsoft YaHei"/>
+                <w:sz w:val="18"/>
+              </w:rPr>
+              <w:t>涨跌幅</w:t>
+            </w:r>
+          </w:p>
+        </w:tc>
+        <w:tc>
+          <w:tcPr>
+            <w:tcW w:type="dxa" w:w="4533"/>
+          </w:tcPr>
+          <w:p>
+            <w:pPr>
+              <w:spacing w:before="40" w:after="40" w:line="288" w:lineRule="auto"/>
+            </w:pPr>
+            <w:r/>
+            <w:r>
+              <w:rPr>
+                <w:rFonts w:ascii="Microsoft YaHei" w:hAnsi="Microsoft YaHei"/>
+                <w:b/>
+                <w:color w:val="1A1A1A"/>
+                <w:sz w:val="18"/>
+              </w:rPr>
+              <w:t>+0.58%</w:t>
+            </w:r>
+          </w:p>
+        </w:tc>
+      </w:tr>
+      <w:tr>
+        <w:tc>
+          <w:tcPr>
+            <w:tcW w:type="dxa" w:w="4533"/>
+            <w:shd w:fill="F8F9FA" w:val="clear"/>
+          </w:tcPr>
+          <w:p>
+            <w:pPr>
+              <w:spacing w:before="40" w:after="40" w:line="288" w:lineRule="auto"/>
+            </w:pPr>
+            <w:r/>
+            <w:r>
+              <w:rPr>
+                <w:rFonts w:ascii="Microsoft YaHei" w:hAnsi="Microsoft YaHei"/>
+                <w:sz w:val="18"/>
+              </w:rPr>
+              <w:t>开盘 / 最高 / 最低</w:t>
+            </w:r>
+          </w:p>
+        </w:tc>
+        <w:tc>
+          <w:tcPr>
+            <w:tcW w:type="dxa" w:w="4533"/>
+            <w:shd w:fill="F8F9FA" w:val="clear"/>
+          </w:tcPr>
+          <w:p>
+            <w:pPr>
+              <w:spacing w:before="40" w:after="40" w:line="288" w:lineRule="auto"/>
+            </w:pPr>
+            <w:r/>
+            <w:r>
+              <w:rPr>
+                <w:rFonts w:ascii="Microsoft YaHei" w:hAnsi="Microsoft YaHei"/>
+                <w:sz w:val="18"/>
+              </w:rPr>
+              <w:t>3.40 / 3.45 / 3.39</w:t>
+            </w:r>
+          </w:p>
+        </w:tc>
+      </w:tr>
+      <w:tr>
+        <w:tc>
+          <w:tcPr>
+            <w:tcW w:type="dxa" w:w="4533"/>
+          </w:tcPr>
+          <w:p>
+            <w:pPr>
+              <w:spacing w:before="40" w:after="40" w:line="288" w:lineRule="auto"/>
+            </w:pPr>
+            <w:r/>
+            <w:r>
+              <w:rPr>
+                <w:rFonts w:ascii="Microsoft YaHei" w:hAnsi="Microsoft YaHei"/>
+                <w:sz w:val="18"/>
+              </w:rPr>
+              <w:t>成交量（手）</w:t>
+            </w:r>
+          </w:p>
+        </w:tc>
+        <w:tc>
+          <w:tcPr>
+            <w:tcW w:type="dxa" w:w="4533"/>
+          </w:tcPr>
+          <w:p>
+            <w:pPr>
+              <w:spacing w:before="40" w:after="40" w:line="288" w:lineRule="auto"/>
+            </w:pPr>
+            <w:r/>
+            <w:r>
+              <w:rPr>
+                <w:rFonts w:ascii="Microsoft YaHei" w:hAnsi="Microsoft YaHei"/>
+                <w:b/>
+                <w:color w:val="1A1A1A"/>
+                <w:sz w:val="18"/>
+              </w:rPr>
+              <w:t>911,251</w:t>
+            </w:r>
+          </w:p>
+        </w:tc>
+      </w:tr>
+      <w:tr>
+        <w:tc>
+          <w:tcPr>
+            <w:tcW w:type="dxa" w:w="4533"/>
+            <w:shd w:fill="F8F9FA" w:val="clear"/>
+          </w:tcPr>
+          <w:p>
+            <w:pPr>
+              <w:spacing w:before="40" w:after="40" w:line="288" w:lineRule="auto"/>
+            </w:pPr>
+            <w:r/>
+            <w:r>
+              <w:rPr>
+                <w:rFonts w:ascii="Microsoft YaHei" w:hAnsi="Microsoft YaHei"/>
+                <w:sz w:val="18"/>
+              </w:rPr>
+              <w:t>成交额（万元）</w:t>
+            </w:r>
+          </w:p>
+        </w:tc>
+        <w:tc>
+          <w:tcPr>
+            <w:tcW w:type="dxa" w:w="4533"/>
+            <w:shd w:fill="F8F9FA" w:val="clear"/>
+          </w:tcPr>
+          <w:p>
+            <w:pPr>
+              <w:spacing w:before="40" w:after="40" w:line="288" w:lineRule="auto"/>
+            </w:pPr>
+            <w:r/>
+            <w:r>
+              <w:rPr>
+                <w:rFonts w:ascii="Microsoft YaHei" w:hAnsi="Microsoft YaHei"/>
+                <w:b/>
+                <w:color w:val="1A1A1A"/>
+                <w:sz w:val="18"/>
+              </w:rPr>
+              <w:t>31,221.0</w:t>
+            </w:r>
+          </w:p>
+        </w:tc>
+      </w:tr>
+      <w:tr>
+        <w:tc>
+          <w:tcPr>
+            <w:tcW w:type="dxa" w:w="4533"/>
+          </w:tcPr>
+          <w:p>
+            <w:pPr>
+              <w:spacing w:before="40" w:after="40" w:line="288" w:lineRule="auto"/>
+            </w:pPr>
+            <w:r/>
+            <w:r>
+              <w:rPr>
+                <w:rFonts w:ascii="Microsoft YaHei" w:hAnsi="Microsoft YaHei"/>
+                <w:sz w:val="18"/>
+              </w:rPr>
+              <w:t>换手率</w:t>
+            </w:r>
+          </w:p>
+        </w:tc>
+        <w:tc>
+          <w:tcPr>
+            <w:tcW w:type="dxa" w:w="4533"/>
+          </w:tcPr>
+          <w:p>
+            <w:pPr>
+              <w:spacing w:before="40" w:after="40" w:line="288" w:lineRule="auto"/>
+            </w:pPr>
+            <w:r/>
+            <w:r>
+              <w:rPr>
+                <w:rFonts w:ascii="Microsoft YaHei" w:hAnsi="Microsoft YaHei"/>
+                <w:b/>
+                <w:color w:val="1A1A1A"/>
+                <w:sz w:val="18"/>
+              </w:rPr>
+              <w:t>0.47%</w:t>
+            </w:r>
+            <w:r>
+              <w:rPr>
+                <w:rFonts w:ascii="Microsoft YaHei" w:hAnsi="Microsoft YaHei"/>
+                <w:sz w:val="18"/>
+              </w:rPr>
+              <w:t xml:space="preserve">（较上日终 </w:t>
+            </w:r>
+            <w:r>
+              <w:rPr>
+                <w:rFonts w:ascii="Microsoft YaHei" w:hAnsi="Microsoft YaHei"/>
+                <w:b/>
+                <w:color w:val="1A1A1A"/>
+                <w:sz w:val="18"/>
+              </w:rPr>
+              <w:t>+106%</w:t>
+            </w:r>
+            <w:r>
+              <w:rPr>
+                <w:rFonts w:ascii="Microsoft YaHei" w:hAnsi="Microsoft YaHei"/>
+                <w:sz w:val="18"/>
+              </w:rPr>
+              <w:t>，放量明显）</w:t>
+            </w:r>
+          </w:p>
+        </w:tc>
+      </w:tr>
+      <w:tr>
+        <w:tc>
+          <w:tcPr>
+            <w:tcW w:type="dxa" w:w="4533"/>
+            <w:shd w:fill="F8F9FA" w:val="clear"/>
+          </w:tcPr>
+          <w:p>
+            <w:pPr>
+              <w:spacing w:before="40" w:after="40" w:line="288" w:lineRule="auto"/>
+            </w:pPr>
+            <w:r/>
+            <w:r>
+              <w:rPr>
+                <w:rFonts w:ascii="Microsoft YaHei" w:hAnsi="Microsoft YaHei"/>
+                <w:sz w:val="18"/>
+              </w:rPr>
+              <w:t>振幅</w:t>
+            </w:r>
+          </w:p>
+        </w:tc>
+        <w:tc>
+          <w:tcPr>
+            <w:tcW w:type="dxa" w:w="4533"/>
+            <w:shd w:fill="F8F9FA" w:val="clear"/>
+          </w:tcPr>
+          <w:p>
+            <w:pPr>
+              <w:spacing w:before="40" w:after="40" w:line="288" w:lineRule="auto"/>
+            </w:pPr>
+            <w:r/>
+            <w:r>
+              <w:rPr>
+                <w:rFonts w:ascii="Microsoft YaHei" w:hAnsi="Microsoft YaHei"/>
+                <w:sz w:val="18"/>
+              </w:rPr>
+              <w:t>1.75%</w:t>
+            </w:r>
+          </w:p>
+        </w:tc>
+      </w:tr>
+      <w:tr>
+        <w:tc>
+          <w:tcPr>
+            <w:tcW w:type="dxa" w:w="4533"/>
+          </w:tcPr>
+          <w:p>
+            <w:pPr>
+              <w:spacing w:before="40" w:after="40" w:line="288" w:lineRule="auto"/>
+            </w:pPr>
+            <w:r/>
+            <w:r>
+              <w:rPr>
+                <w:rFonts w:ascii="Microsoft YaHei" w:hAnsi="Microsoft YaHei"/>
+                <w:sz w:val="18"/>
+              </w:rPr>
+              <w:t>量比</w:t>
+            </w:r>
+          </w:p>
+        </w:tc>
+        <w:tc>
+          <w:tcPr>
+            <w:tcW w:type="dxa" w:w="4533"/>
+          </w:tcPr>
+          <w:p>
+            <w:pPr>
+              <w:spacing w:before="40" w:after="40" w:line="288" w:lineRule="auto"/>
+            </w:pPr>
+            <w:r/>
+            <w:r>
+              <w:rPr>
+                <w:rFonts w:ascii="Microsoft YaHei" w:hAnsi="Microsoft YaHei"/>
+                <w:b/>
+                <w:color w:val="1A1A1A"/>
+                <w:sz w:val="18"/>
+              </w:rPr>
+              <w:t>1.35</w:t>
+            </w:r>
+            <w:r>
+              <w:rPr>
+                <w:rFonts w:ascii="Microsoft YaHei" w:hAnsi="Microsoft YaHei"/>
+                <w:sz w:val="18"/>
+              </w:rPr>
+              <w:t>（交投活跃）</w:t>
+            </w:r>
+          </w:p>
+        </w:tc>
+      </w:tr>
+      <w:tr>
+        <w:tc>
+          <w:tcPr>
+            <w:tcW w:type="dxa" w:w="4533"/>
+            <w:shd w:fill="F8F9FA" w:val="clear"/>
+          </w:tcPr>
+          <w:p>
+            <w:pPr>
+              <w:spacing w:before="40" w:after="40" w:line="288" w:lineRule="auto"/>
+            </w:pPr>
+            <w:r/>
+            <w:r>
+              <w:rPr>
+                <w:rFonts w:ascii="Microsoft YaHei" w:hAnsi="Microsoft YaHei"/>
+                <w:sz w:val="18"/>
+              </w:rPr>
+              <w:t>动态市盈率</w:t>
+            </w:r>
+          </w:p>
+        </w:tc>
+        <w:tc>
+          <w:tcPr>
+            <w:tcW w:type="dxa" w:w="4533"/>
+            <w:shd w:fill="F8F9FA" w:val="clear"/>
+          </w:tcPr>
+          <w:p>
+            <w:pPr>
+              <w:spacing w:before="40" w:after="40" w:line="288" w:lineRule="auto"/>
+            </w:pPr>
+            <w:r/>
+            <w:r>
+              <w:rPr>
+                <w:rFonts w:ascii="Microsoft YaHei" w:hAnsi="Microsoft YaHei"/>
+                <w:b/>
+                <w:color w:val="1A1A1A"/>
+                <w:sz w:val="18"/>
+              </w:rPr>
+              <w:t>14.3 倍</w:t>
+            </w:r>
+          </w:p>
+        </w:tc>
+      </w:tr>
+      <w:tr>
+        <w:tc>
+          <w:tcPr>
+            <w:tcW w:type="dxa" w:w="4533"/>
+          </w:tcPr>
+          <w:p>
+            <w:pPr>
+              <w:spacing w:before="40" w:after="40" w:line="288" w:lineRule="auto"/>
+            </w:pPr>
+            <w:r/>
+            <w:r>
+              <w:rPr>
+                <w:rFonts w:ascii="Microsoft YaHei" w:hAnsi="Microsoft YaHei"/>
+                <w:sz w:val="18"/>
+              </w:rPr>
+              <w:t>市净率</w:t>
+            </w:r>
+          </w:p>
+        </w:tc>
+        <w:tc>
+          <w:tcPr>
+            <w:tcW w:type="dxa" w:w="4533"/>
+          </w:tcPr>
+          <w:p>
+            <w:pPr>
+              <w:spacing w:before="40" w:after="40" w:line="288" w:lineRule="auto"/>
+            </w:pPr>
+            <w:r/>
+            <w:r>
+              <w:rPr>
+                <w:rFonts w:ascii="Microsoft YaHei" w:hAnsi="Microsoft YaHei"/>
+                <w:b/>
+                <w:color w:val="1A1A1A"/>
+                <w:sz w:val="18"/>
+              </w:rPr>
+              <w:t>0.83 倍</w:t>
+            </w:r>
+            <w:r>
+              <w:rPr>
+                <w:rFonts w:ascii="Microsoft YaHei" w:hAnsi="Microsoft YaHei"/>
+                <w:sz w:val="18"/>
+              </w:rPr>
+              <w:t>（破净）</w:t>
+            </w:r>
+          </w:p>
+        </w:tc>
+      </w:tr>
+    </w:tbl>
+    <w:p/>
+    <w:p>
+      <w:r>
+        <w:rPr>
+          <w:rFonts w:ascii="Microsoft YaHei" w:hAnsi="Microsoft YaHei"/>
+          <w:b/>
+          <w:color w:val="1A1A1A"/>
+        </w:rPr>
+        <w:t>关键解读：</w:t>
+      </w:r>
+    </w:p>
+    <w:p>
+      <w:pPr>
+        <w:pStyle w:val="ListBullet"/>
+      </w:pPr>
+      <w:r>
+        <w:rPr>
+          <w:rFonts w:ascii="Microsoft YaHei" w:hAnsi="Microsoft YaHei"/>
+        </w:rPr>
+        <w:t xml:space="preserve">上午高开（3.40）后震荡走高，盘中摸高 </w:t>
+      </w:r>
+      <w:r>
+        <w:rPr>
+          <w:rFonts w:ascii="Microsoft YaHei" w:hAnsi="Microsoft YaHei"/>
+          <w:b/>
+          <w:color w:val="1A1A1A"/>
+        </w:rPr>
+        <w:t>3.45</w:t>
+      </w:r>
+      <w:r>
+        <w:rPr>
+          <w:rFonts w:ascii="Microsoft YaHei" w:hAnsi="Microsoft YaHei"/>
+        </w:rPr>
+        <w:t xml:space="preserve">，尾盘收于 </w:t>
+      </w:r>
+      <w:r>
+        <w:rPr>
+          <w:rFonts w:ascii="Microsoft YaHei" w:hAnsi="Microsoft YaHei"/>
+          <w:b/>
+          <w:color w:val="1A1A1A"/>
+        </w:rPr>
+        <w:t>3.44</w:t>
+      </w:r>
+      <w:r>
+        <w:rPr>
+          <w:rFonts w:ascii="Microsoft YaHei" w:hAnsi="Microsoft YaHei"/>
+        </w:rPr>
+        <w:t>，全天呈现"低开高走"格局</w:t>
+      </w:r>
+    </w:p>
+    <w:p>
+      <w:pPr>
+        <w:pStyle w:val="ListBullet"/>
+      </w:pPr>
+      <w:r>
+        <w:rPr>
+          <w:rFonts w:ascii="Microsoft YaHei" w:hAnsi="Microsoft YaHei"/>
+        </w:rPr>
+        <w:t xml:space="preserve">换手率 </w:t>
+      </w:r>
+      <w:r>
+        <w:rPr>
+          <w:rFonts w:ascii="Microsoft YaHei" w:hAnsi="Microsoft YaHei"/>
+          <w:b/>
+          <w:color w:val="1A1A1A"/>
+        </w:rPr>
+        <w:t>0.47%</w:t>
+      </w:r>
+      <w:r>
+        <w:rPr>
+          <w:rFonts w:ascii="Microsoft YaHei" w:hAnsi="Microsoft YaHei"/>
+        </w:rPr>
+        <w:t xml:space="preserve"> 是上个交易日全天换手（0.2278%）的 </w:t>
+      </w:r>
+      <w:r>
+        <w:rPr>
+          <w:rFonts w:ascii="Microsoft YaHei" w:hAnsi="Microsoft YaHei"/>
+          <w:b/>
+          <w:color w:val="1A1A1A"/>
+        </w:rPr>
+        <w:t>2.06倍</w:t>
+      </w:r>
+      <w:r>
+        <w:rPr>
+          <w:rFonts w:ascii="Microsoft YaHei" w:hAnsi="Microsoft YaHei"/>
+        </w:rPr>
+        <w:t>，半日即完成翻倍放量，显示资金参与度显著提升</w:t>
+      </w:r>
+    </w:p>
+    <w:p>
+      <w:pPr>
+        <w:pStyle w:val="ListBullet"/>
+      </w:pPr>
+      <w:r>
+        <w:rPr>
+          <w:rFonts w:ascii="Microsoft YaHei" w:hAnsi="Microsoft YaHei"/>
+        </w:rPr>
+        <w:t xml:space="preserve">量比 </w:t>
+      </w:r>
+      <w:r>
+        <w:rPr>
+          <w:rFonts w:ascii="Microsoft YaHei" w:hAnsi="Microsoft YaHei"/>
+          <w:b/>
+          <w:color w:val="1A1A1A"/>
+        </w:rPr>
+        <w:t>1.35</w:t>
+      </w:r>
+      <w:r>
+        <w:rPr>
+          <w:rFonts w:ascii="Microsoft YaHei" w:hAnsi="Microsoft YaHei"/>
+        </w:rPr>
+        <w:t xml:space="preserve"> &gt; 1，确认交投较近期均值活跃</w:t>
+      </w:r>
+    </w:p>
+    <w:p>
+      <w:pPr>
+        <w:pStyle w:val="ListBullet"/>
+      </w:pPr>
+      <w:r>
+        <w:rPr>
+          <w:rFonts w:ascii="Microsoft YaHei" w:hAnsi="Microsoft YaHei"/>
+        </w:rPr>
+        <w:t xml:space="preserve">动态市盈率 </w:t>
+      </w:r>
+      <w:r>
+        <w:rPr>
+          <w:rFonts w:ascii="Microsoft YaHei" w:hAnsi="Microsoft YaHei"/>
+          <w:b/>
+          <w:color w:val="1A1A1A"/>
+        </w:rPr>
+        <w:t>14.3倍</w:t>
+      </w:r>
+      <w:r>
+        <w:rPr>
+          <w:rFonts w:ascii="Microsoft YaHei" w:hAnsi="Microsoft YaHei"/>
+        </w:rPr>
+        <w:t xml:space="preserve"> 处于港口行业合理偏低区间，PB仅 </w:t>
+      </w:r>
+      <w:r>
+        <w:rPr>
+          <w:rFonts w:ascii="Microsoft YaHei" w:hAnsi="Microsoft YaHei"/>
+          <w:b/>
+          <w:color w:val="1A1A1A"/>
+        </w:rPr>
+        <w:t>0.83倍</w:t>
+      </w:r>
+      <w:r>
+        <w:rPr>
+          <w:rFonts w:ascii="Microsoft YaHei" w:hAnsi="Microsoft YaHei"/>
+        </w:rPr>
+        <w:t>，仍处于"破净"状态，具备估值修复空间</w:t>
+      </w:r>
+    </w:p>
+    <w:p>
+      <w:pPr>
+        <w:spacing w:before="240" w:after="240"/>
+        <w:pBdr>
+          <w:bottom w:val="single" w:sz="4" w:space="1" w:color="D0D7DE"/>
+        </w:pBdr>
+      </w:pPr>
+    </w:p>
+    <w:p>
+      <w:pPr>
+        <w:spacing w:before="360" w:after="80" w:line="288" w:lineRule="auto"/>
+        <w:pBdr>
+          <w:bottom w:val="single" w:sz="4" w:space="4" w:color="D0D7DE"/>
+        </w:pBdr>
+      </w:pPr>
+      <w:r>
+        <w:rPr>
+          <w:rFonts w:ascii="Microsoft YaHei" w:hAnsi="Microsoft YaHei"/>
+          <w:b/>
+          <w:color w:val="1A1A1A"/>
+          <w:sz w:val="28"/>
+        </w:rPr>
+        <w:t>资金面</w:t>
+      </w:r>
+    </w:p>
+    <w:p>
+      <w:pPr>
+        <w:spacing w:before="280" w:after="80" w:line="312" w:lineRule="auto"/>
+      </w:pPr>
+      <w:r>
+        <w:rPr>
+          <w:rFonts w:ascii="Microsoft YaHei" w:hAnsi="Microsoft YaHei"/>
+          <w:b/>
+          <w:color w:val="333333"/>
+          <w:sz w:val="24"/>
+        </w:rPr>
+        <w:t>盘中逐分钟资金流向（截至午间）</w:t>
+      </w:r>
+    </w:p>
+    <w:tbl>
+      <w:tblPr>
+        <w:tblStyle w:val="TableGrid"/>
+        <w:tblW w:type="auto" w:w="0"/>
+        <w:jc w:val="center"/>
+        <w:tblLayout w:type="autofit"/>
+        <w:tblLook w:firstColumn="1" w:firstRow="1" w:lastColumn="0" w:lastRow="0" w:noHBand="0" w:noVBand="1" w:val="04A0"/>
+      </w:tblPr>
+      <w:tblGrid>
+        <w:gridCol w:w="4533"/>
+        <w:gridCol w:w="4533"/>
+      </w:tblGrid>
+      <w:tr>
+        <w:tc>
+          <w:tcPr>
+            <w:tcW w:type="dxa" w:w="4533"/>
+            <w:shd w:fill="F6F8FA" w:val="clear"/>
+          </w:tcPr>
+          <w:p>
+            <w:pPr>
+              <w:spacing w:before="40" w:after="40" w:line="288" w:lineRule="auto"/>
+            </w:pPr>
+            <w:r/>
+            <w:r>
+              <w:rPr>
+                <w:rFonts w:ascii="Microsoft YaHei" w:hAnsi="Microsoft YaHei"/>
+                <w:b/>
+                <w:color w:val="1A1A1A"/>
+                <w:sz w:val="18"/>
+              </w:rPr>
+              <w:t>维度</w:t>
+            </w:r>
+          </w:p>
+        </w:tc>
+        <w:tc>
+          <w:tcPr>
+            <w:tcW w:type="dxa" w:w="4533"/>
+            <w:shd w:fill="F6F8FA" w:val="clear"/>
+          </w:tcPr>
+          <w:p>
+            <w:pPr>
+              <w:spacing w:before="40" w:after="40" w:line="288" w:lineRule="auto"/>
+            </w:pPr>
+            <w:r/>
+            <w:r>
+              <w:rPr>
+                <w:rFonts w:ascii="Microsoft YaHei" w:hAnsi="Microsoft YaHei"/>
+                <w:b/>
+                <w:color w:val="1A1A1A"/>
+                <w:sz w:val="18"/>
+              </w:rPr>
+              <w:t>数据</w:t>
+            </w:r>
+          </w:p>
+        </w:tc>
+      </w:tr>
+      <w:tr>
+        <w:tc>
+          <w:tcPr>
+            <w:tcW w:type="dxa" w:w="4533"/>
+          </w:tcPr>
+          <w:p>
+            <w:pPr>
+              <w:spacing w:before="40" w:after="40" w:line="288" w:lineRule="auto"/>
+            </w:pPr>
+            <w:r/>
+            <w:r>
+              <w:rPr>
+                <w:rFonts w:ascii="Microsoft YaHei" w:hAnsi="Microsoft YaHei"/>
+                <w:sz w:val="18"/>
+              </w:rPr>
+              <w:t>净流向</w:t>
+            </w:r>
+          </w:p>
+        </w:tc>
+        <w:tc>
+          <w:tcPr>
+            <w:tcW w:type="dxa" w:w="4533"/>
+          </w:tcPr>
+          <w:p>
+            <w:pPr>
+              <w:spacing w:before="40" w:after="40" w:line="288" w:lineRule="auto"/>
+            </w:pPr>
+            <w:r/>
+            <w:r>
+              <w:rPr>
+                <w:rFonts w:ascii="Microsoft YaHei" w:hAnsi="Microsoft YaHei"/>
+                <w:b/>
+                <w:color w:val="1A1A1A"/>
+                <w:sz w:val="18"/>
+              </w:rPr>
+              <w:t>净流入 5,476.86 万元</w:t>
+            </w:r>
+          </w:p>
+        </w:tc>
+      </w:tr>
+      <w:tr>
+        <w:tc>
+          <w:tcPr>
+            <w:tcW w:type="dxa" w:w="4533"/>
+            <w:shd w:fill="F8F9FA" w:val="clear"/>
+          </w:tcPr>
+          <w:p>
+            <w:pPr>
+              <w:spacing w:before="40" w:after="40" w:line="288" w:lineRule="auto"/>
+            </w:pPr>
+            <w:r/>
+            <w:r>
+              <w:rPr>
+                <w:rFonts w:ascii="Microsoft YaHei" w:hAnsi="Microsoft YaHei"/>
+                <w:sz w:val="18"/>
+              </w:rPr>
+              <w:t>资金流入分钟数</w:t>
+            </w:r>
+          </w:p>
+        </w:tc>
+        <w:tc>
+          <w:tcPr>
+            <w:tcW w:type="dxa" w:w="4533"/>
+            <w:shd w:fill="F8F9FA" w:val="clear"/>
+          </w:tcPr>
+          <w:p>
+            <w:pPr>
+              <w:spacing w:before="40" w:after="40" w:line="288" w:lineRule="auto"/>
+            </w:pPr>
+            <w:r/>
+            <w:r>
+              <w:rPr>
+                <w:rFonts w:ascii="Microsoft YaHei" w:hAnsi="Microsoft YaHei"/>
+                <w:b/>
+                <w:color w:val="1A1A1A"/>
+                <w:sz w:val="18"/>
+              </w:rPr>
+              <w:t>136 分钟</w:t>
+            </w:r>
+          </w:p>
+        </w:tc>
+      </w:tr>
+      <w:tr>
+        <w:tc>
+          <w:tcPr>
+            <w:tcW w:type="dxa" w:w="4533"/>
+          </w:tcPr>
+          <w:p>
+            <w:pPr>
+              <w:spacing w:before="40" w:after="40" w:line="288" w:lineRule="auto"/>
+            </w:pPr>
+            <w:r/>
+            <w:r>
+              <w:rPr>
+                <w:rFonts w:ascii="Microsoft YaHei" w:hAnsi="Microsoft YaHei"/>
+                <w:sz w:val="18"/>
+              </w:rPr>
+              <w:t>资金流出分钟数</w:t>
+            </w:r>
+          </w:p>
+        </w:tc>
+        <w:tc>
+          <w:tcPr>
+            <w:tcW w:type="dxa" w:w="4533"/>
+          </w:tcPr>
+          <w:p>
+            <w:pPr>
+              <w:spacing w:before="40" w:after="40" w:line="288" w:lineRule="auto"/>
+            </w:pPr>
+            <w:r/>
+            <w:r>
+              <w:rPr>
+                <w:rFonts w:ascii="Microsoft YaHei" w:hAnsi="Microsoft YaHei"/>
+                <w:b/>
+                <w:color w:val="1A1A1A"/>
+                <w:sz w:val="18"/>
+              </w:rPr>
+              <w:t>70 分钟</w:t>
+            </w:r>
+          </w:p>
+        </w:tc>
+      </w:tr>
+      <w:tr>
+        <w:tc>
+          <w:tcPr>
+            <w:tcW w:type="dxa" w:w="4533"/>
+            <w:shd w:fill="F8F9FA" w:val="clear"/>
+          </w:tcPr>
+          <w:p>
+            <w:pPr>
+              <w:spacing w:before="40" w:after="40" w:line="288" w:lineRule="auto"/>
+            </w:pPr>
+            <w:r/>
+            <w:r>
+              <w:rPr>
+                <w:rFonts w:ascii="Microsoft YaHei" w:hAnsi="Microsoft YaHei"/>
+                <w:sz w:val="18"/>
+              </w:rPr>
+              <w:t>最大单分钟流入</w:t>
+            </w:r>
+          </w:p>
+        </w:tc>
+        <w:tc>
+          <w:tcPr>
+            <w:tcW w:type="dxa" w:w="4533"/>
+            <w:shd w:fill="F8F9FA" w:val="clear"/>
+          </w:tcPr>
+          <w:p>
+            <w:pPr>
+              <w:spacing w:before="40" w:after="40" w:line="288" w:lineRule="auto"/>
+            </w:pPr>
+            <w:r/>
+            <w:r>
+              <w:rPr>
+                <w:rFonts w:ascii="Microsoft YaHei" w:hAnsi="Microsoft YaHei"/>
+                <w:sz w:val="18"/>
+              </w:rPr>
+              <w:t>1,172.0 万元</w:t>
+            </w:r>
+          </w:p>
+        </w:tc>
+      </w:tr>
+      <w:tr>
+        <w:tc>
+          <w:tcPr>
+            <w:tcW w:type="dxa" w:w="4533"/>
+          </w:tcPr>
+          <w:p>
+            <w:pPr>
+              <w:spacing w:before="40" w:after="40" w:line="288" w:lineRule="auto"/>
+            </w:pPr>
+            <w:r/>
+            <w:r>
+              <w:rPr>
+                <w:rFonts w:ascii="Microsoft YaHei" w:hAnsi="Microsoft YaHei"/>
+                <w:sz w:val="18"/>
+              </w:rPr>
+              <w:t>最大单分钟流出</w:t>
+            </w:r>
+          </w:p>
+        </w:tc>
+        <w:tc>
+          <w:tcPr>
+            <w:tcW w:type="dxa" w:w="4533"/>
+          </w:tcPr>
+          <w:p>
+            <w:pPr>
+              <w:spacing w:before="40" w:after="40" w:line="288" w:lineRule="auto"/>
+            </w:pPr>
+            <w:r/>
+            <w:r>
+              <w:rPr>
+                <w:rFonts w:ascii="Microsoft YaHei" w:hAnsi="Microsoft YaHei"/>
+                <w:sz w:val="18"/>
+              </w:rPr>
+              <w:t>589.1 万元</w:t>
+            </w:r>
+          </w:p>
+        </w:tc>
+      </w:tr>
+    </w:tbl>
+    <w:p/>
+    <w:p>
+      <w:r>
+        <w:rPr>
+          <w:rFonts w:ascii="Microsoft YaHei" w:hAnsi="Microsoft YaHei"/>
+        </w:rPr>
+        <w:t xml:space="preserve">资金全天 </w:t>
+      </w:r>
+      <w:r>
+        <w:rPr>
+          <w:rFonts w:ascii="Microsoft YaHei" w:hAnsi="Microsoft YaHei"/>
+          <w:b/>
+          <w:color w:val="1A1A1A"/>
+        </w:rPr>
+        <w:t>净流入</w:t>
+      </w:r>
+      <w:r>
+        <w:rPr>
+          <w:rFonts w:ascii="Microsoft YaHei" w:hAnsi="Microsoft YaHei"/>
+        </w:rPr>
+        <w:t>，且流入分钟数（136）远多于流出分钟数（70），多头占优格局明显。</w:t>
+      </w:r>
+    </w:p>
+    <w:p>
+      <w:pPr>
+        <w:spacing w:before="280" w:after="80" w:line="312" w:lineRule="auto"/>
+      </w:pPr>
+      <w:r>
+        <w:rPr>
+          <w:rFonts w:ascii="Microsoft YaHei" w:hAnsi="Microsoft YaHei"/>
+          <w:b/>
+          <w:color w:val="333333"/>
+          <w:sz w:val="24"/>
+        </w:rPr>
+        <w:t>上一交易日日终资金细分</w:t>
+      </w:r>
+    </w:p>
+    <w:tbl>
+      <w:tblPr>
+        <w:tblStyle w:val="TableGrid"/>
+        <w:tblW w:type="auto" w:w="0"/>
+        <w:jc w:val="center"/>
+        <w:tblLayout w:type="autofit"/>
+        <w:tblLook w:firstColumn="1" w:firstRow="1" w:lastColumn="0" w:lastRow="0" w:noHBand="0" w:noVBand="1" w:val="04A0"/>
+      </w:tblPr>
+      <w:tblGrid>
+        <w:gridCol w:w="3022"/>
+        <w:gridCol w:w="3022"/>
+        <w:gridCol w:w="3022"/>
+      </w:tblGrid>
+      <w:tr>
+        <w:tc>
+          <w:tcPr>
+            <w:tcW w:type="dxa" w:w="3022"/>
+            <w:shd w:fill="F6F8FA" w:val="clear"/>
+          </w:tcPr>
+          <w:p>
+            <w:pPr>
+              <w:spacing w:before="40" w:after="40" w:line="288" w:lineRule="auto"/>
+            </w:pPr>
+            <w:r/>
+            <w:r>
+              <w:rPr>
+                <w:rFonts w:ascii="Microsoft YaHei" w:hAnsi="Microsoft YaHei"/>
+                <w:b/>
+                <w:color w:val="1A1A1A"/>
+                <w:sz w:val="18"/>
+              </w:rPr>
+              <w:t>类型</w:t>
+            </w:r>
+          </w:p>
+        </w:tc>
+        <w:tc>
+          <w:tcPr>
+            <w:tcW w:type="dxa" w:w="3022"/>
+            <w:shd w:fill="F6F8FA" w:val="clear"/>
+          </w:tcPr>
+          <w:p>
+            <w:pPr>
+              <w:spacing w:before="40" w:after="40" w:line="288" w:lineRule="auto"/>
+            </w:pPr>
+            <w:r/>
+            <w:r>
+              <w:rPr>
+                <w:rFonts w:ascii="Microsoft YaHei" w:hAnsi="Microsoft YaHei"/>
+                <w:b/>
+                <w:color w:val="1A1A1A"/>
+                <w:sz w:val="18"/>
+              </w:rPr>
+              <w:t>净额（元）</w:t>
+            </w:r>
+          </w:p>
+        </w:tc>
+        <w:tc>
+          <w:tcPr>
+            <w:tcW w:type="dxa" w:w="3022"/>
+            <w:shd w:fill="F6F8FA" w:val="clear"/>
+          </w:tcPr>
+          <w:p>
+            <w:pPr>
+              <w:spacing w:before="40" w:after="40" w:line="288" w:lineRule="auto"/>
+            </w:pPr>
+            <w:r/>
+            <w:r>
+              <w:rPr>
+                <w:rFonts w:ascii="Microsoft YaHei" w:hAnsi="Microsoft YaHei"/>
+                <w:b/>
+                <w:color w:val="1A1A1A"/>
+                <w:sz w:val="18"/>
+              </w:rPr>
+              <w:t>分析</w:t>
+            </w:r>
+          </w:p>
+        </w:tc>
+      </w:tr>
+      <w:tr>
+        <w:tc>
+          <w:tcPr>
+            <w:tcW w:type="dxa" w:w="3022"/>
+          </w:tcPr>
+          <w:p>
+            <w:pPr>
+              <w:spacing w:before="40" w:after="40" w:line="288" w:lineRule="auto"/>
+            </w:pPr>
+            <w:r/>
+            <w:r>
+              <w:rPr>
+                <w:rFonts w:ascii="Microsoft YaHei" w:hAnsi="Microsoft YaHei"/>
+                <w:sz w:val="18"/>
+              </w:rPr>
+              <w:t>大单净额</w:t>
+            </w:r>
+          </w:p>
+        </w:tc>
+        <w:tc>
+          <w:tcPr>
+            <w:tcW w:type="dxa" w:w="3022"/>
+          </w:tcPr>
+          <w:p>
+            <w:pPr>
+              <w:spacing w:before="40" w:after="40" w:line="288" w:lineRule="auto"/>
+            </w:pPr>
+            <w:r/>
+            <w:r>
+              <w:rPr>
+                <w:rFonts w:ascii="Microsoft YaHei" w:hAnsi="Microsoft YaHei"/>
+                <w:b/>
+                <w:color w:val="1A1A1A"/>
+                <w:sz w:val="18"/>
+              </w:rPr>
+              <w:t>+37,177,565</w:t>
+            </w:r>
+          </w:p>
+        </w:tc>
+        <w:tc>
+          <w:tcPr>
+            <w:tcW w:type="dxa" w:w="3022"/>
+          </w:tcPr>
+          <w:p>
+            <w:pPr>
+              <w:spacing w:before="40" w:after="40" w:line="288" w:lineRule="auto"/>
+            </w:pPr>
+            <w:r/>
+            <w:r>
+              <w:rPr>
+                <w:rFonts w:ascii="Microsoft YaHei" w:hAnsi="Microsoft YaHei"/>
+                <w:sz w:val="18"/>
+              </w:rPr>
+              <w:t>主力资金净买入，态度积极</w:t>
+            </w:r>
+          </w:p>
+        </w:tc>
+      </w:tr>
+      <w:tr>
+        <w:tc>
+          <w:tcPr>
+            <w:tcW w:type="dxa" w:w="3022"/>
+            <w:shd w:fill="F8F9FA" w:val="clear"/>
+          </w:tcPr>
+          <w:p>
+            <w:pPr>
+              <w:spacing w:before="40" w:after="40" w:line="288" w:lineRule="auto"/>
+            </w:pPr>
+            <w:r/>
+            <w:r>
+              <w:rPr>
+                <w:rFonts w:ascii="Microsoft YaHei" w:hAnsi="Microsoft YaHei"/>
+                <w:sz w:val="18"/>
+              </w:rPr>
+              <w:t>中单净额</w:t>
+            </w:r>
+          </w:p>
+        </w:tc>
+        <w:tc>
+          <w:tcPr>
+            <w:tcW w:type="dxa" w:w="3022"/>
+            <w:shd w:fill="F8F9FA" w:val="clear"/>
+          </w:tcPr>
+          <w:p>
+            <w:pPr>
+              <w:spacing w:before="40" w:after="40" w:line="288" w:lineRule="auto"/>
+            </w:pPr>
+            <w:r/>
+            <w:r>
+              <w:rPr>
+                <w:rFonts w:ascii="Microsoft YaHei" w:hAnsi="Microsoft YaHei"/>
+                <w:sz w:val="18"/>
+              </w:rPr>
+              <w:t>+8,746,978</w:t>
+            </w:r>
+          </w:p>
+        </w:tc>
+        <w:tc>
+          <w:tcPr>
+            <w:tcW w:type="dxa" w:w="3022"/>
+            <w:shd w:fill="F8F9FA" w:val="clear"/>
+          </w:tcPr>
+          <w:p>
+            <w:pPr>
+              <w:spacing w:before="40" w:after="40" w:line="288" w:lineRule="auto"/>
+            </w:pPr>
+            <w:r/>
+            <w:r>
+              <w:rPr>
+                <w:rFonts w:ascii="Microsoft YaHei" w:hAnsi="Microsoft YaHei"/>
+                <w:sz w:val="18"/>
+              </w:rPr>
+              <w:t>跟随买入</w:t>
+            </w:r>
+          </w:p>
+        </w:tc>
+      </w:tr>
+      <w:tr>
+        <w:tc>
+          <w:tcPr>
+            <w:tcW w:type="dxa" w:w="3022"/>
+          </w:tcPr>
+          <w:p>
+            <w:pPr>
+              <w:spacing w:before="40" w:after="40" w:line="288" w:lineRule="auto"/>
+            </w:pPr>
+            <w:r/>
+            <w:r>
+              <w:rPr>
+                <w:rFonts w:ascii="Microsoft YaHei" w:hAnsi="Microsoft YaHei"/>
+                <w:sz w:val="18"/>
+              </w:rPr>
+              <w:t>小单净额</w:t>
+            </w:r>
+          </w:p>
+        </w:tc>
+        <w:tc>
+          <w:tcPr>
+            <w:tcW w:type="dxa" w:w="3022"/>
+          </w:tcPr>
+          <w:p>
+            <w:pPr>
+              <w:spacing w:before="40" w:after="40" w:line="288" w:lineRule="auto"/>
+            </w:pPr>
+            <w:r/>
+            <w:r>
+              <w:rPr>
+                <w:rFonts w:ascii="Microsoft YaHei" w:hAnsi="Microsoft YaHei"/>
+                <w:sz w:val="18"/>
+              </w:rPr>
+              <w:t>+8,832,046</w:t>
+            </w:r>
+          </w:p>
+        </w:tc>
+        <w:tc>
+          <w:tcPr>
+            <w:tcW w:type="dxa" w:w="3022"/>
+          </w:tcPr>
+          <w:p>
+            <w:pPr>
+              <w:spacing w:before="40" w:after="40" w:line="288" w:lineRule="auto"/>
+            </w:pPr>
+            <w:r/>
+            <w:r>
+              <w:rPr>
+                <w:rFonts w:ascii="Microsoft YaHei" w:hAnsi="Microsoft YaHei"/>
+                <w:sz w:val="18"/>
+              </w:rPr>
+              <w:t>散户同样偏多</w:t>
+            </w:r>
+          </w:p>
+        </w:tc>
+      </w:tr>
+      <w:tr>
+        <w:tc>
+          <w:tcPr>
+            <w:tcW w:type="dxa" w:w="3022"/>
+            <w:shd w:fill="F8F9FA" w:val="clear"/>
+          </w:tcPr>
+          <w:p>
+            <w:pPr>
+              <w:spacing w:before="40" w:after="40" w:line="288" w:lineRule="auto"/>
+            </w:pPr>
+            <w:r/>
+            <w:r>
+              <w:rPr>
+                <w:rFonts w:ascii="Microsoft YaHei" w:hAnsi="Microsoft YaHei"/>
+                <w:b/>
+                <w:color w:val="1A1A1A"/>
+                <w:sz w:val="18"/>
+              </w:rPr>
+              <w:t>合计净额</w:t>
+            </w:r>
+          </w:p>
+        </w:tc>
+        <w:tc>
+          <w:tcPr>
+            <w:tcW w:type="dxa" w:w="3022"/>
+            <w:shd w:fill="F8F9FA" w:val="clear"/>
+          </w:tcPr>
+          <w:p>
+            <w:pPr>
+              <w:spacing w:before="40" w:after="40" w:line="288" w:lineRule="auto"/>
+            </w:pPr>
+            <w:r/>
+            <w:r>
+              <w:rPr>
+                <w:rFonts w:ascii="Microsoft YaHei" w:hAnsi="Microsoft YaHei"/>
+                <w:b/>
+                <w:color w:val="1A1A1A"/>
+                <w:sz w:val="18"/>
+              </w:rPr>
+              <w:t>+54,756,589</w:t>
+            </w:r>
+          </w:p>
+        </w:tc>
+        <w:tc>
+          <w:tcPr>
+            <w:tcW w:type="dxa" w:w="3022"/>
+            <w:shd w:fill="F8F9FA" w:val="clear"/>
+          </w:tcPr>
+          <w:p>
+            <w:pPr>
+              <w:spacing w:before="40" w:after="40" w:line="288" w:lineRule="auto"/>
+            </w:pPr>
+            <w:r/>
+            <w:r>
+              <w:rPr>
+                <w:rFonts w:ascii="Microsoft YaHei" w:hAnsi="Microsoft YaHei"/>
+                <w:b/>
+                <w:color w:val="1A1A1A"/>
+                <w:sz w:val="18"/>
+              </w:rPr>
+              <w:t>全口径净流入</w:t>
+            </w:r>
+          </w:p>
+        </w:tc>
+      </w:tr>
+    </w:tbl>
+    <w:p/>
+    <w:p>
+      <w:r>
+        <w:rPr>
+          <w:rFonts w:ascii="Microsoft YaHei" w:hAnsi="Microsoft YaHei"/>
+        </w:rPr>
+        <w:t xml:space="preserve">大单净流入 </w:t>
+      </w:r>
+      <w:r>
+        <w:rPr>
+          <w:rFonts w:ascii="Microsoft YaHei" w:hAnsi="Microsoft YaHei"/>
+          <w:b/>
+          <w:color w:val="1A1A1A"/>
+        </w:rPr>
+        <w:t>3,718万元</w:t>
+      </w:r>
+      <w:r>
+        <w:rPr>
+          <w:rFonts w:ascii="Microsoft YaHei" w:hAnsi="Microsoft YaHei"/>
+        </w:rPr>
+        <w:t>，是资金净流入的核心驱动力，主力资金连续两个半日呈现买入姿态。</w:t>
+      </w:r>
+    </w:p>
+    <w:p>
+      <w:pPr>
+        <w:spacing w:before="280" w:after="80" w:line="312" w:lineRule="auto"/>
+      </w:pPr>
+      <w:r>
+        <w:rPr>
+          <w:rFonts w:ascii="Microsoft YaHei" w:hAnsi="Microsoft YaHei"/>
+          <w:b/>
+          <w:color w:val="333333"/>
+          <w:sz w:val="24"/>
+        </w:rPr>
+        <w:t>融资融券（上一交易日终）</w:t>
+      </w:r>
+    </w:p>
+    <w:p>
+      <w:pPr>
+        <w:pStyle w:val="ListBullet"/>
+      </w:pPr>
+      <w:r>
+        <w:rPr>
+          <w:rFonts w:ascii="Microsoft YaHei" w:hAnsi="Microsoft YaHei"/>
+        </w:rPr>
+        <w:t>融资余额：</w:t>
+      </w:r>
+      <w:r>
+        <w:rPr>
+          <w:rFonts w:ascii="Microsoft YaHei" w:hAnsi="Microsoft YaHei"/>
+          <w:b/>
+          <w:color w:val="1A1A1A"/>
+        </w:rPr>
+        <w:t>2.87亿</w:t>
+      </w:r>
+      <w:r>
+        <w:rPr>
+          <w:rFonts w:ascii="Microsoft YaHei" w:hAnsi="Microsoft YaHei"/>
+        </w:rPr>
+        <w:t>（较前日 -0.04%，小幅偿还）</w:t>
+      </w:r>
+    </w:p>
+    <w:p>
+      <w:pPr>
+        <w:pStyle w:val="ListBullet"/>
+      </w:pPr>
+      <w:r>
+        <w:rPr>
+          <w:rFonts w:ascii="Microsoft YaHei" w:hAnsi="Microsoft YaHei"/>
+        </w:rPr>
+        <w:t>融券余额：</w:t>
+      </w:r>
+      <w:r>
+        <w:rPr>
+          <w:rFonts w:ascii="Microsoft YaHei" w:hAnsi="Microsoft YaHei"/>
+          <w:b/>
+          <w:color w:val="1A1A1A"/>
+        </w:rPr>
+        <w:t>0.01亿</w:t>
+      </w:r>
+      <w:r>
+        <w:rPr>
+          <w:rFonts w:ascii="Microsoft YaHei" w:hAnsi="Microsoft YaHei"/>
+        </w:rPr>
+        <w:t>（较前日 +4.52%，融券规模极小）</w:t>
+      </w:r>
+    </w:p>
+    <w:p>
+      <w:r>
+        <w:rPr>
+          <w:rFonts w:ascii="Microsoft YaHei" w:hAnsi="Microsoft YaHei"/>
+        </w:rPr>
+        <w:t xml:space="preserve">融资余额稳定在 </w:t>
+      </w:r>
+      <w:r>
+        <w:rPr>
+          <w:rFonts w:ascii="Microsoft YaHei" w:hAnsi="Microsoft YaHei"/>
+          <w:b/>
+          <w:color w:val="1A1A1A"/>
+        </w:rPr>
+        <w:t>2.87亿</w:t>
+      </w:r>
+      <w:r>
+        <w:rPr>
+          <w:rFonts w:ascii="Microsoft YaHei" w:hAnsi="Microsoft YaHei"/>
+        </w:rPr>
+        <w:t xml:space="preserve"> 附近，融券余额极低（仅 </w:t>
+      </w:r>
+      <w:r>
+        <w:rPr>
+          <w:rFonts w:ascii="Microsoft YaHei" w:hAnsi="Microsoft YaHei"/>
+          <w:b/>
+          <w:color w:val="1A1A1A"/>
+        </w:rPr>
+        <w:t>100万</w:t>
+      </w:r>
+      <w:r>
+        <w:rPr>
+          <w:rFonts w:ascii="Microsoft YaHei" w:hAnsi="Microsoft YaHei"/>
+        </w:rPr>
+        <w:t>），做空力量微弱，对股价不构成压力。</w:t>
+      </w:r>
+    </w:p>
+    <w:p>
+      <w:pPr>
+        <w:spacing w:before="240" w:after="240"/>
+        <w:pBdr>
+          <w:bottom w:val="single" w:sz="4" w:space="1" w:color="D0D7DE"/>
+        </w:pBdr>
+      </w:pPr>
+    </w:p>
+    <w:p>
+      <w:pPr>
+        <w:spacing w:before="360" w:after="80" w:line="288" w:lineRule="auto"/>
+        <w:pBdr>
+          <w:bottom w:val="single" w:sz="4" w:space="4" w:color="D0D7DE"/>
+        </w:pBdr>
+      </w:pPr>
+      <w:r>
+        <w:rPr>
+          <w:rFonts w:ascii="Microsoft YaHei" w:hAnsi="Microsoft YaHei"/>
+          <w:b/>
+          <w:color w:val="1A1A1A"/>
+          <w:sz w:val="28"/>
+        </w:rPr>
+        <w:t>技术面</w:t>
       </w:r>
     </w:p>
     <w:tbl>
@@ -387,7 +1896,7 @@
                 <w:color w:val="1A1A1A"/>
                 <w:sz w:val="18"/>
               </w:rPr>
-              <w:t>数值</w:t>
+              <w:t>价格</w:t>
             </w:r>
           </w:p>
         </w:tc>
@@ -408,7 +1917,7 @@
                 <w:color w:val="1A1A1A"/>
                 <w:sz w:val="18"/>
               </w:rPr>
-              <w:t>对比/说明</w:t>
+              <w:t>偏离度</w:t>
             </w:r>
           </w:p>
         </w:tc>
@@ -428,7 +1937,25 @@
                 <w:rFonts w:ascii="Microsoft YaHei" w:hAnsi="Microsoft YaHei"/>
                 <w:sz w:val="18"/>
               </w:rPr>
-              <w:t>当前价</w:t>
+              <w:t>MA5（≈3.41）</w:t>
+            </w:r>
+          </w:p>
+        </w:tc>
+        <w:tc>
+          <w:tcPr>
+            <w:tcW w:type="dxa" w:w="3022"/>
+          </w:tcPr>
+          <w:p>
+            <w:pPr>
+              <w:spacing w:before="40" w:after="40" w:line="288" w:lineRule="auto"/>
+            </w:pPr>
+            <w:r/>
+            <w:r>
+              <w:rPr>
+                <w:rFonts w:ascii="Microsoft YaHei" w:hAnsi="Microsoft YaHei"/>
+                <w:sz w:val="18"/>
+              </w:rPr>
+              <w:t>3.44</w:t>
             </w:r>
           </w:p>
         </w:tc>
@@ -448,25 +1975,14 @@
                 <w:color w:val="1A1A1A"/>
                 <w:sz w:val="18"/>
               </w:rPr>
-              <w:t>3.44元</w:t>
+              <w:t>+0.9%</w:t>
             </w:r>
-          </w:p>
-        </w:tc>
-        <w:tc>
-          <w:tcPr>
-            <w:tcW w:type="dxa" w:w="3022"/>
-          </w:tcPr>
-          <w:p>
-            <w:pPr>
-              <w:spacing w:before="40" w:after="40" w:line="288" w:lineRule="auto"/>
-            </w:pPr>
-            <w:r/>
             <w:r>
               <w:rPr>
                 <w:rFonts w:ascii="Microsoft YaHei" w:hAnsi="Microsoft YaHei"/>
                 <w:sz w:val="18"/>
               </w:rPr>
-              <w:t>昨收 3.42元</w:t>
+              <w:t>，站稳均线上方</w:t>
             </w:r>
           </w:p>
         </w:tc>
@@ -487,7 +2003,26 @@
                 <w:rFonts w:ascii="Microsoft YaHei" w:hAnsi="Microsoft YaHei"/>
                 <w:sz w:val="18"/>
               </w:rPr>
-              <w:t>涨跌幅</w:t>
+              <w:t>MA10（≈3.38）</w:t>
+            </w:r>
+          </w:p>
+        </w:tc>
+        <w:tc>
+          <w:tcPr>
+            <w:tcW w:type="dxa" w:w="3022"/>
+            <w:shd w:fill="F8F9FA" w:val="clear"/>
+          </w:tcPr>
+          <w:p>
+            <w:pPr>
+              <w:spacing w:before="40" w:after="40" w:line="288" w:lineRule="auto"/>
+            </w:pPr>
+            <w:r/>
+            <w:r>
+              <w:rPr>
+                <w:rFonts w:ascii="Microsoft YaHei" w:hAnsi="Microsoft YaHei"/>
+                <w:sz w:val="18"/>
+              </w:rPr>
+              <w:t>3.44</w:t>
             </w:r>
           </w:p>
         </w:tc>
@@ -508,26 +2043,14 @@
                 <w:color w:val="1A1A1A"/>
                 <w:sz w:val="18"/>
               </w:rPr>
-              <w:t>+0.58%</w:t>
+              <w:t>+1.8%</w:t>
             </w:r>
-          </w:p>
-        </w:tc>
-        <w:tc>
-          <w:tcPr>
-            <w:tcW w:type="dxa" w:w="3022"/>
-            <w:shd w:fill="F8F9FA" w:val="clear"/>
-          </w:tcPr>
-          <w:p>
-            <w:pPr>
-              <w:spacing w:before="40" w:after="40" w:line="288" w:lineRule="auto"/>
-            </w:pPr>
-            <w:r/>
             <w:r>
               <w:rPr>
                 <w:rFonts w:ascii="Microsoft YaHei" w:hAnsi="Microsoft YaHei"/>
                 <w:sz w:val="18"/>
               </w:rPr>
-              <w:t>小幅收红</w:t>
+              <w:t>，多头排列</w:t>
             </w:r>
           </w:p>
         </w:tc>
@@ -547,7 +2070,7 @@
                 <w:rFonts w:ascii="Microsoft YaHei" w:hAnsi="Microsoft YaHei"/>
                 <w:sz w:val="18"/>
               </w:rPr>
-              <w:t>开盘/最高/最低</w:t>
+              <w:t>MA20/布林中轨（≈3.32）</w:t>
             </w:r>
           </w:p>
         </w:tc>
@@ -565,7 +2088,7 @@
                 <w:rFonts w:ascii="Microsoft YaHei" w:hAnsi="Microsoft YaHei"/>
                 <w:sz w:val="18"/>
               </w:rPr>
-              <w:t>3.40 / 3.45 / 3.39</w:t>
+              <w:t>3.44</w:t>
             </w:r>
           </w:p>
         </w:tc>
@@ -581,9 +2104,18 @@
             <w:r>
               <w:rPr>
                 <w:rFonts w:ascii="Microsoft YaHei" w:hAnsi="Microsoft YaHei"/>
+                <w:b/>
+                <w:color w:val="1A1A1A"/>
                 <w:sz w:val="18"/>
               </w:rPr>
-              <w:t>低开高走</w:t>
+              <w:t>+3.6%</w:t>
+            </w:r>
+            <w:r>
+              <w:rPr>
+                <w:rFonts w:ascii="Microsoft YaHei" w:hAnsi="Microsoft YaHei"/>
+                <w:sz w:val="18"/>
+              </w:rPr>
+              <w:t>，趋势向上</w:t>
             </w:r>
           </w:p>
         </w:tc>
@@ -604,7 +2136,7 @@
                 <w:rFonts w:ascii="Microsoft YaHei" w:hAnsi="Microsoft YaHei"/>
                 <w:sz w:val="18"/>
               </w:rPr>
-              <w:t>成交量</w:t>
+              <w:t>布林带上轨</w:t>
             </w:r>
           </w:p>
         </w:tc>
@@ -625,7 +2157,7 @@
                 <w:color w:val="1A1A1A"/>
                 <w:sz w:val="18"/>
               </w:rPr>
-              <w:t>91.13万手</w:t>
+              <w:t>3.48</w:t>
             </w:r>
           </w:p>
         </w:tc>
@@ -644,7 +2176,16 @@
                 <w:rFonts w:ascii="Microsoft YaHei" w:hAnsi="Microsoft YaHei"/>
                 <w:sz w:val="18"/>
               </w:rPr>
-              <w:t>较前日全天显著放量</w:t>
+              <w:t xml:space="preserve">距当前价仅 </w:t>
+            </w:r>
+            <w:r>
+              <w:rPr>
+                <w:rFonts w:ascii="Microsoft YaHei" w:hAnsi="Microsoft YaHei"/>
+                <w:b/>
+                <w:color w:val="1A1A1A"/>
+                <w:sz w:val="18"/>
+              </w:rPr>
+              <w:t>1.2%</w:t>
             </w:r>
           </w:p>
         </w:tc>
@@ -664,27 +2205,7 @@
                 <w:rFonts w:ascii="Microsoft YaHei" w:hAnsi="Microsoft YaHei"/>
                 <w:sz w:val="18"/>
               </w:rPr>
-              <w:t>成交额</w:t>
-            </w:r>
-          </w:p>
-        </w:tc>
-        <w:tc>
-          <w:tcPr>
-            <w:tcW w:type="dxa" w:w="3022"/>
-          </w:tcPr>
-          <w:p>
-            <w:pPr>
-              <w:spacing w:before="40" w:after="40" w:line="288" w:lineRule="auto"/>
-            </w:pPr>
-            <w:r/>
-            <w:r>
-              <w:rPr>
-                <w:rFonts w:ascii="Microsoft YaHei" w:hAnsi="Microsoft YaHei"/>
-                <w:b/>
-                <w:color w:val="1A1A1A"/>
-                <w:sz w:val="18"/>
-              </w:rPr>
-              <w:t>3,122万元</w:t>
+              <w:t>布林带下轨</w:t>
             </w:r>
           </w:p>
         </w:tc>
@@ -702,117 +2223,7 @@
                 <w:rFonts w:ascii="Microsoft YaHei" w:hAnsi="Microsoft YaHei"/>
                 <w:sz w:val="18"/>
               </w:rPr>
-              <w:t>半日已超昨日全天</w:t>
-            </w:r>
-          </w:p>
-        </w:tc>
-      </w:tr>
-      <w:tr>
-        <w:tc>
-          <w:tcPr>
-            <w:tcW w:type="dxa" w:w="3022"/>
-            <w:shd w:fill="F8F9FA" w:val="clear"/>
-          </w:tcPr>
-          <w:p>
-            <w:pPr>
-              <w:spacing w:before="40" w:after="40" w:line="288" w:lineRule="auto"/>
-            </w:pPr>
-            <w:r/>
-            <w:r>
-              <w:rPr>
-                <w:rFonts w:ascii="Microsoft YaHei" w:hAnsi="Microsoft YaHei"/>
-                <w:sz w:val="18"/>
-              </w:rPr>
-              <w:t>换手率</w:t>
-            </w:r>
-          </w:p>
-        </w:tc>
-        <w:tc>
-          <w:tcPr>
-            <w:tcW w:type="dxa" w:w="3022"/>
-            <w:shd w:fill="F8F9FA" w:val="clear"/>
-          </w:tcPr>
-          <w:p>
-            <w:pPr>
-              <w:spacing w:before="40" w:after="40" w:line="288" w:lineRule="auto"/>
-            </w:pPr>
-            <w:r/>
-            <w:r>
-              <w:rPr>
-                <w:rFonts w:ascii="Microsoft YaHei" w:hAnsi="Microsoft YaHei"/>
-                <w:b/>
-                <w:color w:val="1A1A1A"/>
-                <w:sz w:val="18"/>
-              </w:rPr>
-              <w:t>0.47%</w:t>
-            </w:r>
-          </w:p>
-        </w:tc>
-        <w:tc>
-          <w:tcPr>
-            <w:tcW w:type="dxa" w:w="3022"/>
-            <w:shd w:fill="F8F9FA" w:val="clear"/>
-          </w:tcPr>
-          <w:p>
-            <w:pPr>
-              <w:spacing w:before="40" w:after="40" w:line="288" w:lineRule="auto"/>
-            </w:pPr>
-            <w:r/>
-            <w:r>
-              <w:rPr>
-                <w:rFonts w:ascii="Microsoft YaHei" w:hAnsi="Microsoft YaHei"/>
-                <w:sz w:val="18"/>
-              </w:rPr>
-              <w:t xml:space="preserve">昨日全天仅 0.23%，放量 </w:t>
-            </w:r>
-            <w:r>
-              <w:rPr>
-                <w:rFonts w:ascii="Microsoft YaHei" w:hAnsi="Microsoft YaHei"/>
-                <w:b/>
-                <w:color w:val="1A1A1A"/>
-                <w:sz w:val="18"/>
-              </w:rPr>
-              <w:t>2.06倍</w:t>
-            </w:r>
-          </w:p>
-        </w:tc>
-      </w:tr>
-      <w:tr>
-        <w:tc>
-          <w:tcPr>
-            <w:tcW w:type="dxa" w:w="3022"/>
-          </w:tcPr>
-          <w:p>
-            <w:pPr>
-              <w:spacing w:before="40" w:after="40" w:line="288" w:lineRule="auto"/>
-            </w:pPr>
-            <w:r/>
-            <w:r>
-              <w:rPr>
-                <w:rFonts w:ascii="Microsoft YaHei" w:hAnsi="Microsoft YaHei"/>
-                <w:sz w:val="18"/>
-              </w:rPr>
-              <w:t>振幅</w:t>
-            </w:r>
-          </w:p>
-        </w:tc>
-        <w:tc>
-          <w:tcPr>
-            <w:tcW w:type="dxa" w:w="3022"/>
-          </w:tcPr>
-          <w:p>
-            <w:pPr>
-              <w:spacing w:before="40" w:after="40" w:line="288" w:lineRule="auto"/>
-            </w:pPr>
-            <w:r/>
-            <w:r>
-              <w:rPr>
-                <w:rFonts w:ascii="Microsoft YaHei" w:hAnsi="Microsoft YaHei"/>
-                <w:b/>
-                <w:color w:val="1A1A1A"/>
-                <w:sz w:val="18"/>
-              </w:rPr>
-              <w:t>1.75%</w:t>
+              <w:t>3.16</w:t>
             </w:r>
           </w:p>
         </w:tc>
@@ -830,126 +2241,7 @@
                 <w:rFonts w:ascii="Microsoft YaHei" w:hAnsi="Microsoft YaHei"/>
                 <w:sz w:val="18"/>
               </w:rPr>
-              <w:t>波动温和</w:t>
-            </w:r>
-          </w:p>
-        </w:tc>
-      </w:tr>
-      <w:tr>
-        <w:tc>
-          <w:tcPr>
-            <w:tcW w:type="dxa" w:w="3022"/>
-            <w:shd w:fill="F8F9FA" w:val="clear"/>
-          </w:tcPr>
-          <w:p>
-            <w:pPr>
-              <w:spacing w:before="40" w:after="40" w:line="288" w:lineRule="auto"/>
-            </w:pPr>
-            <w:r/>
-            <w:r>
-              <w:rPr>
-                <w:rFonts w:ascii="Microsoft YaHei" w:hAnsi="Microsoft YaHei"/>
-                <w:sz w:val="18"/>
-              </w:rPr>
-              <w:t>量比</w:t>
-            </w:r>
-          </w:p>
-        </w:tc>
-        <w:tc>
-          <w:tcPr>
-            <w:tcW w:type="dxa" w:w="3022"/>
-            <w:shd w:fill="F8F9FA" w:val="clear"/>
-          </w:tcPr>
-          <w:p>
-            <w:pPr>
-              <w:spacing w:before="40" w:after="40" w:line="288" w:lineRule="auto"/>
-            </w:pPr>
-            <w:r/>
-            <w:r>
-              <w:rPr>
-                <w:rFonts w:ascii="Microsoft YaHei" w:hAnsi="Microsoft YaHei"/>
-                <w:b/>
-                <w:color w:val="1A1A1A"/>
-                <w:sz w:val="18"/>
-              </w:rPr>
-              <w:t>1.35</w:t>
-            </w:r>
-          </w:p>
-        </w:tc>
-        <w:tc>
-          <w:tcPr>
-            <w:tcW w:type="dxa" w:w="3022"/>
-            <w:shd w:fill="F8F9FA" w:val="clear"/>
-          </w:tcPr>
-          <w:p>
-            <w:pPr>
-              <w:spacing w:before="40" w:after="40" w:line="288" w:lineRule="auto"/>
-            </w:pPr>
-            <w:r/>
-            <w:r>
-              <w:rPr>
-                <w:rFonts w:ascii="Microsoft YaHei" w:hAnsi="Microsoft YaHei"/>
-                <w:sz w:val="18"/>
-              </w:rPr>
-              <w:t>高于均值，交投活跃</w:t>
-            </w:r>
-          </w:p>
-        </w:tc>
-      </w:tr>
-      <w:tr>
-        <w:tc>
-          <w:tcPr>
-            <w:tcW w:type="dxa" w:w="3022"/>
-          </w:tcPr>
-          <w:p>
-            <w:pPr>
-              <w:spacing w:before="40" w:after="40" w:line="288" w:lineRule="auto"/>
-            </w:pPr>
-            <w:r/>
-            <w:r>
-              <w:rPr>
-                <w:rFonts w:ascii="Microsoft YaHei" w:hAnsi="Microsoft YaHei"/>
-                <w:sz w:val="18"/>
-              </w:rPr>
-              <w:t>均价</w:t>
-            </w:r>
-          </w:p>
-        </w:tc>
-        <w:tc>
-          <w:tcPr>
-            <w:tcW w:type="dxa" w:w="3022"/>
-          </w:tcPr>
-          <w:p>
-            <w:pPr>
-              <w:spacing w:before="40" w:after="40" w:line="288" w:lineRule="auto"/>
-            </w:pPr>
-            <w:r/>
-            <w:r>
-              <w:rPr>
-                <w:rFonts w:ascii="Microsoft YaHei" w:hAnsi="Microsoft YaHei"/>
-                <w:b/>
-                <w:color w:val="1A1A1A"/>
-                <w:sz w:val="18"/>
-              </w:rPr>
-              <w:t>3.43元</w:t>
-            </w:r>
-          </w:p>
-        </w:tc>
-        <w:tc>
-          <w:tcPr>
-            <w:tcW w:type="dxa" w:w="3022"/>
-          </w:tcPr>
-          <w:p>
-            <w:pPr>
-              <w:spacing w:before="40" w:after="40" w:line="288" w:lineRule="auto"/>
-            </w:pPr>
-            <w:r/>
-            <w:r>
-              <w:rPr>
-                <w:rFonts w:ascii="Microsoft YaHei" w:hAnsi="Microsoft YaHei"/>
-                <w:sz w:val="18"/>
-              </w:rPr>
-              <w:t>收盘略高于均价，买盘略占优</w:t>
+              <w:t>安全垫充足</w:t>
             </w:r>
           </w:p>
         </w:tc>
@@ -963,973 +2255,13 @@
           <w:b/>
           <w:color w:val="1A1A1A"/>
         </w:rPr>
-        <w:t>估值方面</w:t>
-      </w:r>
-      <w:r>
-        <w:rPr>
-          <w:rFonts w:ascii="Microsoft YaHei" w:hAnsi="Microsoft YaHei"/>
-        </w:rPr>
-        <w:t xml:space="preserve">，动态市盈率 </w:t>
-      </w:r>
-      <w:r>
-        <w:rPr>
-          <w:rFonts w:ascii="Microsoft YaHei" w:hAnsi="Microsoft YaHei"/>
-          <w:b/>
-          <w:color w:val="1A1A1A"/>
-        </w:rPr>
-        <w:t>14.3倍</w:t>
-      </w:r>
-      <w:r>
-        <w:rPr>
-          <w:rFonts w:ascii="Microsoft YaHei" w:hAnsi="Microsoft YaHei"/>
-        </w:rPr>
-        <w:t xml:space="preserve">，市净率 </w:t>
-      </w:r>
-      <w:r>
-        <w:rPr>
-          <w:rFonts w:ascii="Microsoft YaHei" w:hAnsi="Microsoft YaHei"/>
-          <w:b/>
-          <w:color w:val="1A1A1A"/>
-        </w:rPr>
-        <w:t>0.83倍</w:t>
-      </w:r>
-      <w:r>
-        <w:rPr>
-          <w:rFonts w:ascii="Microsoft YaHei" w:hAnsi="Microsoft YaHei"/>
-        </w:rPr>
-        <w:t xml:space="preserve">，处于破净状态。总市值 </w:t>
-      </w:r>
-      <w:r>
-        <w:rPr>
-          <w:rFonts w:ascii="Microsoft YaHei" w:hAnsi="Microsoft YaHei"/>
-          <w:b/>
-          <w:color w:val="1A1A1A"/>
-        </w:rPr>
-        <w:t>669.23亿元</w:t>
-      </w:r>
-      <w:r>
-        <w:rPr>
-          <w:rFonts w:ascii="Microsoft YaHei" w:hAnsi="Microsoft YaHei"/>
-        </w:rPr>
-        <w:t xml:space="preserve">，流通市值 </w:t>
-      </w:r>
-      <w:r>
-        <w:rPr>
-          <w:rFonts w:ascii="Microsoft YaHei" w:hAnsi="Microsoft YaHei"/>
-          <w:b/>
-          <w:color w:val="1A1A1A"/>
-        </w:rPr>
-        <w:t>669.23亿元</w:t>
-      </w:r>
-      <w:r>
-        <w:rPr>
-          <w:rFonts w:ascii="Microsoft YaHei" w:hAnsi="Microsoft YaHei"/>
-        </w:rPr>
-        <w:t>，属于大市值蓝筹品种。</w:t>
-      </w:r>
-    </w:p>
-    <w:p>
-      <w:r>
-        <w:rPr>
-          <w:rFonts w:ascii="Microsoft YaHei" w:hAnsi="Microsoft YaHei"/>
-          <w:b/>
-          <w:color w:val="1A1A1A"/>
-        </w:rPr>
-        <w:t>内外盘</w:t>
-      </w:r>
-      <w:r>
-        <w:rPr>
-          <w:rFonts w:ascii="Microsoft YaHei" w:hAnsi="Microsoft YaHei"/>
-        </w:rPr>
-        <w:t xml:space="preserve">方面，外盘 </w:t>
-      </w:r>
-      <w:r>
-        <w:rPr>
-          <w:rFonts w:ascii="Microsoft YaHei" w:hAnsi="Microsoft YaHei"/>
-          <w:b/>
-          <w:color w:val="1A1A1A"/>
-        </w:rPr>
-        <w:t>46.46万手</w:t>
-      </w:r>
-      <w:r>
-        <w:rPr>
-          <w:rFonts w:ascii="Microsoft YaHei" w:hAnsi="Microsoft YaHei"/>
-        </w:rPr>
-        <w:t xml:space="preserve"> &gt; 内盘 </w:t>
-      </w:r>
-      <w:r>
-        <w:rPr>
-          <w:rFonts w:ascii="Microsoft YaHei" w:hAnsi="Microsoft YaHei"/>
-          <w:b/>
-          <w:color w:val="1A1A1A"/>
-        </w:rPr>
-        <w:t>44.67万手</w:t>
-      </w:r>
-      <w:r>
-        <w:rPr>
-          <w:rFonts w:ascii="Microsoft YaHei" w:hAnsi="Microsoft YaHei"/>
-        </w:rPr>
-        <w:t xml:space="preserve">，外盘占比 </w:t>
-      </w:r>
-      <w:r>
-        <w:rPr>
-          <w:rFonts w:ascii="Microsoft YaHei" w:hAnsi="Microsoft YaHei"/>
-          <w:b/>
-          <w:color w:val="1A1A1A"/>
-        </w:rPr>
-        <w:t>51%</w:t>
-      </w:r>
-      <w:r>
-        <w:rPr>
-          <w:rFonts w:ascii="Microsoft YaHei" w:hAnsi="Microsoft YaHei"/>
-        </w:rPr>
-        <w:t>，买方力量略占优势。</w:t>
+        <w:t>技术形态判断：</w:t>
       </w:r>
     </w:p>
     <w:p>
       <w:pPr>
-        <w:spacing w:before="240" w:after="240"/>
-        <w:pBdr>
-          <w:bottom w:val="single" w:sz="4" w:space="1" w:color="D0D7DE"/>
-        </w:pBdr>
+        <w:pStyle w:val="ListBullet"/>
       </w:pPr>
-    </w:p>
-    <w:p>
-      <w:pPr>
-        <w:spacing w:before="360" w:after="80" w:line="288" w:lineRule="auto"/>
-        <w:pBdr>
-          <w:bottom w:val="single" w:sz="4" w:space="4" w:color="D0D7DE"/>
-        </w:pBdr>
-      </w:pPr>
-      <w:r>
-        <w:rPr>
-          <w:rFonts w:ascii="Microsoft YaHei" w:hAnsi="Microsoft YaHei"/>
-          <w:b/>
-          <w:color w:val="1A1A1A"/>
-          <w:sz w:val="28"/>
-        </w:rPr>
-        <w:t>资金面</w:t>
-      </w:r>
-    </w:p>
-    <w:p>
-      <w:pPr>
-        <w:spacing w:before="280" w:after="80" w:line="312" w:lineRule="auto"/>
-      </w:pPr>
-      <w:r>
-        <w:rPr>
-          <w:rFonts w:ascii="Microsoft YaHei" w:hAnsi="Microsoft YaHei"/>
-          <w:b/>
-          <w:color w:val="333333"/>
-          <w:sz w:val="24"/>
-        </w:rPr>
-        <w:t>今日盘中资金流向（逐分钟统计）</w:t>
-      </w:r>
-    </w:p>
-    <w:p>
-      <w:r>
-        <w:rPr>
-          <w:rFonts w:ascii="Microsoft YaHei" w:hAnsi="Microsoft YaHei"/>
-        </w:rPr>
-        <w:t xml:space="preserve">今日午间收盘合计净流入 </w:t>
-      </w:r>
-      <w:r>
-        <w:rPr>
-          <w:rFonts w:ascii="Microsoft YaHei" w:hAnsi="Microsoft YaHei"/>
-          <w:b/>
-          <w:color w:val="1A1A1A"/>
-        </w:rPr>
-        <w:t>+1,796.46万元</w:t>
-      </w:r>
-      <w:r>
-        <w:rPr>
-          <w:rFonts w:ascii="Microsoft YaHei" w:hAnsi="Microsoft YaHei"/>
-        </w:rPr>
-        <w:t xml:space="preserve">。在统计的 </w:t>
-      </w:r>
-      <w:r>
-        <w:rPr>
-          <w:rFonts w:ascii="Microsoft YaHei" w:hAnsi="Microsoft YaHei"/>
-          <w:b/>
-          <w:color w:val="1A1A1A"/>
-        </w:rPr>
-        <w:t>113分钟</w:t>
-      </w:r>
-      <w:r>
-        <w:rPr>
-          <w:rFonts w:ascii="Microsoft YaHei" w:hAnsi="Microsoft YaHei"/>
-        </w:rPr>
-        <w:t xml:space="preserve"> 内，资金流入 </w:t>
-      </w:r>
-      <w:r>
-        <w:rPr>
-          <w:rFonts w:ascii="Microsoft YaHei" w:hAnsi="Microsoft YaHei"/>
-          <w:b/>
-          <w:color w:val="1A1A1A"/>
-        </w:rPr>
-        <w:t>75分钟</w:t>
-      </w:r>
-      <w:r>
-        <w:rPr>
-          <w:rFonts w:ascii="Microsoft YaHei" w:hAnsi="Microsoft YaHei"/>
-        </w:rPr>
-        <w:t xml:space="preserve">、流出 </w:t>
-      </w:r>
-      <w:r>
-        <w:rPr>
-          <w:rFonts w:ascii="Microsoft YaHei" w:hAnsi="Microsoft YaHei"/>
-          <w:b/>
-          <w:color w:val="1A1A1A"/>
-        </w:rPr>
-        <w:t>38分钟</w:t>
-      </w:r>
-      <w:r>
-        <w:rPr>
-          <w:rFonts w:ascii="Microsoft YaHei" w:hAnsi="Microsoft YaHei"/>
-        </w:rPr>
-        <w:t xml:space="preserve">，流入时间占比 </w:t>
-      </w:r>
-      <w:r>
-        <w:rPr>
-          <w:rFonts w:ascii="Microsoft YaHei" w:hAnsi="Microsoft YaHei"/>
-          <w:b/>
-          <w:color w:val="1A1A1A"/>
-        </w:rPr>
-        <w:t>66%</w:t>
-      </w:r>
-      <w:r>
-        <w:rPr>
-          <w:rFonts w:ascii="Microsoft YaHei" w:hAnsi="Microsoft YaHei"/>
-        </w:rPr>
-        <w:t xml:space="preserve">，说明资金日内持续净买入意愿较强。最大单分钟流入 </w:t>
-      </w:r>
-      <w:r>
-        <w:rPr>
-          <w:rFonts w:ascii="Microsoft YaHei" w:hAnsi="Microsoft YaHei"/>
-          <w:b/>
-          <w:color w:val="1A1A1A"/>
-        </w:rPr>
-        <w:t>350.6万元</w:t>
-      </w:r>
-      <w:r>
-        <w:rPr>
-          <w:rFonts w:ascii="Microsoft YaHei" w:hAnsi="Microsoft YaHei"/>
-        </w:rPr>
-        <w:t xml:space="preserve">，最大单分钟流出 </w:t>
-      </w:r>
-      <w:r>
-        <w:rPr>
-          <w:rFonts w:ascii="Microsoft YaHei" w:hAnsi="Microsoft YaHei"/>
-          <w:b/>
-          <w:color w:val="1A1A1A"/>
-        </w:rPr>
-        <w:t>362.7万元</w:t>
-      </w:r>
-      <w:r>
-        <w:rPr>
-          <w:rFonts w:ascii="Microsoft YaHei" w:hAnsi="Microsoft YaHei"/>
-        </w:rPr>
-        <w:t>，单笔极端波动可控。</w:t>
-      </w:r>
-    </w:p>
-    <w:p>
-      <w:pPr>
-        <w:spacing w:before="280" w:after="80" w:line="312" w:lineRule="auto"/>
-      </w:pPr>
-      <w:r>
-        <w:rPr>
-          <w:rFonts w:ascii="Microsoft YaHei" w:hAnsi="Microsoft YaHei"/>
-          <w:b/>
-          <w:color w:val="333333"/>
-          <w:sz w:val="24"/>
-        </w:rPr>
-        <w:t>昨日资金细分</w:t>
-      </w:r>
-    </w:p>
-    <w:tbl>
-      <w:tblPr>
-        <w:tblStyle w:val="TableGrid"/>
-        <w:tblW w:type="auto" w:w="0"/>
-        <w:jc w:val="center"/>
-        <w:tblLayout w:type="autofit"/>
-        <w:tblLook w:firstColumn="1" w:firstRow="1" w:lastColumn="0" w:lastRow="0" w:noHBand="0" w:noVBand="1" w:val="04A0"/>
-      </w:tblPr>
-      <w:tblGrid>
-        <w:gridCol w:w="2266"/>
-        <w:gridCol w:w="2266"/>
-        <w:gridCol w:w="2266"/>
-        <w:gridCol w:w="2266"/>
-      </w:tblGrid>
-      <w:tr>
-        <w:tc>
-          <w:tcPr>
-            <w:tcW w:type="dxa" w:w="2266"/>
-            <w:shd w:fill="F6F8FA" w:val="clear"/>
-          </w:tcPr>
-          <w:p>
-            <w:pPr>
-              <w:spacing w:before="40" w:after="40" w:line="288" w:lineRule="auto"/>
-            </w:pPr>
-            <w:r/>
-            <w:r>
-              <w:rPr>
-                <w:rFonts w:ascii="Microsoft YaHei" w:hAnsi="Microsoft YaHei"/>
-                <w:b/>
-                <w:color w:val="1A1A1A"/>
-                <w:sz w:val="18"/>
-              </w:rPr>
-              <w:t>类型</w:t>
-            </w:r>
-          </w:p>
-        </w:tc>
-        <w:tc>
-          <w:tcPr>
-            <w:tcW w:type="dxa" w:w="2266"/>
-            <w:shd w:fill="F6F8FA" w:val="clear"/>
-          </w:tcPr>
-          <w:p>
-            <w:pPr>
-              <w:spacing w:before="40" w:after="40" w:line="288" w:lineRule="auto"/>
-            </w:pPr>
-            <w:r/>
-            <w:r>
-              <w:rPr>
-                <w:rFonts w:ascii="Microsoft YaHei" w:hAnsi="Microsoft YaHei"/>
-                <w:b/>
-                <w:color w:val="1A1A1A"/>
-                <w:sz w:val="18"/>
-              </w:rPr>
-              <w:t>净额（元）</w:t>
-            </w:r>
-          </w:p>
-        </w:tc>
-        <w:tc>
-          <w:tcPr>
-            <w:tcW w:type="dxa" w:w="2266"/>
-            <w:shd w:fill="F6F8FA" w:val="clear"/>
-          </w:tcPr>
-          <w:p>
-            <w:pPr>
-              <w:spacing w:before="40" w:after="40" w:line="288" w:lineRule="auto"/>
-            </w:pPr>
-            <w:r/>
-            <w:r>
-              <w:rPr>
-                <w:rFonts w:ascii="Microsoft YaHei" w:hAnsi="Microsoft YaHei"/>
-                <w:b/>
-                <w:color w:val="1A1A1A"/>
-                <w:sz w:val="18"/>
-              </w:rPr>
-              <w:t>买入（元）</w:t>
-            </w:r>
-          </w:p>
-        </w:tc>
-        <w:tc>
-          <w:tcPr>
-            <w:tcW w:type="dxa" w:w="2266"/>
-            <w:shd w:fill="F6F8FA" w:val="clear"/>
-          </w:tcPr>
-          <w:p>
-            <w:pPr>
-              <w:spacing w:before="40" w:after="40" w:line="288" w:lineRule="auto"/>
-            </w:pPr>
-            <w:r/>
-            <w:r>
-              <w:rPr>
-                <w:rFonts w:ascii="Microsoft YaHei" w:hAnsi="Microsoft YaHei"/>
-                <w:b/>
-                <w:color w:val="1A1A1A"/>
-                <w:sz w:val="18"/>
-              </w:rPr>
-              <w:t>卖出（元）</w:t>
-            </w:r>
-          </w:p>
-        </w:tc>
-      </w:tr>
-      <w:tr>
-        <w:tc>
-          <w:tcPr>
-            <w:tcW w:type="dxa" w:w="2266"/>
-          </w:tcPr>
-          <w:p>
-            <w:pPr>
-              <w:spacing w:before="40" w:after="40" w:line="288" w:lineRule="auto"/>
-            </w:pPr>
-            <w:r/>
-            <w:r>
-              <w:rPr>
-                <w:rFonts w:ascii="Microsoft YaHei" w:hAnsi="Microsoft YaHei"/>
-                <w:sz w:val="18"/>
-              </w:rPr>
-              <w:t>大单</w:t>
-            </w:r>
-          </w:p>
-        </w:tc>
-        <w:tc>
-          <w:tcPr>
-            <w:tcW w:type="dxa" w:w="2266"/>
-          </w:tcPr>
-          <w:p>
-            <w:pPr>
-              <w:spacing w:before="40" w:after="40" w:line="288" w:lineRule="auto"/>
-            </w:pPr>
-            <w:r/>
-            <w:r>
-              <w:rPr>
-                <w:rFonts w:ascii="Microsoft YaHei" w:hAnsi="Microsoft YaHei"/>
-                <w:b/>
-                <w:color w:val="1A1A1A"/>
-                <w:sz w:val="18"/>
-              </w:rPr>
-              <w:t>+573.15万</w:t>
-            </w:r>
-          </w:p>
-        </w:tc>
-        <w:tc>
-          <w:tcPr>
-            <w:tcW w:type="dxa" w:w="2266"/>
-          </w:tcPr>
-          <w:p>
-            <w:pPr>
-              <w:spacing w:before="40" w:after="40" w:line="288" w:lineRule="auto"/>
-            </w:pPr>
-            <w:r/>
-            <w:r>
-              <w:rPr>
-                <w:rFonts w:ascii="Microsoft YaHei" w:hAnsi="Microsoft YaHei"/>
-                <w:sz w:val="18"/>
-              </w:rPr>
-              <w:t>2,608.78万</w:t>
-            </w:r>
-          </w:p>
-        </w:tc>
-        <w:tc>
-          <w:tcPr>
-            <w:tcW w:type="dxa" w:w="2266"/>
-          </w:tcPr>
-          <w:p>
-            <w:pPr>
-              <w:spacing w:before="40" w:after="40" w:line="288" w:lineRule="auto"/>
-            </w:pPr>
-            <w:r/>
-            <w:r>
-              <w:rPr>
-                <w:rFonts w:ascii="Microsoft YaHei" w:hAnsi="Microsoft YaHei"/>
-                <w:sz w:val="18"/>
-              </w:rPr>
-              <w:t>2,035.64万</w:t>
-            </w:r>
-          </w:p>
-        </w:tc>
-      </w:tr>
-      <w:tr>
-        <w:tc>
-          <w:tcPr>
-            <w:tcW w:type="dxa" w:w="2266"/>
-            <w:shd w:fill="F8F9FA" w:val="clear"/>
-          </w:tcPr>
-          <w:p>
-            <w:pPr>
-              <w:spacing w:before="40" w:after="40" w:line="288" w:lineRule="auto"/>
-            </w:pPr>
-            <w:r/>
-            <w:r>
-              <w:rPr>
-                <w:rFonts w:ascii="Microsoft YaHei" w:hAnsi="Microsoft YaHei"/>
-                <w:sz w:val="18"/>
-              </w:rPr>
-              <w:t>中单</w:t>
-            </w:r>
-          </w:p>
-        </w:tc>
-        <w:tc>
-          <w:tcPr>
-            <w:tcW w:type="dxa" w:w="2266"/>
-            <w:shd w:fill="F8F9FA" w:val="clear"/>
-          </w:tcPr>
-          <w:p>
-            <w:pPr>
-              <w:spacing w:before="40" w:after="40" w:line="288" w:lineRule="auto"/>
-            </w:pPr>
-            <w:r/>
-            <w:r>
-              <w:rPr>
-                <w:rFonts w:ascii="Microsoft YaHei" w:hAnsi="Microsoft YaHei"/>
-                <w:b/>
-                <w:color w:val="1A1A1A"/>
-                <w:sz w:val="18"/>
-              </w:rPr>
-              <w:t>+606.58万</w:t>
-            </w:r>
-          </w:p>
-        </w:tc>
-        <w:tc>
-          <w:tcPr>
-            <w:tcW w:type="dxa" w:w="2266"/>
-            <w:shd w:fill="F8F9FA" w:val="clear"/>
-          </w:tcPr>
-          <w:p>
-            <w:pPr>
-              <w:spacing w:before="40" w:after="40" w:line="288" w:lineRule="auto"/>
-            </w:pPr>
-            <w:r/>
-            <w:r>
-              <w:rPr>
-                <w:rFonts w:ascii="Microsoft YaHei" w:hAnsi="Microsoft YaHei"/>
-                <w:sz w:val="18"/>
-              </w:rPr>
-              <w:t>2,044.40万</w:t>
-            </w:r>
-          </w:p>
-        </w:tc>
-        <w:tc>
-          <w:tcPr>
-            <w:tcW w:type="dxa" w:w="2266"/>
-            <w:shd w:fill="F8F9FA" w:val="clear"/>
-          </w:tcPr>
-          <w:p>
-            <w:pPr>
-              <w:spacing w:before="40" w:after="40" w:line="288" w:lineRule="auto"/>
-            </w:pPr>
-            <w:r/>
-            <w:r>
-              <w:rPr>
-                <w:rFonts w:ascii="Microsoft YaHei" w:hAnsi="Microsoft YaHei"/>
-                <w:sz w:val="18"/>
-              </w:rPr>
-              <w:t>1,437.82万</w:t>
-            </w:r>
-          </w:p>
-        </w:tc>
-      </w:tr>
-      <w:tr>
-        <w:tc>
-          <w:tcPr>
-            <w:tcW w:type="dxa" w:w="2266"/>
-          </w:tcPr>
-          <w:p>
-            <w:pPr>
-              <w:spacing w:before="40" w:after="40" w:line="288" w:lineRule="auto"/>
-            </w:pPr>
-            <w:r/>
-            <w:r>
-              <w:rPr>
-                <w:rFonts w:ascii="Microsoft YaHei" w:hAnsi="Microsoft YaHei"/>
-                <w:sz w:val="18"/>
-              </w:rPr>
-              <w:t>小单</w:t>
-            </w:r>
-          </w:p>
-        </w:tc>
-        <w:tc>
-          <w:tcPr>
-            <w:tcW w:type="dxa" w:w="2266"/>
-          </w:tcPr>
-          <w:p>
-            <w:pPr>
-              <w:spacing w:before="40" w:after="40" w:line="288" w:lineRule="auto"/>
-            </w:pPr>
-            <w:r/>
-            <w:r>
-              <w:rPr>
-                <w:rFonts w:ascii="Microsoft YaHei" w:hAnsi="Microsoft YaHei"/>
-                <w:b/>
-                <w:color w:val="1A1A1A"/>
-                <w:sz w:val="18"/>
-              </w:rPr>
-              <w:t>+615.71万</w:t>
-            </w:r>
-          </w:p>
-        </w:tc>
-        <w:tc>
-          <w:tcPr>
-            <w:tcW w:type="dxa" w:w="2266"/>
-          </w:tcPr>
-          <w:p>
-            <w:pPr>
-              <w:spacing w:before="40" w:after="40" w:line="288" w:lineRule="auto"/>
-            </w:pPr>
-            <w:r/>
-            <w:r>
-              <w:rPr>
-                <w:rFonts w:ascii="Microsoft YaHei" w:hAnsi="Microsoft YaHei"/>
-                <w:sz w:val="18"/>
-              </w:rPr>
-              <w:t>1,097.65万</w:t>
-            </w:r>
-          </w:p>
-        </w:tc>
-        <w:tc>
-          <w:tcPr>
-            <w:tcW w:type="dxa" w:w="2266"/>
-          </w:tcPr>
-          <w:p>
-            <w:pPr>
-              <w:spacing w:before="40" w:after="40" w:line="288" w:lineRule="auto"/>
-            </w:pPr>
-            <w:r/>
-            <w:r>
-              <w:rPr>
-                <w:rFonts w:ascii="Microsoft YaHei" w:hAnsi="Microsoft YaHei"/>
-                <w:sz w:val="18"/>
-              </w:rPr>
-              <w:t>481.94万</w:t>
-            </w:r>
-          </w:p>
-        </w:tc>
-      </w:tr>
-      <w:tr>
-        <w:tc>
-          <w:tcPr>
-            <w:tcW w:type="dxa" w:w="2266"/>
-            <w:shd w:fill="F8F9FA" w:val="clear"/>
-          </w:tcPr>
-          <w:p>
-            <w:pPr>
-              <w:spacing w:before="40" w:after="40" w:line="288" w:lineRule="auto"/>
-            </w:pPr>
-            <w:r/>
-            <w:r>
-              <w:rPr>
-                <w:rFonts w:ascii="Microsoft YaHei" w:hAnsi="Microsoft YaHei"/>
-                <w:b/>
-                <w:color w:val="1A1A1A"/>
-                <w:sz w:val="18"/>
-              </w:rPr>
-              <w:t>合计</w:t>
-            </w:r>
-          </w:p>
-        </w:tc>
-        <w:tc>
-          <w:tcPr>
-            <w:tcW w:type="dxa" w:w="2266"/>
-            <w:shd w:fill="F8F9FA" w:val="clear"/>
-          </w:tcPr>
-          <w:p>
-            <w:pPr>
-              <w:spacing w:before="40" w:after="40" w:line="288" w:lineRule="auto"/>
-            </w:pPr>
-            <w:r/>
-            <w:r>
-              <w:rPr>
-                <w:rFonts w:ascii="Microsoft YaHei" w:hAnsi="Microsoft YaHei"/>
-                <w:b/>
-                <w:color w:val="1A1A1A"/>
-                <w:sz w:val="18"/>
-              </w:rPr>
-              <w:t>+1,795.44万</w:t>
-            </w:r>
-          </w:p>
-        </w:tc>
-        <w:tc>
-          <w:tcPr>
-            <w:tcW w:type="dxa" w:w="2266"/>
-            <w:shd w:fill="F8F9FA" w:val="clear"/>
-          </w:tcPr>
-          <w:p>
-            <w:pPr>
-              <w:spacing w:before="40" w:after="40" w:line="288" w:lineRule="auto"/>
-            </w:pPr>
-            <w:r/>
-            <w:r>
-              <w:rPr>
-                <w:rFonts w:ascii="Microsoft YaHei" w:hAnsi="Microsoft YaHei"/>
-                <w:sz w:val="18"/>
-              </w:rPr>
-              <w:t>—</w:t>
-            </w:r>
-          </w:p>
-        </w:tc>
-        <w:tc>
-          <w:tcPr>
-            <w:tcW w:type="dxa" w:w="2266"/>
-            <w:shd w:fill="F8F9FA" w:val="clear"/>
-          </w:tcPr>
-          <w:p>
-            <w:pPr>
-              <w:spacing w:before="40" w:after="40" w:line="288" w:lineRule="auto"/>
-            </w:pPr>
-            <w:r/>
-            <w:r>
-              <w:rPr>
-                <w:rFonts w:ascii="Microsoft YaHei" w:hAnsi="Microsoft YaHei"/>
-                <w:sz w:val="18"/>
-              </w:rPr>
-              <w:t>—</w:t>
-            </w:r>
-          </w:p>
-        </w:tc>
-      </w:tr>
-    </w:tbl>
-    <w:p/>
-    <w:p>
-      <w:r>
-        <w:rPr>
-          <w:rFonts w:ascii="Microsoft YaHei" w:hAnsi="Microsoft YaHei"/>
-        </w:rPr>
-        <w:t>昨日各类资金均呈净流入，大单、中单、小单同步流入，</w:t>
-      </w:r>
-      <w:r>
-        <w:rPr>
-          <w:rFonts w:ascii="Microsoft YaHei" w:hAnsi="Microsoft YaHei"/>
-          <w:b/>
-          <w:color w:val="1A1A1A"/>
-        </w:rPr>
-        <w:t>无明显的资金对倒或分歧</w:t>
-      </w:r>
-      <w:r>
-        <w:rPr>
-          <w:rFonts w:ascii="Microsoft YaHei" w:hAnsi="Microsoft YaHei"/>
-        </w:rPr>
-        <w:t>，筹码结构较为健康。</w:t>
-      </w:r>
-    </w:p>
-    <w:p>
-      <w:pPr>
-        <w:spacing w:before="280" w:after="80" w:line="312" w:lineRule="auto"/>
-      </w:pPr>
-      <w:r>
-        <w:rPr>
-          <w:rFonts w:ascii="Microsoft YaHei" w:hAnsi="Microsoft YaHei"/>
-          <w:b/>
-          <w:color w:val="333333"/>
-          <w:sz w:val="24"/>
-        </w:rPr>
-        <w:t>融资融券</w:t>
-      </w:r>
-    </w:p>
-    <w:tbl>
-      <w:tblPr>
-        <w:tblStyle w:val="TableGrid"/>
-        <w:tblW w:type="auto" w:w="0"/>
-        <w:jc w:val="center"/>
-        <w:tblLayout w:type="autofit"/>
-        <w:tblLook w:firstColumn="1" w:firstRow="1" w:lastColumn="0" w:lastRow="0" w:noHBand="0" w:noVBand="1" w:val="04A0"/>
-      </w:tblPr>
-      <w:tblGrid>
-        <w:gridCol w:w="3022"/>
-        <w:gridCol w:w="3022"/>
-        <w:gridCol w:w="3022"/>
-      </w:tblGrid>
-      <w:tr>
-        <w:tc>
-          <w:tcPr>
-            <w:tcW w:type="dxa" w:w="3022"/>
-            <w:shd w:fill="F6F8FA" w:val="clear"/>
-          </w:tcPr>
-          <w:p>
-            <w:pPr>
-              <w:spacing w:before="40" w:after="40" w:line="288" w:lineRule="auto"/>
-            </w:pPr>
-            <w:r/>
-            <w:r>
-              <w:rPr>
-                <w:rFonts w:ascii="Microsoft YaHei" w:hAnsi="Microsoft YaHei"/>
-                <w:b/>
-                <w:color w:val="1A1A1A"/>
-                <w:sz w:val="18"/>
-              </w:rPr>
-              <w:t>指标</w:t>
-            </w:r>
-          </w:p>
-        </w:tc>
-        <w:tc>
-          <w:tcPr>
-            <w:tcW w:type="dxa" w:w="3022"/>
-            <w:shd w:fill="F6F8FA" w:val="clear"/>
-          </w:tcPr>
-          <w:p>
-            <w:pPr>
-              <w:spacing w:before="40" w:after="40" w:line="288" w:lineRule="auto"/>
-            </w:pPr>
-            <w:r/>
-            <w:r>
-              <w:rPr>
-                <w:rFonts w:ascii="Microsoft YaHei" w:hAnsi="Microsoft YaHei"/>
-                <w:b/>
-                <w:color w:val="1A1A1A"/>
-                <w:sz w:val="18"/>
-              </w:rPr>
-              <w:t>数值</w:t>
-            </w:r>
-          </w:p>
-        </w:tc>
-        <w:tc>
-          <w:tcPr>
-            <w:tcW w:type="dxa" w:w="3022"/>
-            <w:shd w:fill="F6F8FA" w:val="clear"/>
-          </w:tcPr>
-          <w:p>
-            <w:pPr>
-              <w:spacing w:before="40" w:after="40" w:line="288" w:lineRule="auto"/>
-            </w:pPr>
-            <w:r/>
-            <w:r>
-              <w:rPr>
-                <w:rFonts w:ascii="Microsoft YaHei" w:hAnsi="Microsoft YaHei"/>
-                <w:b/>
-                <w:color w:val="1A1A1A"/>
-                <w:sz w:val="18"/>
-              </w:rPr>
-              <w:t>变动</w:t>
-            </w:r>
-          </w:p>
-        </w:tc>
-      </w:tr>
-      <w:tr>
-        <w:tc>
-          <w:tcPr>
-            <w:tcW w:type="dxa" w:w="3022"/>
-          </w:tcPr>
-          <w:p>
-            <w:pPr>
-              <w:spacing w:before="40" w:after="40" w:line="288" w:lineRule="auto"/>
-            </w:pPr>
-            <w:r/>
-            <w:r>
-              <w:rPr>
-                <w:rFonts w:ascii="Microsoft YaHei" w:hAnsi="Microsoft YaHei"/>
-                <w:sz w:val="18"/>
-              </w:rPr>
-              <w:t>融资余额</w:t>
-            </w:r>
-          </w:p>
-        </w:tc>
-        <w:tc>
-          <w:tcPr>
-            <w:tcW w:type="dxa" w:w="3022"/>
-          </w:tcPr>
-          <w:p>
-            <w:pPr>
-              <w:spacing w:before="40" w:after="40" w:line="288" w:lineRule="auto"/>
-            </w:pPr>
-            <w:r/>
-            <w:r>
-              <w:rPr>
-                <w:rFonts w:ascii="Microsoft YaHei" w:hAnsi="Microsoft YaHei"/>
-                <w:b/>
-                <w:color w:val="1A1A1A"/>
-                <w:sz w:val="18"/>
-              </w:rPr>
-              <w:t>2.87亿元</w:t>
-            </w:r>
-          </w:p>
-        </w:tc>
-        <w:tc>
-          <w:tcPr>
-            <w:tcW w:type="dxa" w:w="3022"/>
-          </w:tcPr>
-          <w:p>
-            <w:pPr>
-              <w:spacing w:before="40" w:after="40" w:line="288" w:lineRule="auto"/>
-            </w:pPr>
-            <w:r/>
-            <w:r>
-              <w:rPr>
-                <w:rFonts w:ascii="Microsoft YaHei" w:hAnsi="Microsoft YaHei"/>
-                <w:sz w:val="18"/>
-              </w:rPr>
-              <w:t>较前日 -0.04%</w:t>
-            </w:r>
-          </w:p>
-        </w:tc>
-      </w:tr>
-      <w:tr>
-        <w:tc>
-          <w:tcPr>
-            <w:tcW w:type="dxa" w:w="3022"/>
-            <w:shd w:fill="F8F9FA" w:val="clear"/>
-          </w:tcPr>
-          <w:p>
-            <w:pPr>
-              <w:spacing w:before="40" w:after="40" w:line="288" w:lineRule="auto"/>
-            </w:pPr>
-            <w:r/>
-            <w:r>
-              <w:rPr>
-                <w:rFonts w:ascii="Microsoft YaHei" w:hAnsi="Microsoft YaHei"/>
-                <w:sz w:val="18"/>
-              </w:rPr>
-              <w:t>融券余额</w:t>
-            </w:r>
-          </w:p>
-        </w:tc>
-        <w:tc>
-          <w:tcPr>
-            <w:tcW w:type="dxa" w:w="3022"/>
-            <w:shd w:fill="F8F9FA" w:val="clear"/>
-          </w:tcPr>
-          <w:p>
-            <w:pPr>
-              <w:spacing w:before="40" w:after="40" w:line="288" w:lineRule="auto"/>
-            </w:pPr>
-            <w:r/>
-            <w:r>
-              <w:rPr>
-                <w:rFonts w:ascii="Microsoft YaHei" w:hAnsi="Microsoft YaHei"/>
-                <w:b/>
-                <w:color w:val="1A1A1A"/>
-                <w:sz w:val="18"/>
-              </w:rPr>
-              <w:t>0.01亿元</w:t>
-            </w:r>
-          </w:p>
-        </w:tc>
-        <w:tc>
-          <w:tcPr>
-            <w:tcW w:type="dxa" w:w="3022"/>
-            <w:shd w:fill="F8F9FA" w:val="clear"/>
-          </w:tcPr>
-          <w:p>
-            <w:pPr>
-              <w:spacing w:before="40" w:after="40" w:line="288" w:lineRule="auto"/>
-            </w:pPr>
-            <w:r/>
-            <w:r>
-              <w:rPr>
-                <w:rFonts w:ascii="Microsoft YaHei" w:hAnsi="Microsoft YaHei"/>
-                <w:sz w:val="18"/>
-              </w:rPr>
-              <w:t>较前日 +4.52%</w:t>
-            </w:r>
-          </w:p>
-        </w:tc>
-      </w:tr>
-    </w:tbl>
-    <w:p/>
-    <w:p>
-      <w:r>
-        <w:rPr>
-          <w:rFonts w:ascii="Microsoft YaHei" w:hAnsi="Microsoft YaHei"/>
-        </w:rPr>
-        <w:t>融资余额基本持平，融券余额基数极低（仅100万级别），做空力量微乎其微。</w:t>
-      </w:r>
-    </w:p>
-    <w:p>
-      <w:pPr>
-        <w:spacing w:before="240" w:after="240"/>
-        <w:pBdr>
-          <w:bottom w:val="single" w:sz="4" w:space="1" w:color="D0D7DE"/>
-        </w:pBdr>
-      </w:pPr>
-    </w:p>
-    <w:p>
-      <w:pPr>
-        <w:spacing w:before="360" w:after="80" w:line="288" w:lineRule="auto"/>
-        <w:pBdr>
-          <w:bottom w:val="single" w:sz="4" w:space="4" w:color="D0D7DE"/>
-        </w:pBdr>
-      </w:pPr>
-      <w:r>
-        <w:rPr>
-          <w:rFonts w:ascii="Microsoft YaHei" w:hAnsi="Microsoft YaHei"/>
-          <w:b/>
-          <w:color w:val="1A1A1A"/>
-          <w:sz w:val="28"/>
-        </w:rPr>
-        <w:t>技术面</w:t>
-      </w:r>
-    </w:p>
-    <w:p>
       <w:r>
         <w:rPr>
           <w:rFonts w:ascii="Microsoft YaHei" w:hAnsi="Microsoft YaHei"/>
@@ -1942,390 +2274,13 @@
           <w:b/>
           <w:color w:val="1A1A1A"/>
         </w:rPr>
-        <w:t>3.44元</w:t>
+        <w:t>3.44</w:t>
       </w:r>
       <w:r>
         <w:rPr>
           <w:rFonts w:ascii="Microsoft YaHei" w:hAnsi="Microsoft YaHei"/>
         </w:rPr>
-        <w:t>，均线系统呈典型的多头排列：</w:t>
-      </w:r>
-    </w:p>
-    <w:tbl>
-      <w:tblPr>
-        <w:tblStyle w:val="TableGrid"/>
-        <w:tblW w:type="auto" w:w="0"/>
-        <w:jc w:val="center"/>
-        <w:tblLayout w:type="autofit"/>
-        <w:tblLook w:firstColumn="1" w:firstRow="1" w:lastColumn="0" w:lastRow="0" w:noHBand="0" w:noVBand="1" w:val="04A0"/>
-      </w:tblPr>
-      <w:tblGrid>
-        <w:gridCol w:w="2266"/>
-        <w:gridCol w:w="2266"/>
-        <w:gridCol w:w="2266"/>
-        <w:gridCol w:w="2266"/>
-      </w:tblGrid>
-      <w:tr>
-        <w:tc>
-          <w:tcPr>
-            <w:tcW w:type="dxa" w:w="2266"/>
-            <w:shd w:fill="F6F8FA" w:val="clear"/>
-          </w:tcPr>
-          <w:p>
-            <w:pPr>
-              <w:spacing w:before="40" w:after="40" w:line="288" w:lineRule="auto"/>
-            </w:pPr>
-            <w:r/>
-            <w:r>
-              <w:rPr>
-                <w:rFonts w:ascii="Microsoft YaHei" w:hAnsi="Microsoft YaHei"/>
-                <w:b/>
-                <w:color w:val="1A1A1A"/>
-                <w:sz w:val="18"/>
-              </w:rPr>
-              <w:t>均线</w:t>
-            </w:r>
-          </w:p>
-        </w:tc>
-        <w:tc>
-          <w:tcPr>
-            <w:tcW w:type="dxa" w:w="2266"/>
-            <w:shd w:fill="F6F8FA" w:val="clear"/>
-          </w:tcPr>
-          <w:p>
-            <w:pPr>
-              <w:spacing w:before="40" w:after="40" w:line="288" w:lineRule="auto"/>
-            </w:pPr>
-            <w:r/>
-            <w:r>
-              <w:rPr>
-                <w:rFonts w:ascii="Microsoft YaHei" w:hAnsi="Microsoft YaHei"/>
-                <w:b/>
-                <w:color w:val="1A1A1A"/>
-                <w:sz w:val="18"/>
-              </w:rPr>
-              <w:t>位置</w:t>
-            </w:r>
-          </w:p>
-        </w:tc>
-        <w:tc>
-          <w:tcPr>
-            <w:tcW w:type="dxa" w:w="2266"/>
-            <w:shd w:fill="F6F8FA" w:val="clear"/>
-          </w:tcPr>
-          <w:p>
-            <w:pPr>
-              <w:spacing w:before="40" w:after="40" w:line="288" w:lineRule="auto"/>
-            </w:pPr>
-            <w:r/>
-            <w:r>
-              <w:rPr>
-                <w:rFonts w:ascii="Microsoft YaHei" w:hAnsi="Microsoft YaHei"/>
-                <w:b/>
-                <w:color w:val="1A1A1A"/>
-                <w:sz w:val="18"/>
-              </w:rPr>
-              <w:t>偏离度</w:t>
-            </w:r>
-          </w:p>
-        </w:tc>
-        <w:tc>
-          <w:tcPr>
-            <w:tcW w:type="dxa" w:w="2266"/>
-            <w:shd w:fill="F6F8FA" w:val="clear"/>
-          </w:tcPr>
-          <w:p>
-            <w:pPr>
-              <w:spacing w:before="40" w:after="40" w:line="288" w:lineRule="auto"/>
-            </w:pPr>
-            <w:r/>
-            <w:r>
-              <w:rPr>
-                <w:rFonts w:ascii="Microsoft YaHei" w:hAnsi="Microsoft YaHei"/>
-                <w:b/>
-                <w:color w:val="1A1A1A"/>
-                <w:sz w:val="18"/>
-              </w:rPr>
-              <w:t>信号</w:t>
-            </w:r>
-          </w:p>
-        </w:tc>
-      </w:tr>
-      <w:tr>
-        <w:tc>
-          <w:tcPr>
-            <w:tcW w:type="dxa" w:w="2266"/>
-          </w:tcPr>
-          <w:p>
-            <w:pPr>
-              <w:spacing w:before="40" w:after="40" w:line="288" w:lineRule="auto"/>
-            </w:pPr>
-            <w:r/>
-            <w:r>
-              <w:rPr>
-                <w:rFonts w:ascii="Microsoft YaHei" w:hAnsi="Microsoft YaHei"/>
-                <w:sz w:val="18"/>
-              </w:rPr>
-              <w:t>MA5</w:t>
-            </w:r>
-          </w:p>
-        </w:tc>
-        <w:tc>
-          <w:tcPr>
-            <w:tcW w:type="dxa" w:w="2266"/>
-          </w:tcPr>
-          <w:p>
-            <w:pPr>
-              <w:spacing w:before="40" w:after="40" w:line="288" w:lineRule="auto"/>
-            </w:pPr>
-            <w:r/>
-            <w:r>
-              <w:rPr>
-                <w:rFonts w:ascii="Microsoft YaHei" w:hAnsi="Microsoft YaHei"/>
-                <w:b/>
-                <w:color w:val="1A1A1A"/>
-                <w:sz w:val="18"/>
-              </w:rPr>
-              <w:t>3.41元</w:t>
-            </w:r>
-          </w:p>
-        </w:tc>
-        <w:tc>
-          <w:tcPr>
-            <w:tcW w:type="dxa" w:w="2266"/>
-          </w:tcPr>
-          <w:p>
-            <w:pPr>
-              <w:spacing w:before="40" w:after="40" w:line="288" w:lineRule="auto"/>
-            </w:pPr>
-            <w:r/>
-            <w:r>
-              <w:rPr>
-                <w:rFonts w:ascii="Microsoft YaHei" w:hAnsi="Microsoft YaHei"/>
-                <w:sz w:val="18"/>
-              </w:rPr>
-              <w:t xml:space="preserve">上方 </w:t>
-            </w:r>
-            <w:r>
-              <w:rPr>
-                <w:rFonts w:ascii="Microsoft YaHei" w:hAnsi="Microsoft YaHei"/>
-                <w:b/>
-                <w:color w:val="1A1A1A"/>
-                <w:sz w:val="18"/>
-              </w:rPr>
-              <w:t>+0.9%</w:t>
-            </w:r>
-          </w:p>
-        </w:tc>
-        <w:tc>
-          <w:tcPr>
-            <w:tcW w:type="dxa" w:w="2266"/>
-          </w:tcPr>
-          <w:p>
-            <w:pPr>
-              <w:spacing w:before="40" w:after="40" w:line="288" w:lineRule="auto"/>
-            </w:pPr>
-            <w:r/>
-            <w:r>
-              <w:rPr>
-                <w:rFonts w:ascii="Microsoft YaHei" w:hAnsi="Microsoft YaHei"/>
-                <w:sz w:val="18"/>
-              </w:rPr>
-              <w:t>短线支撑有效</w:t>
-            </w:r>
-          </w:p>
-        </w:tc>
-      </w:tr>
-      <w:tr>
-        <w:tc>
-          <w:tcPr>
-            <w:tcW w:type="dxa" w:w="2266"/>
-            <w:shd w:fill="F8F9FA" w:val="clear"/>
-          </w:tcPr>
-          <w:p>
-            <w:pPr>
-              <w:spacing w:before="40" w:after="40" w:line="288" w:lineRule="auto"/>
-            </w:pPr>
-            <w:r/>
-            <w:r>
-              <w:rPr>
-                <w:rFonts w:ascii="Microsoft YaHei" w:hAnsi="Microsoft YaHei"/>
-                <w:sz w:val="18"/>
-              </w:rPr>
-              <w:t>MA10</w:t>
-            </w:r>
-          </w:p>
-        </w:tc>
-        <w:tc>
-          <w:tcPr>
-            <w:tcW w:type="dxa" w:w="2266"/>
-            <w:shd w:fill="F8F9FA" w:val="clear"/>
-          </w:tcPr>
-          <w:p>
-            <w:pPr>
-              <w:spacing w:before="40" w:after="40" w:line="288" w:lineRule="auto"/>
-            </w:pPr>
-            <w:r/>
-            <w:r>
-              <w:rPr>
-                <w:rFonts w:ascii="Microsoft YaHei" w:hAnsi="Microsoft YaHei"/>
-                <w:b/>
-                <w:color w:val="1A1A1A"/>
-                <w:sz w:val="18"/>
-              </w:rPr>
-              <w:t>3.38元</w:t>
-            </w:r>
-          </w:p>
-        </w:tc>
-        <w:tc>
-          <w:tcPr>
-            <w:tcW w:type="dxa" w:w="2266"/>
-            <w:shd w:fill="F8F9FA" w:val="clear"/>
-          </w:tcPr>
-          <w:p>
-            <w:pPr>
-              <w:spacing w:before="40" w:after="40" w:line="288" w:lineRule="auto"/>
-            </w:pPr>
-            <w:r/>
-            <w:r>
-              <w:rPr>
-                <w:rFonts w:ascii="Microsoft YaHei" w:hAnsi="Microsoft YaHei"/>
-                <w:sz w:val="18"/>
-              </w:rPr>
-              <w:t xml:space="preserve">上方 </w:t>
-            </w:r>
-            <w:r>
-              <w:rPr>
-                <w:rFonts w:ascii="Microsoft YaHei" w:hAnsi="Microsoft YaHei"/>
-                <w:b/>
-                <w:color w:val="1A1A1A"/>
-                <w:sz w:val="18"/>
-              </w:rPr>
-              <w:t>+1.8%</w:t>
-            </w:r>
-          </w:p>
-        </w:tc>
-        <w:tc>
-          <w:tcPr>
-            <w:tcW w:type="dxa" w:w="2266"/>
-            <w:shd w:fill="F8F9FA" w:val="clear"/>
-          </w:tcPr>
-          <w:p>
-            <w:pPr>
-              <w:spacing w:before="40" w:after="40" w:line="288" w:lineRule="auto"/>
-            </w:pPr>
-            <w:r/>
-            <w:r>
-              <w:rPr>
-                <w:rFonts w:ascii="Microsoft YaHei" w:hAnsi="Microsoft YaHei"/>
-                <w:sz w:val="18"/>
-              </w:rPr>
-              <w:t>中期支撑稳固</w:t>
-            </w:r>
-          </w:p>
-        </w:tc>
-      </w:tr>
-      <w:tr>
-        <w:tc>
-          <w:tcPr>
-            <w:tcW w:type="dxa" w:w="2266"/>
-          </w:tcPr>
-          <w:p>
-            <w:pPr>
-              <w:spacing w:before="40" w:after="40" w:line="288" w:lineRule="auto"/>
-            </w:pPr>
-            <w:r/>
-            <w:r>
-              <w:rPr>
-                <w:rFonts w:ascii="Microsoft YaHei" w:hAnsi="Microsoft YaHei"/>
-                <w:sz w:val="18"/>
-              </w:rPr>
-              <w:t>MA20 / 布林中轨</w:t>
-            </w:r>
-          </w:p>
-        </w:tc>
-        <w:tc>
-          <w:tcPr>
-            <w:tcW w:type="dxa" w:w="2266"/>
-          </w:tcPr>
-          <w:p>
-            <w:pPr>
-              <w:spacing w:before="40" w:after="40" w:line="288" w:lineRule="auto"/>
-            </w:pPr>
-            <w:r/>
-            <w:r>
-              <w:rPr>
-                <w:rFonts w:ascii="Microsoft YaHei" w:hAnsi="Microsoft YaHei"/>
-                <w:b/>
-                <w:color w:val="1A1A1A"/>
-                <w:sz w:val="18"/>
-              </w:rPr>
-              <w:t>3.32元</w:t>
-            </w:r>
-          </w:p>
-        </w:tc>
-        <w:tc>
-          <w:tcPr>
-            <w:tcW w:type="dxa" w:w="2266"/>
-          </w:tcPr>
-          <w:p>
-            <w:pPr>
-              <w:spacing w:before="40" w:after="40" w:line="288" w:lineRule="auto"/>
-            </w:pPr>
-            <w:r/>
-            <w:r>
-              <w:rPr>
-                <w:rFonts w:ascii="Microsoft YaHei" w:hAnsi="Microsoft YaHei"/>
-                <w:sz w:val="18"/>
-              </w:rPr>
-              <w:t xml:space="preserve">上方 </w:t>
-            </w:r>
-            <w:r>
-              <w:rPr>
-                <w:rFonts w:ascii="Microsoft YaHei" w:hAnsi="Microsoft YaHei"/>
-                <w:b/>
-                <w:color w:val="1A1A1A"/>
-                <w:sz w:val="18"/>
-              </w:rPr>
-              <w:t>+3.6%</w:t>
-            </w:r>
-          </w:p>
-        </w:tc>
-        <w:tc>
-          <w:tcPr>
-            <w:tcW w:type="dxa" w:w="2266"/>
-          </w:tcPr>
-          <w:p>
-            <w:pPr>
-              <w:spacing w:before="40" w:after="40" w:line="288" w:lineRule="auto"/>
-            </w:pPr>
-            <w:r/>
-            <w:r>
-              <w:rPr>
-                <w:rFonts w:ascii="Microsoft YaHei" w:hAnsi="Microsoft YaHei"/>
-                <w:sz w:val="18"/>
-              </w:rPr>
-              <w:t>趋势明显偏多</w:t>
-            </w:r>
-          </w:p>
-        </w:tc>
-      </w:tr>
-    </w:tbl>
-    <w:p/>
-    <w:p>
-      <w:r>
-        <w:rPr>
-          <w:rFonts w:ascii="Microsoft YaHei" w:hAnsi="Microsoft YaHei"/>
-          <w:b/>
-          <w:color w:val="1A1A1A"/>
-        </w:rPr>
-        <w:t>布林带</w:t>
-      </w:r>
-      <w:r>
-        <w:rPr>
-          <w:rFonts w:ascii="Microsoft YaHei" w:hAnsi="Microsoft YaHei"/>
-        </w:rPr>
-        <w:t xml:space="preserve">方面，上轨位于 </w:t>
+        <w:t xml:space="preserve"> 站上 </w:t>
       </w:r>
       <w:r>
         <w:rPr>
@@ -2333,13 +2288,13 @@
           <w:b/>
           <w:color w:val="1A1A1A"/>
         </w:rPr>
-        <w:t>3.48元</w:t>
+        <w:t>MA5（3.41）</w:t>
       </w:r>
       <w:r>
         <w:rPr>
           <w:rFonts w:ascii="Microsoft YaHei" w:hAnsi="Microsoft YaHei"/>
         </w:rPr>
-        <w:t xml:space="preserve">，下轨位于 </w:t>
+        <w:t xml:space="preserve"> 和 </w:t>
       </w:r>
       <w:r>
         <w:rPr>
@@ -2347,13 +2302,24 @@
           <w:b/>
           <w:color w:val="1A1A1A"/>
         </w:rPr>
-        <w:t>3.16元</w:t>
+        <w:t>MA10（3.38）</w:t>
       </w:r>
       <w:r>
         <w:rPr>
           <w:rFonts w:ascii="Microsoft YaHei" w:hAnsi="Microsoft YaHei"/>
         </w:rPr>
-        <w:t xml:space="preserve">，当前价 </w:t>
+        <w:t>，短期均线系统呈现多头排列</w:t>
+      </w:r>
+    </w:p>
+    <w:p>
+      <w:pPr>
+        <w:pStyle w:val="ListBullet"/>
+      </w:pPr>
+      <w:r>
+        <w:rPr>
+          <w:rFonts w:ascii="Microsoft YaHei" w:hAnsi="Microsoft YaHei"/>
+        </w:rPr>
+        <w:t xml:space="preserve">距离 </w:t>
       </w:r>
       <w:r>
         <w:rPr>
@@ -2361,13 +2327,13 @@
           <w:b/>
           <w:color w:val="1A1A1A"/>
         </w:rPr>
-        <w:t>3.44元</w:t>
+        <w:t>MA20/布林中轨（3.32）</w:t>
       </w:r>
       <w:r>
         <w:rPr>
           <w:rFonts w:ascii="Microsoft YaHei" w:hAnsi="Microsoft YaHei"/>
         </w:rPr>
-        <w:t xml:space="preserve"> 距上轨仅 </w:t>
+        <w:t xml:space="preserve"> 已有 </w:t>
       </w:r>
       <w:r>
         <w:rPr>
@@ -2375,29 +2341,52 @@
           <w:b/>
           <w:color w:val="1A1A1A"/>
         </w:rPr>
-        <w:t>1.2%</w:t>
+        <w:t>3.6%</w:t>
       </w:r>
       <w:r>
         <w:rPr>
           <w:rFonts w:ascii="Microsoft YaHei" w:hAnsi="Microsoft YaHei"/>
         </w:rPr>
-        <w:t>，已运行至布林带上方强势区域，接近上轨压力位。若后续量能配合不上，短线可能在上轨附近承压震荡。</w:t>
+        <w:t xml:space="preserve"> 的正向偏离，中期趋势进一步确认向上</w:t>
       </w:r>
     </w:p>
     <w:p>
+      <w:pPr>
+        <w:pStyle w:val="ListBullet"/>
+      </w:pPr>
+      <w:r>
+        <w:rPr>
+          <w:rFonts w:ascii="Microsoft YaHei" w:hAnsi="Microsoft YaHei"/>
+        </w:rPr>
+        <w:t xml:space="preserve">布林带宽度适中（3.16~3.48），股价接近上轨 </w:t>
+      </w:r>
       <w:r>
         <w:rPr>
           <w:rFonts w:ascii="Microsoft YaHei" w:hAnsi="Microsoft YaHei"/>
           <w:b/>
           <w:color w:val="1A1A1A"/>
         </w:rPr>
-        <w:t>综合判断</w:t>
+        <w:t>3.48</w:t>
       </w:r>
       <w:r>
         <w:rPr>
           <w:rFonts w:ascii="Microsoft YaHei" w:hAnsi="Microsoft YaHei"/>
         </w:rPr>
-        <w:t>：股价站稳 MA5/MA10/MA20 三条均线，短期趋势偏多，但已逼近布林上轨（3.48元），存在技术性阻力。</w:t>
+        <w:t xml:space="preserve">，短期若放量突破上轨，则有望打开上行空间；若受阻，可能回踩 </w:t>
+      </w:r>
+      <w:r>
+        <w:rPr>
+          <w:rFonts w:ascii="Microsoft YaHei" w:hAnsi="Microsoft YaHei"/>
+          <w:b/>
+          <w:color w:val="1A1A1A"/>
+        </w:rPr>
+        <w:t>MA5（3.41）</w:t>
+      </w:r>
+      <w:r>
+        <w:rPr>
+          <w:rFonts w:ascii="Microsoft YaHei" w:hAnsi="Microsoft YaHei"/>
+        </w:rPr>
+        <w:t xml:space="preserve"> 寻求支撑</w:t>
       </w:r>
     </w:p>
     <w:p>
@@ -2430,21 +2419,7 @@
         <w:rPr>
           <w:rFonts w:ascii="Microsoft YaHei" w:hAnsi="Microsoft YaHei"/>
         </w:rPr>
-        <w:t>近期宁波港相关的核心事件如下：</w:t>
-      </w:r>
-    </w:p>
-    <w:p>
-      <w:pPr>
-        <w:spacing w:before="280" w:after="80" w:line="312" w:lineRule="auto"/>
-      </w:pPr>
-      <w:r>
-        <w:rPr>
-          <w:rFonts w:ascii="Microsoft YaHei" w:hAnsi="Microsoft YaHei"/>
-          <w:b/>
-          <w:color w:val="333333"/>
-          <w:sz w:val="24"/>
-        </w:rPr>
-        <w:t>1. 董事长提议2026年中期分红（核心利好）</w:t>
+        <w:t>今日盘中有一条与航运相关的重要全球快讯值得关注：</w:t>
       </w:r>
     </w:p>
     <w:p>
@@ -2454,43 +2429,7 @@
           <w:b/>
           <w:color w:val="1A1A1A"/>
         </w:rPr>
-        <w:t>事件</w:t>
-      </w:r>
-      <w:r>
-        <w:rPr>
-          <w:rFonts w:ascii="Microsoft YaHei" w:hAnsi="Microsoft YaHei"/>
-        </w:rPr>
-        <w:t>：董事长朱苗提议实施2026年中期利润分配方案，</w:t>
-      </w:r>
-      <w:r>
-        <w:rPr>
-          <w:rFonts w:ascii="Microsoft YaHei" w:hAnsi="Microsoft YaHei"/>
-          <w:b/>
-          <w:color w:val="1A1A1A"/>
-        </w:rPr>
-        <w:t>分红比例不低于半年度可分配利润的30%</w:t>
-      </w:r>
-      <w:r>
-        <w:rPr>
-          <w:rFonts w:ascii="Microsoft YaHei" w:hAnsi="Microsoft YaHei"/>
-        </w:rPr>
-        <w:t>。</w:t>
-      </w:r>
-    </w:p>
-    <w:p>
-      <w:r>
-        <w:rPr>
-          <w:rFonts w:ascii="Microsoft YaHei" w:hAnsi="Microsoft YaHei"/>
-          <w:b/>
-          <w:color w:val="1A1A1A"/>
-        </w:rPr>
-        <w:t>影响分析</w:t>
-      </w:r>
-      <w:r>
-        <w:rPr>
-          <w:rFonts w:ascii="Microsoft YaHei" w:hAnsi="Microsoft YaHei"/>
-        </w:rPr>
-        <w:t>：</w:t>
+        <w:t>霍尔木兹海峡局势升温：</w:t>
       </w:r>
     </w:p>
     <w:p>
@@ -2501,26 +2440,7 @@
         <w:rPr>
           <w:rFonts w:ascii="Microsoft YaHei" w:hAnsi="Microsoft YaHei"/>
         </w:rPr>
-        <w:t>这是公司首次在半年度层面推出分红预案，体现了管理层对股东回报的重视</w:t>
-      </w:r>
-    </w:p>
-    <w:p>
-      <w:pPr>
-        <w:pStyle w:val="ListBullet"/>
-      </w:pPr>
-      <w:r>
-        <w:rPr>
-          <w:rFonts w:ascii="Microsoft YaHei" w:hAnsi="Microsoft YaHei"/>
-          <w:b/>
-          <w:color w:val="1A1A1A"/>
-        </w:rPr>
-        <w:t>不低于30%</w:t>
-      </w:r>
-      <w:r>
-        <w:rPr>
-          <w:rFonts w:ascii="Microsoft YaHei" w:hAnsi="Microsoft YaHei"/>
-        </w:rPr>
-        <w:t xml:space="preserve"> 的分红比例在港口行业中处于较高水平，信号积极</w:t>
+        <w:t>伊朗提出由伊朗和阿曼分别管理霍尔木兹海峡两侧航运通道的方案</w:t>
       </w:r>
     </w:p>
     <w:p>
@@ -2531,7 +2451,7 @@
         <w:rPr>
           <w:rFonts w:ascii="Microsoft YaHei" w:hAnsi="Microsoft YaHei"/>
         </w:rPr>
-        <w:t>在当前市场鼓励分红、注重股东回报的政策环境下，此举有望获得市场正面反馈</w:t>
+        <w:t>伊朗军方声明：任何接受美国使用伊朗资产进行赔偿的国家或公司，其所属船只将不被允许通过霍尔木兹海峡</w:t>
       </w:r>
     </w:p>
     <w:p>
@@ -2542,35 +2462,7 @@
         <w:rPr>
           <w:rFonts w:ascii="Microsoft YaHei" w:hAnsi="Microsoft YaHei"/>
         </w:rPr>
-        <w:t xml:space="preserve">该公告于昨日（7月28日）盘后发布，今日盘中股价温和上涨 </w:t>
-      </w:r>
-      <w:r>
-        <w:rPr>
-          <w:rFonts w:ascii="Microsoft YaHei" w:hAnsi="Microsoft YaHei"/>
-          <w:b/>
-          <w:color w:val="1A1A1A"/>
-        </w:rPr>
-        <w:t>+0.58%</w:t>
-      </w:r>
-      <w:r>
-        <w:rPr>
-          <w:rFonts w:ascii="Microsoft YaHei" w:hAnsi="Microsoft YaHei"/>
-        </w:rPr>
-        <w:t>，市场已开始消化这一利好</w:t>
-      </w:r>
-    </w:p>
-    <w:p>
-      <w:pPr>
-        <w:spacing w:before="280" w:after="80" w:line="312" w:lineRule="auto"/>
-      </w:pPr>
-      <w:r>
-        <w:rPr>
-          <w:rFonts w:ascii="Microsoft YaHei" w:hAnsi="Microsoft YaHei"/>
-          <w:b/>
-          <w:color w:val="333333"/>
-          <w:sz w:val="24"/>
-        </w:rPr>
-        <w:t>2."世界一流强港建设再添新引擎"（中长期利好）</w:t>
+        <w:t>美国通过阿曼传话称"不发动袭击"，局势处于"谈判与威慑并存"阶段</w:t>
       </w:r>
     </w:p>
     <w:p>
@@ -2580,43 +2472,40 @@
           <w:b/>
           <w:color w:val="1A1A1A"/>
         </w:rPr>
-        <w:t>事件摘要</w:t>
+        <w:t>影响分析：</w:t>
       </w:r>
+    </w:p>
+    <w:p>
+      <w:pPr>
+        <w:pStyle w:val="ListBullet"/>
+      </w:pPr>
       <w:r>
         <w:rPr>
           <w:rFonts w:ascii="Microsoft YaHei" w:hAnsi="Microsoft YaHei"/>
         </w:rPr>
-        <w:t>：有媒体报道关于世界一流强港建设的正面信息。</w:t>
+        <w:t>霍尔木兹海峡是全球最重要的石油运输通道之一，局势不确定性对全球航运路线规划产生扰动</w:t>
       </w:r>
     </w:p>
     <w:p>
-      <w:r>
-        <w:rPr>
-          <w:rFonts w:ascii="Microsoft YaHei" w:hAnsi="Microsoft YaHei"/>
-          <w:b/>
-          <w:color w:val="1A1A1A"/>
-        </w:rPr>
-        <w:t>影响分析</w:t>
-      </w:r>
+      <w:pPr>
+        <w:pStyle w:val="ListBullet"/>
+      </w:pPr>
       <w:r>
         <w:rPr>
           <w:rFonts w:ascii="Microsoft YaHei" w:hAnsi="Microsoft YaHei"/>
         </w:rPr>
-        <w:t>：作为全球货物吞吐量第一大港——宁波舟山港的运营主体，任何关于港口基础设施升级、吞吐能力提升的政策或项目进展，均对公司构成中长期利好。</w:t>
+        <w:t>若局势持续紧张，部分航线可能改道或寻求替代港口，理论上利好具备国际中转能力的中国港口</w:t>
       </w:r>
     </w:p>
     <w:p>
       <w:pPr>
-        <w:spacing w:before="280" w:after="80" w:line="312" w:lineRule="auto"/>
+        <w:pStyle w:val="ListBullet"/>
       </w:pPr>
       <w:r>
         <w:rPr>
           <w:rFonts w:ascii="Microsoft YaHei" w:hAnsi="Microsoft YaHei"/>
-          <w:b/>
-          <w:color w:val="333333"/>
-          <w:sz w:val="24"/>
         </w:rPr>
-        <w:t>3. 融资数据（中性偏利好）</w:t>
+        <w:t>但该消息更多是地缘政治的宏观背景，对宁波港的直接业务影响较小，需持续关注局势演变</w:t>
       </w:r>
     </w:p>
     <w:p>
@@ -2624,7 +2513,7 @@
         <w:rPr>
           <w:rFonts w:ascii="Microsoft YaHei" w:hAnsi="Microsoft YaHei"/>
         </w:rPr>
-        <w:t xml:space="preserve">7月28日融资买入 </w:t>
+        <w:t>此外，</w:t>
       </w:r>
       <w:r>
         <w:rPr>
@@ -2632,91 +2521,13 @@
           <w:b/>
           <w:color w:val="1A1A1A"/>
         </w:rPr>
-        <w:t>1,415.61万元</w:t>
+        <w:t>国际原油期货结算价大幅收跌超4%</w:t>
       </w:r>
       <w:r>
         <w:rPr>
           <w:rFonts w:ascii="Microsoft YaHei" w:hAnsi="Microsoft YaHei"/>
         </w:rPr>
-        <w:t xml:space="preserve">，融资余额 </w:t>
-      </w:r>
-      <w:r>
-        <w:rPr>
-          <w:rFonts w:ascii="Microsoft YaHei" w:hAnsi="Microsoft YaHei"/>
-          <w:b/>
-          <w:color w:val="1A1A1A"/>
-        </w:rPr>
-        <w:t>2.87亿元</w:t>
-      </w:r>
-      <w:r>
-        <w:rPr>
-          <w:rFonts w:ascii="Microsoft YaHei" w:hAnsi="Microsoft YaHei"/>
-        </w:rPr>
-        <w:t xml:space="preserve">，占流通市值比例 </w:t>
-      </w:r>
-      <w:r>
-        <w:rPr>
-          <w:rFonts w:ascii="Microsoft YaHei" w:hAnsi="Microsoft YaHei"/>
-          <w:b/>
-          <w:color w:val="1A1A1A"/>
-        </w:rPr>
-        <w:t>0.43%</w:t>
-      </w:r>
-      <w:r>
-        <w:rPr>
-          <w:rFonts w:ascii="Microsoft YaHei" w:hAnsi="Microsoft YaHei"/>
-        </w:rPr>
-        <w:t xml:space="preserve">，低于近一年 </w:t>
-      </w:r>
-      <w:r>
-        <w:rPr>
-          <w:rFonts w:ascii="Microsoft YaHei" w:hAnsi="Microsoft YaHei"/>
-          <w:b/>
-          <w:color w:val="1A1A1A"/>
-        </w:rPr>
-        <w:t>40%分位</w:t>
-      </w:r>
-      <w:r>
-        <w:rPr>
-          <w:rFonts w:ascii="Microsoft YaHei" w:hAnsi="Microsoft YaHei"/>
-        </w:rPr>
-        <w:t>水平。融资盘占比较低，说明杠杆资金尚未大量介入，后续存在加仓空间。</w:t>
-      </w:r>
-    </w:p>
-    <w:p>
-      <w:pPr>
-        <w:spacing w:before="280" w:after="80" w:line="312" w:lineRule="auto"/>
-      </w:pPr>
-      <w:r>
-        <w:rPr>
-          <w:rFonts w:ascii="Microsoft YaHei" w:hAnsi="Microsoft YaHei"/>
-          <w:b/>
-          <w:color w:val="333333"/>
-          <w:sz w:val="24"/>
-        </w:rPr>
-        <w:t>4. 市场整体氛围</w:t>
-      </w:r>
-    </w:p>
-    <w:p>
-      <w:r>
-        <w:rPr>
-          <w:rFonts w:ascii="Microsoft YaHei" w:hAnsi="Microsoft YaHei"/>
-        </w:rPr>
-        <w:t xml:space="preserve">逾 </w:t>
-      </w:r>
-      <w:r>
-        <w:rPr>
-          <w:rFonts w:ascii="Microsoft YaHei" w:hAnsi="Microsoft YaHei"/>
-          <w:b/>
-          <w:color w:val="1A1A1A"/>
-        </w:rPr>
-        <w:t>40家</w:t>
-      </w:r>
-      <w:r>
-        <w:rPr>
-          <w:rFonts w:ascii="Microsoft YaHei" w:hAnsi="Microsoft YaHei"/>
-        </w:rPr>
-        <w:t xml:space="preserve"> 沪市公司近期集中发布回购、增持、分红等利好，宁波港作为其中一员，受益于整体市场对"高分红蓝筹"的偏好情绪。</w:t>
+        <w:t>，油价下跌有助于降低航运企业的燃料成本，对港口物流行业构成成本端利好。</w:t>
       </w:r>
     </w:p>
     <w:p>
@@ -2749,7 +2560,7 @@
         <w:rPr>
           <w:rFonts w:ascii="Microsoft YaHei" w:hAnsi="Microsoft YaHei"/>
         </w:rPr>
-        <w:t>宁波港在所属各板块中的表现：</w:t>
+        <w:t>宁波港所属主要板块今日表现一览：</w:t>
       </w:r>
     </w:p>
     <w:tbl>
@@ -2805,7 +2616,7 @@
                 <w:color w:val="1A1A1A"/>
                 <w:sz w:val="18"/>
               </w:rPr>
-              <w:t>板块涨幅</w:t>
+              <w:t>涨跌幅</w:t>
             </w:r>
           </w:p>
         </w:tc>
@@ -2847,7 +2658,7 @@
                 <w:color w:val="1A1A1A"/>
                 <w:sz w:val="18"/>
               </w:rPr>
-              <w:t>该股板块内排名</w:t>
+              <w:t>板块内该股排名</w:t>
             </w:r>
           </w:p>
         </w:tc>
@@ -2867,7 +2678,7 @@
                 <w:rFonts w:ascii="Microsoft YaHei" w:hAnsi="Microsoft YaHei"/>
                 <w:sz w:val="18"/>
               </w:rPr>
-              <w:t>沪深300</w:t>
+              <w:t>海港与服务(A股)</w:t>
             </w:r>
           </w:p>
         </w:tc>
@@ -2887,7 +2698,7 @@
                 <w:color w:val="1A1A1A"/>
                 <w:sz w:val="18"/>
               </w:rPr>
-              <w:t>+1.57%</w:t>
+              <w:t>+0.60%</w:t>
             </w:r>
           </w:p>
         </w:tc>
@@ -2905,7 +2716,7 @@
                 <w:rFonts w:ascii="Microsoft YaHei" w:hAnsi="Microsoft YaHei"/>
                 <w:sz w:val="18"/>
               </w:rPr>
-              <w:t>75/1158</w:t>
+              <w:t>163/1158</w:t>
             </w:r>
           </w:p>
         </w:tc>
@@ -2923,163 +2734,7 @@
                 <w:rFonts w:ascii="Microsoft YaHei" w:hAnsi="Microsoft YaHei"/>
                 <w:sz w:val="18"/>
               </w:rPr>
-              <w:t>244/319（偏后）</w:t>
-            </w:r>
-          </w:p>
-        </w:tc>
-      </w:tr>
-      <w:tr>
-        <w:tc>
-          <w:tcPr>
-            <w:tcW w:type="dxa" w:w="2266"/>
-            <w:shd w:fill="F8F9FA" w:val="clear"/>
-          </w:tcPr>
-          <w:p>
-            <w:pPr>
-              <w:spacing w:before="40" w:after="40" w:line="288" w:lineRule="auto"/>
-            </w:pPr>
-            <w:r/>
-            <w:r>
-              <w:rPr>
-                <w:rFonts w:ascii="Microsoft YaHei" w:hAnsi="Microsoft YaHei"/>
-                <w:sz w:val="18"/>
-              </w:rPr>
-              <w:t>上证180</w:t>
-            </w:r>
-          </w:p>
-        </w:tc>
-        <w:tc>
-          <w:tcPr>
-            <w:tcW w:type="dxa" w:w="2266"/>
-            <w:shd w:fill="F8F9FA" w:val="clear"/>
-          </w:tcPr>
-          <w:p>
-            <w:pPr>
-              <w:spacing w:before="40" w:after="40" w:line="288" w:lineRule="auto"/>
-            </w:pPr>
-            <w:r/>
-            <w:r>
-              <w:rPr>
-                <w:rFonts w:ascii="Microsoft YaHei" w:hAnsi="Microsoft YaHei"/>
-                <w:b/>
-                <w:color w:val="1A1A1A"/>
-                <w:sz w:val="18"/>
-              </w:rPr>
-              <w:t>+1.79%</w:t>
-            </w:r>
-          </w:p>
-        </w:tc>
-        <w:tc>
-          <w:tcPr>
-            <w:tcW w:type="dxa" w:w="2266"/>
-            <w:shd w:fill="F8F9FA" w:val="clear"/>
-          </w:tcPr>
-          <w:p>
-            <w:pPr>
-              <w:spacing w:before="40" w:after="40" w:line="288" w:lineRule="auto"/>
-            </w:pPr>
-            <w:r/>
-            <w:r>
-              <w:rPr>
-                <w:rFonts w:ascii="Microsoft YaHei" w:hAnsi="Microsoft YaHei"/>
-                <w:sz w:val="18"/>
-              </w:rPr>
-              <w:t>62/1158</w:t>
-            </w:r>
-          </w:p>
-        </w:tc>
-        <w:tc>
-          <w:tcPr>
-            <w:tcW w:type="dxa" w:w="2266"/>
-            <w:shd w:fill="F8F9FA" w:val="clear"/>
-          </w:tcPr>
-          <w:p>
-            <w:pPr>
-              <w:spacing w:before="40" w:after="40" w:line="288" w:lineRule="auto"/>
-            </w:pPr>
-            <w:r/>
-            <w:r>
-              <w:rPr>
-                <w:rFonts w:ascii="Microsoft YaHei" w:hAnsi="Microsoft YaHei"/>
-                <w:sz w:val="18"/>
-              </w:rPr>
-              <w:t>157/197（偏后）</w:t>
-            </w:r>
-          </w:p>
-        </w:tc>
-      </w:tr>
-      <w:tr>
-        <w:tc>
-          <w:tcPr>
-            <w:tcW w:type="dxa" w:w="2266"/>
-          </w:tcPr>
-          <w:p>
-            <w:pPr>
-              <w:spacing w:before="40" w:after="40" w:line="288" w:lineRule="auto"/>
-            </w:pPr>
-            <w:r/>
-            <w:r>
-              <w:rPr>
-                <w:rFonts w:ascii="Microsoft YaHei" w:hAnsi="Microsoft YaHei"/>
-                <w:sz w:val="18"/>
-              </w:rPr>
-              <w:t>运输(A股)</w:t>
-            </w:r>
-          </w:p>
-        </w:tc>
-        <w:tc>
-          <w:tcPr>
-            <w:tcW w:type="dxa" w:w="2266"/>
-          </w:tcPr>
-          <w:p>
-            <w:pPr>
-              <w:spacing w:before="40" w:after="40" w:line="288" w:lineRule="auto"/>
-            </w:pPr>
-            <w:r/>
-            <w:r>
-              <w:rPr>
-                <w:rFonts w:ascii="Microsoft YaHei" w:hAnsi="Microsoft YaHei"/>
-                <w:b/>
-                <w:color w:val="1A1A1A"/>
-                <w:sz w:val="18"/>
-              </w:rPr>
-              <w:t>+0.02%</w:t>
-            </w:r>
-          </w:p>
-        </w:tc>
-        <w:tc>
-          <w:tcPr>
-            <w:tcW w:type="dxa" w:w="2266"/>
-          </w:tcPr>
-          <w:p>
-            <w:pPr>
-              <w:spacing w:before="40" w:after="40" w:line="288" w:lineRule="auto"/>
-            </w:pPr>
-            <w:r/>
-            <w:r>
-              <w:rPr>
-                <w:rFonts w:ascii="Microsoft YaHei" w:hAnsi="Microsoft YaHei"/>
-                <w:sz w:val="18"/>
-              </w:rPr>
-              <w:t>219/1158</w:t>
-            </w:r>
-          </w:p>
-        </w:tc>
-        <w:tc>
-          <w:tcPr>
-            <w:tcW w:type="dxa" w:w="2266"/>
-          </w:tcPr>
-          <w:p>
-            <w:pPr>
-              <w:spacing w:before="40" w:after="40" w:line="288" w:lineRule="auto"/>
-            </w:pPr>
-            <w:r/>
-            <w:r>
-              <w:rPr>
-                <w:rFonts w:ascii="Microsoft YaHei" w:hAnsi="Microsoft YaHei"/>
-                <w:sz w:val="18"/>
-              </w:rPr>
-              <w:t>60/121（中上）</w:t>
+              <w:t>12/19</w:t>
             </w:r>
           </w:p>
         </w:tc>
@@ -3159,7 +2814,7 @@
                 <w:rFonts w:ascii="Microsoft YaHei" w:hAnsi="Microsoft YaHei"/>
                 <w:sz w:val="18"/>
               </w:rPr>
-              <w:t>29/47（中上）</w:t>
+              <w:t>29/47</w:t>
             </w:r>
           </w:p>
         </w:tc>
@@ -3179,27 +2834,7 @@
                 <w:rFonts w:ascii="Microsoft YaHei" w:hAnsi="Microsoft YaHei"/>
                 <w:sz w:val="18"/>
               </w:rPr>
-              <w:t>海港与服务(A股)</w:t>
-            </w:r>
-          </w:p>
-        </w:tc>
-        <w:tc>
-          <w:tcPr>
-            <w:tcW w:type="dxa" w:w="2266"/>
-          </w:tcPr>
-          <w:p>
-            <w:pPr>
-              <w:spacing w:before="40" w:after="40" w:line="288" w:lineRule="auto"/>
-            </w:pPr>
-            <w:r/>
-            <w:r>
-              <w:rPr>
-                <w:rFonts w:ascii="Microsoft YaHei" w:hAnsi="Microsoft YaHei"/>
-                <w:b/>
-                <w:color w:val="1A1A1A"/>
-                <w:sz w:val="18"/>
-              </w:rPr>
-              <w:t>+0.60%</w:t>
+              <w:t>运输(A股)</w:t>
             </w:r>
           </w:p>
         </w:tc>
@@ -3217,7 +2852,7 @@
                 <w:rFonts w:ascii="Microsoft YaHei" w:hAnsi="Microsoft YaHei"/>
                 <w:sz w:val="18"/>
               </w:rPr>
-              <w:t>163/1158</w:t>
+              <w:t>+0.02%</w:t>
             </w:r>
           </w:p>
         </w:tc>
@@ -3235,7 +2870,177 @@
                 <w:rFonts w:ascii="Microsoft YaHei" w:hAnsi="Microsoft YaHei"/>
                 <w:sz w:val="18"/>
               </w:rPr>
-              <w:t>12/19（中上）</w:t>
+              <w:t>219/1158</w:t>
+            </w:r>
+          </w:p>
+        </w:tc>
+        <w:tc>
+          <w:tcPr>
+            <w:tcW w:type="dxa" w:w="2266"/>
+          </w:tcPr>
+          <w:p>
+            <w:pPr>
+              <w:spacing w:before="40" w:after="40" w:line="288" w:lineRule="auto"/>
+            </w:pPr>
+            <w:r/>
+            <w:r>
+              <w:rPr>
+                <w:rFonts w:ascii="Microsoft YaHei" w:hAnsi="Microsoft YaHei"/>
+                <w:sz w:val="18"/>
+              </w:rPr>
+              <w:t>60/121</w:t>
+            </w:r>
+          </w:p>
+        </w:tc>
+      </w:tr>
+      <w:tr>
+        <w:tc>
+          <w:tcPr>
+            <w:tcW w:type="dxa" w:w="2266"/>
+            <w:shd w:fill="F8F9FA" w:val="clear"/>
+          </w:tcPr>
+          <w:p>
+            <w:pPr>
+              <w:spacing w:before="40" w:after="40" w:line="288" w:lineRule="auto"/>
+            </w:pPr>
+            <w:r/>
+            <w:r>
+              <w:rPr>
+                <w:rFonts w:ascii="Microsoft YaHei" w:hAnsi="Microsoft YaHei"/>
+                <w:sz w:val="18"/>
+              </w:rPr>
+              <w:t>沪深300样本股</w:t>
+            </w:r>
+          </w:p>
+        </w:tc>
+        <w:tc>
+          <w:tcPr>
+            <w:tcW w:type="dxa" w:w="2266"/>
+            <w:shd w:fill="F8F9FA" w:val="clear"/>
+          </w:tcPr>
+          <w:p>
+            <w:pPr>
+              <w:spacing w:before="40" w:after="40" w:line="288" w:lineRule="auto"/>
+            </w:pPr>
+            <w:r/>
+            <w:r>
+              <w:rPr>
+                <w:rFonts w:ascii="Microsoft YaHei" w:hAnsi="Microsoft YaHei"/>
+                <w:sz w:val="18"/>
+              </w:rPr>
+              <w:t>+1.57%</w:t>
+            </w:r>
+          </w:p>
+        </w:tc>
+        <w:tc>
+          <w:tcPr>
+            <w:tcW w:type="dxa" w:w="2266"/>
+            <w:shd w:fill="F8F9FA" w:val="clear"/>
+          </w:tcPr>
+          <w:p>
+            <w:pPr>
+              <w:spacing w:before="40" w:after="40" w:line="288" w:lineRule="auto"/>
+            </w:pPr>
+            <w:r/>
+            <w:r>
+              <w:rPr>
+                <w:rFonts w:ascii="Microsoft YaHei" w:hAnsi="Microsoft YaHei"/>
+                <w:sz w:val="18"/>
+              </w:rPr>
+              <w:t>75/1158</w:t>
+            </w:r>
+          </w:p>
+        </w:tc>
+        <w:tc>
+          <w:tcPr>
+            <w:tcW w:type="dxa" w:w="2266"/>
+            <w:shd w:fill="F8F9FA" w:val="clear"/>
+          </w:tcPr>
+          <w:p>
+            <w:pPr>
+              <w:spacing w:before="40" w:after="40" w:line="288" w:lineRule="auto"/>
+            </w:pPr>
+            <w:r/>
+            <w:r>
+              <w:rPr>
+                <w:rFonts w:ascii="Microsoft YaHei" w:hAnsi="Microsoft YaHei"/>
+                <w:sz w:val="18"/>
+              </w:rPr>
+              <w:t>244/319</w:t>
+            </w:r>
+          </w:p>
+        </w:tc>
+      </w:tr>
+      <w:tr>
+        <w:tc>
+          <w:tcPr>
+            <w:tcW w:type="dxa" w:w="2266"/>
+          </w:tcPr>
+          <w:p>
+            <w:pPr>
+              <w:spacing w:before="40" w:after="40" w:line="288" w:lineRule="auto"/>
+            </w:pPr>
+            <w:r/>
+            <w:r>
+              <w:rPr>
+                <w:rFonts w:ascii="Microsoft YaHei" w:hAnsi="Microsoft YaHei"/>
+                <w:sz w:val="18"/>
+              </w:rPr>
+              <w:t>工业(A股)</w:t>
+            </w:r>
+          </w:p>
+        </w:tc>
+        <w:tc>
+          <w:tcPr>
+            <w:tcW w:type="dxa" w:w="2266"/>
+          </w:tcPr>
+          <w:p>
+            <w:pPr>
+              <w:spacing w:before="40" w:after="40" w:line="288" w:lineRule="auto"/>
+            </w:pPr>
+            <w:r/>
+            <w:r>
+              <w:rPr>
+                <w:rFonts w:ascii="Microsoft YaHei" w:hAnsi="Microsoft YaHei"/>
+                <w:sz w:val="18"/>
+              </w:rPr>
+              <w:t>-2.77%</w:t>
+            </w:r>
+          </w:p>
+        </w:tc>
+        <w:tc>
+          <w:tcPr>
+            <w:tcW w:type="dxa" w:w="2266"/>
+          </w:tcPr>
+          <w:p>
+            <w:pPr>
+              <w:spacing w:before="40" w:after="40" w:line="288" w:lineRule="auto"/>
+            </w:pPr>
+            <w:r/>
+            <w:r>
+              <w:rPr>
+                <w:rFonts w:ascii="Microsoft YaHei" w:hAnsi="Microsoft YaHei"/>
+                <w:sz w:val="18"/>
+              </w:rPr>
+              <w:t>779/1158</w:t>
+            </w:r>
+          </w:p>
+        </w:tc>
+        <w:tc>
+          <w:tcPr>
+            <w:tcW w:type="dxa" w:w="2266"/>
+          </w:tcPr>
+          <w:p>
+            <w:pPr>
+              <w:spacing w:before="40" w:after="40" w:line="288" w:lineRule="auto"/>
+            </w:pPr>
+            <w:r/>
+            <w:r>
+              <w:rPr>
+                <w:rFonts w:ascii="Microsoft YaHei" w:hAnsi="Microsoft YaHei"/>
+                <w:sz w:val="18"/>
+              </w:rPr>
+              <w:t>297/1209</w:t>
             </w:r>
           </w:p>
         </w:tc>
@@ -3246,8 +3051,88 @@
       <w:r>
         <w:rPr>
           <w:rFonts w:ascii="Microsoft YaHei" w:hAnsi="Microsoft YaHei"/>
+          <w:b/>
+          <w:color w:val="1A1A1A"/>
         </w:rPr>
-        <w:t xml:space="preserve">港口/交通板块今日整体跑输沪深300大盘（+1.57%），但宁波港 </w:t>
+        <w:t>板块对比：</w:t>
+      </w:r>
+    </w:p>
+    <w:p>
+      <w:pPr>
+        <w:pStyle w:val="ListBullet"/>
+      </w:pPr>
+      <w:r>
+        <w:rPr>
+          <w:rFonts w:ascii="Microsoft YaHei" w:hAnsi="Microsoft YaHei"/>
+        </w:rPr>
+        <w:t xml:space="preserve">宁波港所属的 </w:t>
+      </w:r>
+      <w:r>
+        <w:rPr>
+          <w:rFonts w:ascii="Microsoft YaHei" w:hAnsi="Microsoft YaHei"/>
+          <w:b/>
+          <w:color w:val="1A1A1A"/>
+        </w:rPr>
+        <w:t>海港与服务</w:t>
+      </w:r>
+      <w:r>
+        <w:rPr>
+          <w:rFonts w:ascii="Microsoft YaHei" w:hAnsi="Microsoft YaHei"/>
+        </w:rPr>
+        <w:t xml:space="preserve"> 及 </w:t>
+      </w:r>
+      <w:r>
+        <w:rPr>
+          <w:rFonts w:ascii="Microsoft YaHei" w:hAnsi="Microsoft YaHei"/>
+          <w:b/>
+          <w:color w:val="1A1A1A"/>
+        </w:rPr>
+        <w:t>交通基本设施</w:t>
+      </w:r>
+      <w:r>
+        <w:rPr>
+          <w:rFonts w:ascii="Microsoft YaHei" w:hAnsi="Microsoft YaHei"/>
+        </w:rPr>
+        <w:t xml:space="preserve"> 板块涨幅均跑赢大盘中位数，板块内领涨个股 </w:t>
+      </w:r>
+      <w:r>
+        <w:rPr>
+          <w:rFonts w:ascii="Microsoft YaHei" w:hAnsi="Microsoft YaHei"/>
+          <w:b/>
+          <w:color w:val="1A1A1A"/>
+        </w:rPr>
+        <w:t>招商港口（+3.18%）</w:t>
+      </w:r>
+      <w:r>
+        <w:rPr>
+          <w:rFonts w:ascii="Microsoft YaHei" w:hAnsi="Microsoft YaHei"/>
+        </w:rPr>
+        <w:t>、</w:t>
+      </w:r>
+      <w:r>
+        <w:rPr>
+          <w:rFonts w:ascii="Microsoft YaHei" w:hAnsi="Microsoft YaHei"/>
+          <w:b/>
+          <w:color w:val="1A1A1A"/>
+        </w:rPr>
+        <w:t>辽港股份（+2.80%）</w:t>
+      </w:r>
+      <w:r>
+        <w:rPr>
+          <w:rFonts w:ascii="Microsoft YaHei" w:hAnsi="Microsoft YaHei"/>
+        </w:rPr>
+        <w:t xml:space="preserve"> 等表现强劲，板块整体处于 "跟涨不领涨" 状态</w:t>
+      </w:r>
+    </w:p>
+    <w:p>
+      <w:pPr>
+        <w:pStyle w:val="ListBullet"/>
+      </w:pPr>
+      <w:r>
+        <w:rPr>
+          <w:rFonts w:ascii="Microsoft YaHei" w:hAnsi="Microsoft YaHei"/>
+        </w:rPr>
+        <w:t xml:space="preserve">宁波港 </w:t>
       </w:r>
       <w:r>
         <w:rPr>
@@ -3261,7 +3146,46 @@
         <w:rPr>
           <w:rFonts w:ascii="Microsoft YaHei" w:hAnsi="Microsoft YaHei"/>
         </w:rPr>
-        <w:t xml:space="preserve"> 的涨幅与海港服务板块涨幅（+0.60%）基本同步，未出现明显超额或落后。</w:t>
+        <w:t xml:space="preserve"> 的涨幅接近板块均值（海港与服务 +0.60%），表现稳健但弹性不足</w:t>
+      </w:r>
+    </w:p>
+    <w:p>
+      <w:pPr>
+        <w:pStyle w:val="ListBullet"/>
+      </w:pPr>
+      <w:r>
+        <w:rPr>
+          <w:rFonts w:ascii="Microsoft YaHei" w:hAnsi="Microsoft YaHei"/>
+        </w:rPr>
+        <w:t xml:space="preserve">同属港口的 </w:t>
+      </w:r>
+      <w:r>
+        <w:rPr>
+          <w:rFonts w:ascii="Microsoft YaHei" w:hAnsi="Microsoft YaHei"/>
+          <w:b/>
+          <w:color w:val="1A1A1A"/>
+        </w:rPr>
+        <w:t>唐山港（+2.01%）</w:t>
+      </w:r>
+      <w:r>
+        <w:rPr>
+          <w:rFonts w:ascii="Microsoft YaHei" w:hAnsi="Microsoft YaHei"/>
+        </w:rPr>
+        <w:t>、</w:t>
+      </w:r>
+      <w:r>
+        <w:rPr>
+          <w:rFonts w:ascii="Microsoft YaHei" w:hAnsi="Microsoft YaHei"/>
+          <w:b/>
+          <w:color w:val="1A1A1A"/>
+        </w:rPr>
+        <w:t>日照港（+1.11%）</w:t>
+      </w:r>
+      <w:r>
+        <w:rPr>
+          <w:rFonts w:ascii="Microsoft YaHei" w:hAnsi="Microsoft YaHei"/>
+        </w:rPr>
+        <w:t xml:space="preserve"> 涨幅领先，宁波港涨幅居中</w:t>
       </w:r>
     </w:p>
     <w:p>
@@ -3298,14 +3222,13 @@
         <w:tblLook w:firstColumn="1" w:firstRow="1" w:lastColumn="0" w:lastRow="0" w:noHBand="0" w:noVBand="1" w:val="04A0"/>
       </w:tblPr>
       <w:tblGrid>
-        <w:gridCol w:w="3022"/>
-        <w:gridCol w:w="3022"/>
-        <w:gridCol w:w="3022"/>
+        <w:gridCol w:w="4533"/>
+        <w:gridCol w:w="4533"/>
       </w:tblGrid>
       <w:tr>
         <w:tc>
           <w:tcPr>
-            <w:tcW w:type="dxa" w:w="3022"/>
+            <w:tcW w:type="dxa" w:w="4533"/>
             <w:shd w:fill="F6F8FA" w:val="clear"/>
           </w:tcPr>
           <w:p>
@@ -3326,7 +3249,7 @@
         </w:tc>
         <w:tc>
           <w:tcPr>
-            <w:tcW w:type="dxa" w:w="3022"/>
+            <w:tcW w:type="dxa" w:w="4533"/>
             <w:shd w:fill="F6F8FA" w:val="clear"/>
           </w:tcPr>
           <w:p>
@@ -3345,32 +3268,11 @@
             </w:r>
           </w:p>
         </w:tc>
-        <w:tc>
-          <w:tcPr>
-            <w:tcW w:type="dxa" w:w="3022"/>
-            <w:shd w:fill="F6F8FA" w:val="clear"/>
-          </w:tcPr>
-          <w:p>
-            <w:pPr>
-              <w:spacing w:before="40" w:after="40" w:line="288" w:lineRule="auto"/>
-            </w:pPr>
-            <w:r/>
-            <w:r>
-              <w:rPr>
-                <w:rFonts w:ascii="Microsoft YaHei" w:hAnsi="Microsoft YaHei"/>
-                <w:b/>
-                <w:color w:val="1A1A1A"/>
-                <w:sz w:val="18"/>
-              </w:rPr>
-              <w:t>评级</w:t>
-            </w:r>
-          </w:p>
-        </w:tc>
       </w:tr>
       <w:tr>
         <w:tc>
           <w:tcPr>
-            <w:tcW w:type="dxa" w:w="3022"/>
+            <w:tcW w:type="dxa" w:w="4533"/>
           </w:tcPr>
           <w:p>
             <w:pPr>
@@ -3388,7 +3290,7 @@
         </w:tc>
         <w:tc>
           <w:tcPr>
-            <w:tcW w:type="dxa" w:w="3022"/>
+            <w:tcW w:type="dxa" w:w="4533"/>
           </w:tcPr>
           <w:p>
             <w:pPr>
@@ -3400,25 +3302,7 @@
                 <w:rFonts w:ascii="Microsoft YaHei" w:hAnsi="Microsoft YaHei"/>
                 <w:sz w:val="18"/>
               </w:rPr>
-              <w:t>全市场人气较好，成交量放大</w:t>
-            </w:r>
-          </w:p>
-        </w:tc>
-        <w:tc>
-          <w:tcPr>
-            <w:tcW w:type="dxa" w:w="3022"/>
-          </w:tcPr>
-          <w:p>
-            <w:pPr>
-              <w:spacing w:before="40" w:after="40" w:line="288" w:lineRule="auto"/>
-            </w:pPr>
-            <w:r/>
-            <w:r>
-              <w:rPr>
-                <w:rFonts w:ascii="Microsoft YaHei" w:hAnsi="Microsoft YaHei"/>
-                <w:sz w:val="18"/>
-              </w:rPr>
-              <w:t>★★★★☆</w:t>
+              <w:t>✅ 全市人气高涨，赚钱效应佳</w:t>
             </w:r>
           </w:p>
         </w:tc>
@@ -3426,7 +3310,7 @@
       <w:tr>
         <w:tc>
           <w:tcPr>
-            <w:tcW w:type="dxa" w:w="3022"/>
+            <w:tcW w:type="dxa" w:w="4533"/>
             <w:shd w:fill="F8F9FA" w:val="clear"/>
           </w:tcPr>
           <w:p>
@@ -3439,13 +3323,13 @@
                 <w:rFonts w:ascii="Microsoft YaHei" w:hAnsi="Microsoft YaHei"/>
                 <w:sz w:val="18"/>
               </w:rPr>
-              <w:t>个股走势</w:t>
+              <w:t>量价关系</w:t>
             </w:r>
           </w:p>
         </w:tc>
         <w:tc>
           <w:tcPr>
-            <w:tcW w:type="dxa" w:w="3022"/>
+            <w:tcW w:type="dxa" w:w="4533"/>
             <w:shd w:fill="F8F9FA" w:val="clear"/>
           </w:tcPr>
           <w:p>
@@ -3458,13 +3342,53 @@
                 <w:rFonts w:ascii="Microsoft YaHei" w:hAnsi="Microsoft YaHei"/>
                 <w:sz w:val="18"/>
               </w:rPr>
-              <w:t>低开高走，量比1.35，温和放量</w:t>
+              <w:t>✅ 放量走强，量比1.35，换手翻倍</w:t>
+            </w:r>
+          </w:p>
+        </w:tc>
+      </w:tr>
+      <w:tr>
+        <w:tc>
+          <w:tcPr>
+            <w:tcW w:type="dxa" w:w="4533"/>
+          </w:tcPr>
+          <w:p>
+            <w:pPr>
+              <w:spacing w:before="40" w:after="40" w:line="288" w:lineRule="auto"/>
+            </w:pPr>
+            <w:r/>
+            <w:r>
+              <w:rPr>
+                <w:rFonts w:ascii="Microsoft YaHei" w:hAnsi="Microsoft YaHei"/>
+                <w:sz w:val="18"/>
+              </w:rPr>
+              <w:t>资金流向</w:t>
             </w:r>
           </w:p>
         </w:tc>
         <w:tc>
           <w:tcPr>
-            <w:tcW w:type="dxa" w:w="3022"/>
+            <w:tcW w:type="dxa" w:w="4533"/>
+          </w:tcPr>
+          <w:p>
+            <w:pPr>
+              <w:spacing w:before="40" w:after="40" w:line="288" w:lineRule="auto"/>
+            </w:pPr>
+            <w:r/>
+            <w:r>
+              <w:rPr>
+                <w:rFonts w:ascii="Microsoft YaHei" w:hAnsi="Microsoft YaHei"/>
+                <w:sz w:val="18"/>
+              </w:rPr>
+              <w:t>✅ 主力大单连续净流入，盘中净流入5,477万</w:t>
+            </w:r>
+          </w:p>
+        </w:tc>
+      </w:tr>
+      <w:tr>
+        <w:tc>
+          <w:tcPr>
+            <w:tcW w:type="dxa" w:w="4533"/>
             <w:shd w:fill="F8F9FA" w:val="clear"/>
           </w:tcPr>
           <w:p>
@@ -3477,71 +3401,13 @@
                 <w:rFonts w:ascii="Microsoft YaHei" w:hAnsi="Microsoft YaHei"/>
                 <w:sz w:val="18"/>
               </w:rPr>
-              <w:t>★★★☆☆</w:t>
-            </w:r>
-          </w:p>
-        </w:tc>
-      </w:tr>
-      <w:tr>
-        <w:tc>
-          <w:tcPr>
-            <w:tcW w:type="dxa" w:w="3022"/>
-          </w:tcPr>
-          <w:p>
-            <w:pPr>
-              <w:spacing w:before="40" w:after="40" w:line="288" w:lineRule="auto"/>
-            </w:pPr>
-            <w:r/>
-            <w:r>
-              <w:rPr>
-                <w:rFonts w:ascii="Microsoft YaHei" w:hAnsi="Microsoft YaHei"/>
-                <w:sz w:val="18"/>
-              </w:rPr>
-              <w:t>资金面</w:t>
+              <w:t>技术形态</w:t>
             </w:r>
           </w:p>
         </w:tc>
         <w:tc>
           <w:tcPr>
-            <w:tcW w:type="dxa" w:w="3022"/>
-          </w:tcPr>
-          <w:p>
-            <w:pPr>
-              <w:spacing w:before="40" w:after="40" w:line="288" w:lineRule="auto"/>
-            </w:pPr>
-            <w:r/>
-            <w:r>
-              <w:rPr>
-                <w:rFonts w:ascii="Microsoft YaHei" w:hAnsi="Microsoft YaHei"/>
-                <w:sz w:val="18"/>
-              </w:rPr>
-              <w:t>日内持续净流入，大小单同步流入</w:t>
-            </w:r>
-          </w:p>
-        </w:tc>
-        <w:tc>
-          <w:tcPr>
-            <w:tcW w:type="dxa" w:w="3022"/>
-          </w:tcPr>
-          <w:p>
-            <w:pPr>
-              <w:spacing w:before="40" w:after="40" w:line="288" w:lineRule="auto"/>
-            </w:pPr>
-            <w:r/>
-            <w:r>
-              <w:rPr>
-                <w:rFonts w:ascii="Microsoft YaHei" w:hAnsi="Microsoft YaHei"/>
-                <w:sz w:val="18"/>
-              </w:rPr>
-              <w:t>★★★★☆</w:t>
-            </w:r>
-          </w:p>
-        </w:tc>
-      </w:tr>
-      <w:tr>
-        <w:tc>
-          <w:tcPr>
-            <w:tcW w:type="dxa" w:w="3022"/>
+            <w:tcW w:type="dxa" w:w="4533"/>
             <w:shd w:fill="F8F9FA" w:val="clear"/>
           </w:tcPr>
           <w:p>
@@ -3554,13 +3420,53 @@
                 <w:rFonts w:ascii="Microsoft YaHei" w:hAnsi="Microsoft YaHei"/>
                 <w:sz w:val="18"/>
               </w:rPr>
-              <w:t>技术面</w:t>
+              <w:t>✅ 站上MA5/MA10/MA20，多头排列</w:t>
+            </w:r>
+          </w:p>
+        </w:tc>
+      </w:tr>
+      <w:tr>
+        <w:tc>
+          <w:tcPr>
+            <w:tcW w:type="dxa" w:w="4533"/>
+          </w:tcPr>
+          <w:p>
+            <w:pPr>
+              <w:spacing w:before="40" w:after="40" w:line="288" w:lineRule="auto"/>
+            </w:pPr>
+            <w:r/>
+            <w:r>
+              <w:rPr>
+                <w:rFonts w:ascii="Microsoft YaHei" w:hAnsi="Microsoft YaHei"/>
+                <w:sz w:val="18"/>
+              </w:rPr>
+              <w:t>估值水平</w:t>
             </w:r>
           </w:p>
         </w:tc>
         <w:tc>
           <w:tcPr>
-            <w:tcW w:type="dxa" w:w="3022"/>
+            <w:tcW w:type="dxa" w:w="4533"/>
+          </w:tcPr>
+          <w:p>
+            <w:pPr>
+              <w:spacing w:before="40" w:after="40" w:line="288" w:lineRule="auto"/>
+            </w:pPr>
+            <w:r/>
+            <w:r>
+              <w:rPr>
+                <w:rFonts w:ascii="Microsoft YaHei" w:hAnsi="Microsoft YaHei"/>
+                <w:sz w:val="18"/>
+              </w:rPr>
+              <w:t>✅ PB 0.83倍破净，估值安全边际高</w:t>
+            </w:r>
+          </w:p>
+        </w:tc>
+      </w:tr>
+      <w:tr>
+        <w:tc>
+          <w:tcPr>
+            <w:tcW w:type="dxa" w:w="4533"/>
             <w:shd w:fill="F8F9FA" w:val="clear"/>
           </w:tcPr>
           <w:p>
@@ -3573,13 +3479,13 @@
                 <w:rFonts w:ascii="Microsoft YaHei" w:hAnsi="Microsoft YaHei"/>
                 <w:sz w:val="18"/>
               </w:rPr>
-              <w:t>多头排列，但接近布林上轨压力</w:t>
+              <w:t>板块协同</w:t>
             </w:r>
           </w:p>
         </w:tc>
         <w:tc>
           <w:tcPr>
-            <w:tcW w:type="dxa" w:w="3022"/>
+            <w:tcW w:type="dxa" w:w="4533"/>
             <w:shd w:fill="F8F9FA" w:val="clear"/>
           </w:tcPr>
           <w:p>
@@ -3592,7 +3498,7 @@
                 <w:rFonts w:ascii="Microsoft YaHei" w:hAnsi="Microsoft YaHei"/>
                 <w:sz w:val="18"/>
               </w:rPr>
-              <w:t>★★★☆☆</w:t>
+              <w:t>⚠️ 表现稳健但非领涨，弹性有限</w:t>
             </w:r>
           </w:p>
         </w:tc>
@@ -3600,7 +3506,7 @@
       <w:tr>
         <w:tc>
           <w:tcPr>
-            <w:tcW w:type="dxa" w:w="3022"/>
+            <w:tcW w:type="dxa" w:w="4533"/>
           </w:tcPr>
           <w:p>
             <w:pPr>
@@ -3612,13 +3518,13 @@
                 <w:rFonts w:ascii="Microsoft YaHei" w:hAnsi="Microsoft YaHei"/>
                 <w:sz w:val="18"/>
               </w:rPr>
-              <w:t>消息面</w:t>
+              <w:t>地缘消息</w:t>
             </w:r>
           </w:p>
         </w:tc>
         <w:tc>
           <w:tcPr>
-            <w:tcW w:type="dxa" w:w="3022"/>
+            <w:tcW w:type="dxa" w:w="4533"/>
           </w:tcPr>
           <w:p>
             <w:pPr>
@@ -3630,84 +3536,7 @@
                 <w:rFonts w:ascii="Microsoft YaHei" w:hAnsi="Microsoft YaHei"/>
                 <w:sz w:val="18"/>
               </w:rPr>
-              <w:t>中期分红提案为重大利好，港口建设长期正面</w:t>
-            </w:r>
-          </w:p>
-        </w:tc>
-        <w:tc>
-          <w:tcPr>
-            <w:tcW w:type="dxa" w:w="3022"/>
-          </w:tcPr>
-          <w:p>
-            <w:pPr>
-              <w:spacing w:before="40" w:after="40" w:line="288" w:lineRule="auto"/>
-            </w:pPr>
-            <w:r/>
-            <w:r>
-              <w:rPr>
-                <w:rFonts w:ascii="Microsoft YaHei" w:hAnsi="Microsoft YaHei"/>
-                <w:sz w:val="18"/>
-              </w:rPr>
-              <w:t>★★★★★</w:t>
-            </w:r>
-          </w:p>
-        </w:tc>
-      </w:tr>
-      <w:tr>
-        <w:tc>
-          <w:tcPr>
-            <w:tcW w:type="dxa" w:w="3022"/>
-            <w:shd w:fill="F8F9FA" w:val="clear"/>
-          </w:tcPr>
-          <w:p>
-            <w:pPr>
-              <w:spacing w:before="40" w:after="40" w:line="288" w:lineRule="auto"/>
-            </w:pPr>
-            <w:r/>
-            <w:r>
-              <w:rPr>
-                <w:rFonts w:ascii="Microsoft YaHei" w:hAnsi="Microsoft YaHei"/>
-                <w:sz w:val="18"/>
-              </w:rPr>
-              <w:t>估值面</w:t>
-            </w:r>
-          </w:p>
-        </w:tc>
-        <w:tc>
-          <w:tcPr>
-            <w:tcW w:type="dxa" w:w="3022"/>
-            <w:shd w:fill="F8F9FA" w:val="clear"/>
-          </w:tcPr>
-          <w:p>
-            <w:pPr>
-              <w:spacing w:before="40" w:after="40" w:line="288" w:lineRule="auto"/>
-            </w:pPr>
-            <w:r/>
-            <w:r>
-              <w:rPr>
-                <w:rFonts w:ascii="Microsoft YaHei" w:hAnsi="Microsoft YaHei"/>
-                <w:sz w:val="18"/>
-              </w:rPr>
-              <w:t>PE 14.3倍，PB 0.83倍（破净），安全边际充足</w:t>
-            </w:r>
-          </w:p>
-        </w:tc>
-        <w:tc>
-          <w:tcPr>
-            <w:tcW w:type="dxa" w:w="3022"/>
-            <w:shd w:fill="F8F9FA" w:val="clear"/>
-          </w:tcPr>
-          <w:p>
-            <w:pPr>
-              <w:spacing w:before="40" w:after="40" w:line="288" w:lineRule="auto"/>
-            </w:pPr>
-            <w:r/>
-            <w:r>
-              <w:rPr>
-                <w:rFonts w:ascii="Microsoft YaHei" w:hAnsi="Microsoft YaHei"/>
-                <w:sz w:val="18"/>
-              </w:rPr>
-              <w:t>★★★★☆</w:t>
+              <w:t>➡️ 霍尔木兹局势偏利好航运板块，但直接影响有限</w:t>
             </w:r>
           </w:p>
         </w:tc>
@@ -3721,13 +3550,7 @@
           <w:b/>
           <w:color w:val="1A1A1A"/>
         </w:rPr>
-        <w:t>主力观点</w:t>
-      </w:r>
-      <w:r>
-        <w:rPr>
-          <w:rFonts w:ascii="Microsoft YaHei" w:hAnsi="Microsoft YaHei"/>
-        </w:rPr>
-        <w:t>：</w:t>
+        <w:t>午间核心观点：</w:t>
       </w:r>
     </w:p>
     <w:p>
@@ -3735,7 +3558,7 @@
         <w:rPr>
           <w:rFonts w:ascii="Microsoft YaHei" w:hAnsi="Microsoft YaHei"/>
         </w:rPr>
-        <w:t xml:space="preserve">今日宁波港在中期分红重大利好驱动下，低开高走，收涨 </w:t>
+        <w:t xml:space="preserve">宁波港今日早盘呈现 </w:t>
       </w:r>
       <w:r>
         <w:rPr>
@@ -3743,13 +3566,13 @@
           <w:b/>
           <w:color w:val="1A1A1A"/>
         </w:rPr>
-        <w:t>+0.58%</w:t>
+        <w:t>温和放量上行</w:t>
       </w:r>
       <w:r>
         <w:rPr>
           <w:rFonts w:ascii="Microsoft YaHei" w:hAnsi="Microsoft YaHei"/>
         </w:rPr>
-        <w:t xml:space="preserve">，半日成交量已达昨日全天的 </w:t>
+        <w:t xml:space="preserve"> 态势，主力资金连续净流入，技术面均线多头排列，估值处于破净低位。在 </w:t>
       </w:r>
       <w:r>
         <w:rPr>
@@ -3757,13 +3580,41 @@
           <w:b/>
           <w:color w:val="1A1A1A"/>
         </w:rPr>
-        <w:t>2.06倍</w:t>
+        <w:t>全市大涨</w:t>
       </w:r>
       <w:r>
         <w:rPr>
           <w:rFonts w:ascii="Microsoft YaHei" w:hAnsi="Microsoft YaHei"/>
         </w:rPr>
-        <w:t>，量价配合健康。资金面上日内净流入持续，大小单无分歧，筹码结构良好。技术面上均线多头排列提供支撑，但股价已运行至布林带上轨（3.48元）附近，短线存在技术压力。</w:t>
+        <w:t xml:space="preserve"> 的背景下，宁波港走势稳健但弹性相对不足，更多体现为大市值蓝筹的"跟涨"属性。午后关注 </w:t>
+      </w:r>
+      <w:r>
+        <w:rPr>
+          <w:rFonts w:ascii="Microsoft YaHei" w:hAnsi="Microsoft YaHei"/>
+          <w:b/>
+          <w:color w:val="1A1A1A"/>
+        </w:rPr>
+        <w:t>3.48（布林上轨）</w:t>
+      </w:r>
+      <w:r>
+        <w:rPr>
+          <w:rFonts w:ascii="Microsoft YaHei" w:hAnsi="Microsoft YaHei"/>
+        </w:rPr>
+        <w:t xml:space="preserve"> 的压力位能否突破，若能放量站上，则有望挑战前高；若量能无法持续，短线或围绕 </w:t>
+      </w:r>
+      <w:r>
+        <w:rPr>
+          <w:rFonts w:ascii="Microsoft YaHei" w:hAnsi="Microsoft YaHei"/>
+          <w:b/>
+          <w:color w:val="1A1A1A"/>
+        </w:rPr>
+        <w:t>3.41~3.45</w:t>
+      </w:r>
+      <w:r>
+        <w:rPr>
+          <w:rFonts w:ascii="Microsoft YaHei" w:hAnsi="Microsoft YaHei"/>
+        </w:rPr>
+        <w:t xml:space="preserve"> 区间整固。</w:t>
       </w:r>
     </w:p>
     <w:p>
@@ -3773,86 +3624,13 @@
           <w:b/>
           <w:color w:val="1A1A1A"/>
         </w:rPr>
-        <w:t>核心逻辑</w:t>
+        <w:t>风险提示：</w:t>
       </w:r>
       <w:r>
         <w:rPr>
           <w:rFonts w:ascii="Microsoft YaHei" w:hAnsi="Microsoft YaHei"/>
         </w:rPr>
-        <w:t>：</w:t>
-      </w:r>
-    </w:p>
-    <w:p>
-      <w:pPr>
-        <w:pStyle w:val="ListBullet"/>
-      </w:pPr>
-      <w:r>
-        <w:rPr>
-          <w:rFonts w:ascii="Microsoft YaHei" w:hAnsi="Microsoft YaHei"/>
-          <w:b/>
-          <w:color w:val="1A1A1A"/>
-        </w:rPr>
-        <w:t>短线上</w:t>
-      </w:r>
-      <w:r>
-        <w:rPr>
-          <w:rFonts w:ascii="Microsoft YaHei" w:hAnsi="Microsoft YaHei"/>
-        </w:rPr>
-        <w:t>，中期分红提案构成情绪催化，叠加放量突破信号，有望继续向布林上轨（3.48元）发起挑战，但需关注能否有效放量突破</w:t>
-      </w:r>
-    </w:p>
-    <w:p>
-      <w:pPr>
-        <w:pStyle w:val="ListBullet"/>
-      </w:pPr>
-      <w:r>
-        <w:rPr>
-          <w:rFonts w:ascii="Microsoft YaHei" w:hAnsi="Microsoft YaHei"/>
-          <w:b/>
-          <w:color w:val="1A1A1A"/>
-        </w:rPr>
-        <w:t>中线看</w:t>
-      </w:r>
-      <w:r>
-        <w:rPr>
-          <w:rFonts w:ascii="Microsoft YaHei" w:hAnsi="Microsoft YaHei"/>
-        </w:rPr>
-        <w:t>，0.83倍PB处于破净状态，安全边际充足；中期分红机制的确立有望吸引更多价值型资金关注</w:t>
-      </w:r>
-    </w:p>
-    <w:p>
-      <w:pPr>
-        <w:pStyle w:val="ListBullet"/>
-      </w:pPr>
-      <w:r>
-        <w:rPr>
-          <w:rFonts w:ascii="Microsoft YaHei" w:hAnsi="Microsoft YaHei"/>
-          <w:b/>
-          <w:color w:val="1A1A1A"/>
-        </w:rPr>
-        <w:t>风险提示</w:t>
-      </w:r>
-      <w:r>
-        <w:rPr>
-          <w:rFonts w:ascii="Microsoft YaHei" w:hAnsi="Microsoft YaHei"/>
-        </w:rPr>
-        <w:t>：港口板块整体跑输大盘，板块资金轮动尚不明显；股价逼近布林上轨，短线或有技术性整理需求</w:t>
-      </w:r>
-    </w:p>
-    <w:p>
-      <w:r>
-        <w:rPr>
-          <w:rFonts w:ascii="Microsoft YaHei" w:hAnsi="Microsoft YaHei"/>
-          <w:b/>
-          <w:color w:val="1A1A1A"/>
-        </w:rPr>
-        <w:t>关注焦点</w:t>
-      </w:r>
-      <w:r>
-        <w:rPr>
-          <w:rFonts w:ascii="Microsoft YaHei" w:hAnsi="Microsoft YaHei"/>
-        </w:rPr>
-        <w:t>：午后量能能否延续、是否有效突破3.48元（布林上轨）、港口板块能否获得更多资金流入。</w:t>
+        <w:t xml:space="preserve"> 地缘政治局势存在不确定性，港口行业受宏观经济和贸易量波动影响较大，投资需注意节奏与仓位管理。</w:t>
       </w:r>
     </w:p>
     <w:p>
@@ -3862,28 +3640,6 @@
           <w:bottom w:val="single" w:sz="4" w:space="1" w:color="D0D7DE"/>
         </w:pBdr>
       </w:pPr>
-    </w:p>
-    <w:p>
-      <w:r>
-        <w:rPr>
-          <w:rFonts w:ascii="Microsoft YaHei" w:hAnsi="Microsoft YaHei"/>
-        </w:rPr>
-        <w:t xml:space="preserve">&gt; ⚠️ </w:t>
-      </w:r>
-      <w:r>
-        <w:rPr>
-          <w:rFonts w:ascii="Microsoft YaHei" w:hAnsi="Microsoft YaHei"/>
-          <w:b/>
-          <w:color w:val="1A1A1A"/>
-        </w:rPr>
-        <w:t>免责声明</w:t>
-      </w:r>
-      <w:r>
-        <w:rPr>
-          <w:rFonts w:ascii="Microsoft YaHei" w:hAnsi="Microsoft YaHei"/>
-        </w:rPr>
-        <w:t>：本报告仅基于公开数据进行分析，不构成任何投资建议。股市有风险，投资需谨慎。</w:t>
-      </w:r>
     </w:p>
     <w:sectPr>
       <w:headerReference w:type="default" r:id="rId9"/>
